--- a/docs/01_프로젝트_기획서.docx
+++ b/docs/01_프로젝트_기획서.docx
@@ -7,12 +7,6 @@
         <w:pStyle w:val="Title"/>
       </w:pPr>
       <w:r>
-        <w:rPr>
-          <w:rFonts w:ascii="맑은 고딕" w:hAnsi="맑은 고딕" w:eastAsia="맑은 고딕"/>
-          <w:b/>
-          <w:color w:val="1F3864"/>
-          <w:sz w:val="36"/>
-        </w:rPr>
         <w:t>AI 기반 품질불량 자동 분석 시스템 — 프로젝트 기획서</w:t>
       </w:r>
     </w:p>
@@ -30,7 +24,6 @@
         <w:tc>
           <w:tcPr>
             <w:tcW w:type="dxa" w:w="4320"/>
-            <w:shd w:val="clear" w:color="auto" w:fill="E8EEF6"/>
           </w:tcPr>
           <w:p>
             <w:r>
@@ -40,9 +33,7 @@
             </w:r>
             <w:r>
               <w:rPr>
-                <w:rFonts w:ascii="맑은 고딕" w:hAnsi="맑은 고딕" w:eastAsia="맑은 고딕"/>
                 <w:b/>
-                <w:sz w:val="19"/>
               </w:rPr>
               <w:t>항목</w:t>
             </w:r>
@@ -51,7 +42,6 @@
         <w:tc>
           <w:tcPr>
             <w:tcW w:type="dxa" w:w="4320"/>
-            <w:shd w:val="clear" w:color="auto" w:fill="E8EEF6"/>
           </w:tcPr>
           <w:p>
             <w:r>
@@ -61,9 +51,7 @@
             </w:r>
             <w:r>
               <w:rPr>
-                <w:rFonts w:ascii="맑은 고딕" w:hAnsi="맑은 고딕" w:eastAsia="맑은 고딕"/>
                 <w:b/>
-                <w:sz w:val="19"/>
               </w:rPr>
               <w:t>내용</w:t>
             </w:r>
@@ -78,10 +66,6 @@
           <w:p>
             <w:r/>
             <w:r>
-              <w:rPr>
-                <w:rFonts w:ascii="맑은 고딕" w:hAnsi="맑은 고딕" w:eastAsia="맑은 고딕"/>
-                <w:sz w:val="19"/>
-              </w:rPr>
               <w:t>리포</w:t>
             </w:r>
           </w:p>
@@ -93,10 +77,6 @@
           <w:p>
             <w:r/>
             <w:r>
-              <w:rPr>
-                <w:rFonts w:ascii="맑은 고딕" w:hAnsi="맑은 고딕" w:eastAsia="맑은 고딕"/>
-                <w:sz w:val="19"/>
-              </w:rPr>
               <w:t>data09-17</w:t>
             </w:r>
           </w:p>
@@ -110,10 +90,6 @@
           <w:p>
             <w:r/>
             <w:r>
-              <w:rPr>
-                <w:rFonts w:ascii="맑은 고딕" w:hAnsi="맑은 고딕" w:eastAsia="맑은 고딕"/>
-                <w:sz w:val="19"/>
-              </w:rPr>
               <w:t>제출자</w:t>
             </w:r>
           </w:p>
@@ -125,10 +101,6 @@
           <w:p>
             <w:r/>
             <w:r>
-              <w:rPr>
-                <w:rFonts w:ascii="맑은 고딕" w:hAnsi="맑은 고딕" w:eastAsia="맑은 고딕"/>
-                <w:sz w:val="19"/>
-              </w:rPr>
               <w:t>안지혁</w:t>
             </w:r>
           </w:p>
@@ -142,10 +114,6 @@
           <w:p>
             <w:r/>
             <w:r>
-              <w:rPr>
-                <w:rFonts w:ascii="맑은 고딕" w:hAnsi="맑은 고딕" w:eastAsia="맑은 고딕"/>
-                <w:sz w:val="19"/>
-              </w:rPr>
               <w:t>직무·소속</w:t>
             </w:r>
           </w:p>
@@ -157,10 +125,6 @@
           <w:p>
             <w:r/>
             <w:r>
-              <w:rPr>
-                <w:rFonts w:ascii="맑은 고딕" w:hAnsi="맑은 고딕" w:eastAsia="맑은 고딕"/>
-                <w:sz w:val="19"/>
-              </w:rPr>
               <w:t>품질팀 / 천일테크윈</w:t>
             </w:r>
           </w:p>
@@ -174,10 +138,6 @@
           <w:p>
             <w:r/>
             <w:r>
-              <w:rPr>
-                <w:rFonts w:ascii="맑은 고딕" w:hAnsi="맑은 고딕" w:eastAsia="맑은 고딕"/>
-                <w:sz w:val="19"/>
-              </w:rPr>
               <w:t>과정</w:t>
             </w:r>
           </w:p>
@@ -189,10 +149,6 @@
           <w:p>
             <w:r/>
             <w:r>
-              <w:rPr>
-                <w:rFonts w:ascii="맑은 고딕" w:hAnsi="맑은 고딕" w:eastAsia="맑은 고딕"/>
-                <w:sz w:val="19"/>
-              </w:rPr>
               <w:t>현장 데이터 디지털화 전문가과정 1차수</w:t>
             </w:r>
           </w:p>
@@ -206,10 +162,6 @@
           <w:p>
             <w:r/>
             <w:r>
-              <w:rPr>
-                <w:rFonts w:ascii="맑은 고딕" w:hAnsi="맑은 고딕" w:eastAsia="맑은 고딕"/>
-                <w:sz w:val="19"/>
-              </w:rPr>
               <w:t>작성일</w:t>
             </w:r>
           </w:p>
@@ -221,10 +173,6 @@
           <w:p>
             <w:r/>
             <w:r>
-              <w:rPr>
-                <w:rFonts w:ascii="맑은 고딕" w:hAnsi="맑은 고딕" w:eastAsia="맑은 고딕"/>
-                <w:sz w:val="19"/>
-              </w:rPr>
               <w:t>2026-09-28</w:t>
             </w:r>
           </w:p>
@@ -238,10 +186,6 @@
           <w:p>
             <w:r/>
             <w:r>
-              <w:rPr>
-                <w:rFonts w:ascii="맑은 고딕" w:hAnsi="맑은 고딕" w:eastAsia="맑은 고딕"/>
-                <w:sz w:val="19"/>
-              </w:rPr>
               <w:t>문서 상태</w:t>
             </w:r>
           </w:p>
@@ -253,28 +197,17 @@
           <w:p>
             <w:r/>
             <w:r>
-              <w:rPr>
-                <w:rFonts w:ascii="맑은 고딕" w:hAnsi="맑은 고딕" w:eastAsia="맑은 고딕"/>
-                <w:sz w:val="19"/>
-              </w:rPr>
-              <w:t>초안 v0.1 — 수강생 제출 자료 기반</w:t>
+              <w:t>초안 v0.6 — 수강생 제출 자료 기반, 2026-09-29 수강생 질문(다음 단계 진행 방법)과 답 반영(11장), 2026-09-30 10장 질문 답·실제 열 구성 확정 반영(12장), 2026-09-30 사진 붙이기 요청 반영(13장), 2026-09-30 최종 요청 — 품질 이력 화면 위 「다음 단계」 안내 빼기(14장), 2026-09-30 디자인 시안 적용 — 왼쪽 메뉴·대시보드(15장)</w:t>
             </w:r>
           </w:p>
         </w:tc>
       </w:tr>
     </w:tbl>
-    <w:p/>
     <w:p>
       <w:pPr>
-        <w:pStyle w:val="Heading2"/>
+        <w:pStyle w:val="Heading1"/>
       </w:pPr>
       <w:r>
-        <w:rPr>
-          <w:rFonts w:ascii="맑은 고딕" w:hAnsi="맑은 고딕" w:eastAsia="맑은 고딕"/>
-          <w:b/>
-          <w:color w:val="1F3864"/>
-          <w:sz w:val="28"/>
-        </w:rPr>
         <w:t>1. 추진 배경과 현안</w:t>
       </w:r>
     </w:p>
@@ -283,10 +216,6 @@
         <w:pStyle w:val="ListBullet"/>
       </w:pPr>
       <w:r>
-        <w:rPr>
-          <w:rFonts w:ascii="맑은 고딕" w:hAnsi="맑은 고딕" w:eastAsia="맑은 고딕"/>
-          <w:sz w:val="21"/>
-        </w:rPr>
         <w:t>현장에서 품질이슈가 발생하면 불량현상, 발생원인, 개선대책을 수작업으로 작성하고 있습니다.</w:t>
       </w:r>
     </w:p>
@@ -295,10 +224,6 @@
         <w:pStyle w:val="ListBullet"/>
       </w:pPr>
       <w:r>
-        <w:rPr>
-          <w:rFonts w:ascii="맑은 고딕" w:hAnsi="맑은 고딕" w:eastAsia="맑은 고딕"/>
-          <w:sz w:val="21"/>
-        </w:rPr>
         <w:t>과거 유사 불량과 개선 이력을 찾는 데에도 많은 시간이 들고 있습니다.</w:t>
       </w:r>
     </w:p>
@@ -307,10 +232,6 @@
         <w:pStyle w:val="ListBullet"/>
       </w:pPr>
       <w:r>
-        <w:rPr>
-          <w:rFonts w:ascii="맑은 고딕" w:hAnsi="맑은 고딕" w:eastAsia="맑은 고딕"/>
-          <w:sz w:val="21"/>
-        </w:rPr>
         <w:t>불량 발생 시 불량현상 정리 → 원인 분석 → 개선대책 작성 → 유사 불량 이력 검색 → 품질보고서 작성까지를 지원하는 시스템이 필요합니다.</w:t>
       </w:r>
     </w:p>
@@ -319,47 +240,27 @@
         <w:pStyle w:val="ListBullet"/>
       </w:pPr>
       <w:r>
-        <w:rPr>
-          <w:rFonts w:ascii="맑은 고딕" w:hAnsi="맑은 고딕" w:eastAsia="맑은 고딕"/>
-          <w:sz w:val="21"/>
-        </w:rPr>
         <w:t>이를 통해 품질이슈 대응시간을 줄이고, 과거 품질이력과 개선대책을 활용해 동일·유사 불량의 재발을 막고자 합니다.</w:t>
       </w:r>
     </w:p>
     <w:p>
       <w:r>
-        <w:rPr>
-          <w:rFonts w:ascii="맑은 고딕" w:hAnsi="맑은 고딕" w:eastAsia="맑은 고딕"/>
-          <w:sz w:val="21"/>
-        </w:rPr>
         <w:t>품질불량 이력은 Excel로 관리되고 있고, 개선대책서·고객사 대응자료는 문서 파일로 흩어져 있는 것으로 보입니다(가정). 그래서 과거 사례를 찾으려면 파일을 하나씩 열어 보아야 하는 상황으로 보입니다(가정).</w:t>
       </w:r>
     </w:p>
     <w:p>
       <w:pPr>
-        <w:pStyle w:val="Heading2"/>
+        <w:pStyle w:val="Heading1"/>
       </w:pPr>
       <w:r>
-        <w:rPr>
-          <w:rFonts w:ascii="맑은 고딕" w:hAnsi="맑은 고딕" w:eastAsia="맑은 고딕"/>
-          <w:b/>
-          <w:color w:val="1F3864"/>
-          <w:sz w:val="28"/>
-        </w:rPr>
         <w:t>2. 목표</w:t>
       </w:r>
     </w:p>
     <w:p>
       <w:pPr>
-        <w:pStyle w:val="Heading3"/>
+        <w:pStyle w:val="Heading2"/>
       </w:pPr>
       <w:r>
-        <w:rPr>
-          <w:rFonts w:ascii="맑은 고딕" w:hAnsi="맑은 고딕" w:eastAsia="맑은 고딕"/>
-          <w:b/>
-          <w:color w:val="1F3864"/>
-          <w:sz w:val="24"/>
-        </w:rPr>
         <w:t>2.1 최종 목표</w:t>
       </w:r>
     </w:p>
@@ -368,40 +269,24 @@
         <w:pStyle w:val="ListBullet"/>
       </w:pPr>
       <w:r>
-        <w:rPr>
-          <w:rFonts w:ascii="맑은 고딕" w:hAnsi="맑은 고딕" w:eastAsia="맑은 고딕"/>
-          <w:sz w:val="21"/>
-        </w:rPr>
         <w:t xml:space="preserve">품질불량 데이터를 한곳에 모아 </w:t>
       </w:r>
       <w:r>
         <w:rPr>
-          <w:rFonts w:ascii="맑은 고딕" w:hAnsi="맑은 고딕" w:eastAsia="맑은 고딕"/>
           <w:b/>
-          <w:sz w:val="21"/>
         </w:rPr>
         <w:t>품번·불량유형·원인별로 관리</w:t>
       </w:r>
       <w:r>
-        <w:rPr>
-          <w:rFonts w:ascii="맑은 고딕" w:hAnsi="맑은 고딕" w:eastAsia="맑은 고딕"/>
-          <w:sz w:val="21"/>
-        </w:rPr>
         <w:t xml:space="preserve">하고, 새 불량이 생기면 </w:t>
       </w:r>
       <w:r>
         <w:rPr>
-          <w:rFonts w:ascii="맑은 고딕" w:hAnsi="맑은 고딕" w:eastAsia="맑은 고딕"/>
           <w:b/>
-          <w:sz w:val="21"/>
         </w:rPr>
         <w:t>과거 유사 불량과 개선사례를 바로 찾아 주는</w:t>
       </w:r>
       <w:r>
-        <w:rPr>
-          <w:rFonts w:ascii="맑은 고딕" w:hAnsi="맑은 고딕" w:eastAsia="맑은 고딕"/>
-          <w:sz w:val="21"/>
-        </w:rPr>
         <w:t xml:space="preserve"> 시스템</w:t>
       </w:r>
     </w:p>
@@ -410,17 +295,11 @@
         <w:pStyle w:val="ListBullet"/>
       </w:pPr>
       <w:r>
-        <w:rPr>
-          <w:rFonts w:ascii="맑은 고딕" w:hAnsi="맑은 고딕" w:eastAsia="맑은 고딕"/>
-          <w:sz w:val="21"/>
-        </w:rPr>
         <w:t xml:space="preserve">불량현상·발생원인·개선대책·재발방지대책 </w:t>
       </w:r>
       <w:r>
         <w:rPr>
-          <w:rFonts w:ascii="맑은 고딕" w:hAnsi="맑은 고딕" w:eastAsia="맑은 고딕"/>
           <w:b/>
-          <w:sz w:val="21"/>
         </w:rPr>
         <w:t>작성을 AI가 초안으로 지원</w:t>
       </w:r>
@@ -431,24 +310,16 @@
       </w:pPr>
       <w:r>
         <w:rPr>
-          <w:rFonts w:ascii="맑은 고딕" w:hAnsi="맑은 고딕" w:eastAsia="맑은 고딕"/>
           <w:b/>
-          <w:sz w:val="21"/>
         </w:rPr>
         <w:t>반복·다발 불량 자동 탐지</w:t>
       </w:r>
       <w:r>
-        <w:rPr>
-          <w:rFonts w:ascii="맑은 고딕" w:hAnsi="맑은 고딕" w:eastAsia="맑은 고딕"/>
-          <w:sz w:val="21"/>
-        </w:rPr>
         <w:t xml:space="preserve">와 </w:t>
       </w:r>
       <w:r>
         <w:rPr>
-          <w:rFonts w:ascii="맑은 고딕" w:hAnsi="맑은 고딕" w:eastAsia="맑은 고딕"/>
           <w:b/>
-          <w:sz w:val="21"/>
         </w:rPr>
         <w:t>월간 품질불량 현황·KPI 보고서 자동 생성</w:t>
       </w:r>
@@ -458,63 +329,37 @@
         <w:pStyle w:val="ListBullet"/>
       </w:pPr>
       <w:r>
-        <w:rPr>
-          <w:rFonts w:ascii="맑은 고딕" w:hAnsi="맑은 고딕" w:eastAsia="맑은 고딕"/>
-          <w:sz w:val="21"/>
-        </w:rPr>
         <w:t xml:space="preserve">불량 사진과 입력 정보를 바탕으로 한 불량 </w:t>
       </w:r>
       <w:r>
         <w:rPr>
-          <w:rFonts w:ascii="맑은 고딕" w:hAnsi="맑은 고딕" w:eastAsia="맑은 고딕"/>
           <w:b/>
-          <w:sz w:val="21"/>
         </w:rPr>
         <w:t>자동 분류</w:t>
       </w:r>
       <w:r>
-        <w:rPr>
-          <w:rFonts w:ascii="맑은 고딕" w:hAnsi="맑은 고딕" w:eastAsia="맑은 고딕"/>
-          <w:sz w:val="21"/>
-        </w:rPr>
         <w:t xml:space="preserve"> (장기)</w:t>
       </w:r>
     </w:p>
     <w:p>
       <w:pPr>
-        <w:pStyle w:val="Heading3"/>
+        <w:pStyle w:val="Heading2"/>
       </w:pPr>
       <w:r>
-        <w:rPr>
-          <w:rFonts w:ascii="맑은 고딕" w:hAnsi="맑은 고딕" w:eastAsia="맑은 고딕"/>
-          <w:b/>
-          <w:color w:val="1F3864"/>
-          <w:sz w:val="24"/>
-        </w:rPr>
         <w:t>2.2 1차 개발 목표</w:t>
       </w:r>
     </w:p>
     <w:p>
       <w:r>
-        <w:rPr>
-          <w:rFonts w:ascii="맑은 고딕" w:hAnsi="맑은 고딕" w:eastAsia="맑은 고딕"/>
-          <w:sz w:val="21"/>
-        </w:rPr>
         <w:t xml:space="preserve">제출된 기대 산출물은 범위가 넓어, 1차는 </w:t>
       </w:r>
       <w:r>
         <w:rPr>
-          <w:rFonts w:ascii="맑은 고딕" w:hAnsi="맑은 고딕" w:eastAsia="맑은 고딕"/>
           <w:b/>
-          <w:sz w:val="21"/>
         </w:rPr>
         <w:t>지금 가진 Excel 이력만으로 바로 쓸 수 있는 브라우저 도구</w:t>
       </w:r>
       <w:r>
-        <w:rPr>
-          <w:rFonts w:ascii="맑은 고딕" w:hAnsi="맑은 고딕" w:eastAsia="맑은 고딕"/>
-          <w:sz w:val="21"/>
-        </w:rPr>
         <w:t>에 집중합니다.</w:t>
       </w:r>
     </w:p>
@@ -523,10 +368,6 @@
         <w:pStyle w:val="ListBullet"/>
       </w:pPr>
       <w:r>
-        <w:rPr>
-          <w:rFonts w:ascii="맑은 고딕" w:hAnsi="맑은 고딕" w:eastAsia="맑은 고딕"/>
-          <w:sz w:val="21"/>
-        </w:rPr>
         <w:t>품질불량 이력 Excel을 가져와(열 매핑) 품번·불량유형·원인별로 관리·필터</w:t>
       </w:r>
     </w:p>
@@ -535,10 +376,6 @@
         <w:pStyle w:val="ListBullet"/>
       </w:pPr>
       <w:r>
-        <w:rPr>
-          <w:rFonts w:ascii="맑은 고딕" w:hAnsi="맑은 고딕" w:eastAsia="맑은 고딕"/>
-          <w:sz w:val="21"/>
-        </w:rPr>
         <w:t>키워드 기반 유사 불량 검색</w:t>
       </w:r>
     </w:p>
@@ -547,10 +384,6 @@
         <w:pStyle w:val="ListBullet"/>
       </w:pPr>
       <w:r>
-        <w:rPr>
-          <w:rFonts w:ascii="맑은 고딕" w:hAnsi="맑은 고딕" w:eastAsia="맑은 고딕"/>
-          <w:sz w:val="21"/>
-        </w:rPr>
         <w:t>반복·다발 불량 탐지 규칙(기준값은 사용자가 설정)</w:t>
       </w:r>
     </w:p>
@@ -559,10 +392,6 @@
         <w:pStyle w:val="ListBullet"/>
       </w:pPr>
       <w:r>
-        <w:rPr>
-          <w:rFonts w:ascii="맑은 고딕" w:hAnsi="맑은 고딕" w:eastAsia="맑은 고딕"/>
-          <w:sz w:val="21"/>
-        </w:rPr>
         <w:t>월간 불량 현황 표·차트</w:t>
       </w:r>
     </w:p>
@@ -571,48 +400,28 @@
         <w:pStyle w:val="ListBullet"/>
       </w:pPr>
       <w:r>
-        <w:rPr>
-          <w:rFonts w:ascii="맑은 고딕" w:hAnsi="맑은 고딕" w:eastAsia="맑은 고딕"/>
-          <w:sz w:val="21"/>
-        </w:rPr>
         <w:t xml:space="preserve">불량현상·원인·대책서 초안은 </w:t>
       </w:r>
       <w:r>
         <w:rPr>
-          <w:rFonts w:ascii="맑은 고딕" w:hAnsi="맑은 고딕" w:eastAsia="맑은 고딕"/>
           <w:b/>
-          <w:sz w:val="21"/>
         </w:rPr>
         <w:t>과거 이력을 붙인 프롬프트를 만들어 생성형 AI에 넣는 반자동 방식</w:t>
       </w:r>
       <w:r>
-        <w:rPr>
-          <w:rFonts w:ascii="맑은 고딕" w:hAnsi="맑은 고딕" w:eastAsia="맑은 고딕"/>
-          <w:sz w:val="21"/>
-        </w:rPr>
         <w:t>으로 지원</w:t>
       </w:r>
     </w:p>
     <w:p>
       <w:r>
-        <w:rPr>
-          <w:rFonts w:ascii="맑은 고딕" w:hAnsi="맑은 고딕" w:eastAsia="맑은 고딕"/>
-          <w:sz w:val="21"/>
-        </w:rPr>
         <w:t>사진 자동 분류와 문서 기반 검색(RAG)은 데이터 정리가 끝난 뒤 2~3단계에서 다룹니다.</w:t>
       </w:r>
     </w:p>
     <w:p>
       <w:pPr>
-        <w:pStyle w:val="Heading2"/>
+        <w:pStyle w:val="Heading1"/>
       </w:pPr>
       <w:r>
-        <w:rPr>
-          <w:rFonts w:ascii="맑은 고딕" w:hAnsi="맑은 고딕" w:eastAsia="맑은 고딕"/>
-          <w:b/>
-          <w:color w:val="1F3864"/>
-          <w:sz w:val="28"/>
-        </w:rPr>
         <w:t>3. 보유 데이터</w:t>
       </w:r>
     </w:p>
@@ -632,7 +441,6 @@
         <w:tc>
           <w:tcPr>
             <w:tcW w:type="dxa" w:w="2160"/>
-            <w:shd w:val="clear" w:color="auto" w:fill="E8EEF6"/>
           </w:tcPr>
           <w:p>
             <w:r>
@@ -642,9 +450,7 @@
             </w:r>
             <w:r>
               <w:rPr>
-                <w:rFonts w:ascii="맑은 고딕" w:hAnsi="맑은 고딕" w:eastAsia="맑은 고딕"/>
                 <w:b/>
-                <w:sz w:val="19"/>
               </w:rPr>
               <w:t>데이터</w:t>
             </w:r>
@@ -653,7 +459,6 @@
         <w:tc>
           <w:tcPr>
             <w:tcW w:type="dxa" w:w="2160"/>
-            <w:shd w:val="clear" w:color="auto" w:fill="E8EEF6"/>
           </w:tcPr>
           <w:p>
             <w:r>
@@ -663,9 +468,7 @@
             </w:r>
             <w:r>
               <w:rPr>
-                <w:rFonts w:ascii="맑은 고딕" w:hAnsi="맑은 고딕" w:eastAsia="맑은 고딕"/>
                 <w:b/>
-                <w:sz w:val="19"/>
               </w:rPr>
               <w:t>형태</w:t>
             </w:r>
@@ -674,7 +477,6 @@
         <w:tc>
           <w:tcPr>
             <w:tcW w:type="dxa" w:w="2160"/>
-            <w:shd w:val="clear" w:color="auto" w:fill="E8EEF6"/>
           </w:tcPr>
           <w:p>
             <w:r>
@@ -684,9 +486,7 @@
             </w:r>
             <w:r>
               <w:rPr>
-                <w:rFonts w:ascii="맑은 고딕" w:hAnsi="맑은 고딕" w:eastAsia="맑은 고딕"/>
                 <w:b/>
-                <w:sz w:val="19"/>
               </w:rPr>
               <w:t>규모·주기</w:t>
             </w:r>
@@ -695,7 +495,6 @@
         <w:tc>
           <w:tcPr>
             <w:tcW w:type="dxa" w:w="2160"/>
-            <w:shd w:val="clear" w:color="auto" w:fill="E8EEF6"/>
           </w:tcPr>
           <w:p>
             <w:r>
@@ -705,9 +504,7 @@
             </w:r>
             <w:r>
               <w:rPr>
-                <w:rFonts w:ascii="맑은 고딕" w:hAnsi="맑은 고딕" w:eastAsia="맑은 고딕"/>
                 <w:b/>
-                <w:sz w:val="19"/>
               </w:rPr>
               <w:t>비고(민감도 등)</w:t>
             </w:r>
@@ -722,10 +519,6 @@
           <w:p>
             <w:r/>
             <w:r>
-              <w:rPr>
-                <w:rFonts w:ascii="맑은 고딕" w:hAnsi="맑은 고딕" w:eastAsia="맑은 고딕"/>
-                <w:sz w:val="19"/>
-              </w:rPr>
               <w:t>품질불량 이력</w:t>
             </w:r>
           </w:p>
@@ -737,11 +530,7 @@
           <w:p>
             <w:r/>
             <w:r>
-              <w:rPr>
-                <w:rFonts w:ascii="맑은 고딕" w:hAnsi="맑은 고딕" w:eastAsia="맑은 고딕"/>
-                <w:sz w:val="19"/>
-              </w:rPr>
-              <w:t>Excel로 가정</w:t>
+              <w:t>Excel (확정)</w:t>
             </w:r>
           </w:p>
         </w:tc>
@@ -752,11 +541,7 @@
           <w:p>
             <w:r/>
             <w:r>
-              <w:rPr>
-                <w:rFonts w:ascii="맑은 고딕" w:hAnsi="맑은 고딕" w:eastAsia="맑은 고딕"/>
-                <w:sz w:val="19"/>
-              </w:rPr>
-              <w:t>건수·기간 미상</w:t>
+              <w:t>최근 3개월 22건 (2026-06-09 ~ 09-17) (확정)</w:t>
             </w:r>
           </w:p>
         </w:tc>
@@ -767,11 +552,7 @@
           <w:p>
             <w:r/>
             <w:r>
-              <w:rPr>
-                <w:rFonts w:ascii="맑은 고딕" w:hAnsi="맑은 고딕" w:eastAsia="맑은 고딕"/>
-                <w:sz w:val="19"/>
-              </w:rPr>
-              <w:t>사내 품질 정보. 열 구성 미상(발생일, 품번, 품명, 불량유형, 불량현상, 원인, 대책, 수량, 공정, 고객사 등이 있을 것으로 가정)</w:t>
+              <w:t>1행 = 불량 1건 (확정). 열: 하자NO.·발생일·품번·품명·불량내용(=불량유형)·현상 조치&amp;조치 사항·원인분류·발생원인·대책수립 진행결과·완료여부·수량·공정·고객 (확정, 12장)</w:t>
             </w:r>
           </w:p>
         </w:tc>
@@ -784,10 +565,6 @@
           <w:p>
             <w:r/>
             <w:r>
-              <w:rPr>
-                <w:rFonts w:ascii="맑은 고딕" w:hAnsi="맑은 고딕" w:eastAsia="맑은 고딕"/>
-                <w:sz w:val="19"/>
-              </w:rPr>
               <w:t>불량 현상 및 불량 사진</w:t>
             </w:r>
           </w:p>
@@ -799,10 +576,6 @@
           <w:p>
             <w:r/>
             <w:r>
-              <w:rPr>
-                <w:rFonts w:ascii="맑은 고딕" w:hAnsi="맑은 고딕" w:eastAsia="맑은 고딕"/>
-                <w:sz w:val="19"/>
-              </w:rPr>
               <w:t>이미지 파일 + 설명 글</w:t>
             </w:r>
           </w:p>
@@ -814,11 +587,7 @@
           <w:p>
             <w:r/>
             <w:r>
-              <w:rPr>
-                <w:rFonts w:ascii="맑은 고딕" w:hAnsi="맑은 고딕" w:eastAsia="맑은 고딕"/>
-                <w:sz w:val="19"/>
-              </w:rPr>
-              <w:t>미상</w:t>
+              <w:t>지금은 불량 사진 없음 (확정)</w:t>
             </w:r>
           </w:p>
         </w:tc>
@@ -829,11 +598,7 @@
           <w:p>
             <w:r/>
             <w:r>
-              <w:rPr>
-                <w:rFonts w:ascii="맑은 고딕" w:hAnsi="맑은 고딕" w:eastAsia="맑은 고딕"/>
-                <w:sz w:val="19"/>
-              </w:rPr>
-              <w:t>이력과 사진을 잇는 키(관리번호 등)가 있는지 미상</w:t>
+              <w:t>품번·발생일자·이슈번호로 관리, 사내 파일서버 폴더 보관 (확정)</w:t>
             </w:r>
           </w:p>
         </w:tc>
@@ -846,10 +611,6 @@
           <w:p>
             <w:r/>
             <w:r>
-              <w:rPr>
-                <w:rFonts w:ascii="맑은 고딕" w:hAnsi="맑은 고딕" w:eastAsia="맑은 고딕"/>
-                <w:sz w:val="19"/>
-              </w:rPr>
               <w:t>품질 개선대책서·재발방지대책</w:t>
             </w:r>
           </w:p>
@@ -861,11 +622,7 @@
           <w:p>
             <w:r/>
             <w:r>
-              <w:rPr>
-                <w:rFonts w:ascii="맑은 고딕" w:hAnsi="맑은 고딕" w:eastAsia="맑은 고딕"/>
-                <w:sz w:val="19"/>
-              </w:rPr>
-              <w:t>문서(한글·Word·Excel·PDF 중 하나로 가정)</w:t>
+              <w:t>주로 Excel (확정)</w:t>
             </w:r>
           </w:p>
         </w:tc>
@@ -876,11 +633,7 @@
           <w:p>
             <w:r/>
             <w:r>
-              <w:rPr>
-                <w:rFonts w:ascii="맑은 고딕" w:hAnsi="맑은 고딕" w:eastAsia="맑은 고딕"/>
-                <w:sz w:val="19"/>
-              </w:rPr>
-              <w:t>미상</w:t>
+              <w:t>3건 메일로 받을 예정</w:t>
             </w:r>
           </w:p>
         </w:tc>
@@ -891,11 +644,7 @@
           <w:p>
             <w:r/>
             <w:r>
-              <w:rPr>
-                <w:rFonts w:ascii="맑은 고딕" w:hAnsi="맑은 고딕" w:eastAsia="맑은 고딕"/>
-                <w:sz w:val="19"/>
-              </w:rPr>
-              <w:t>양식 통일 여부 미상</w:t>
+              <w:t>양식 통일 여부는 받은 뒤 확인</w:t>
             </w:r>
           </w:p>
         </w:tc>
@@ -908,10 +657,6 @@
           <w:p>
             <w:r/>
             <w:r>
-              <w:rPr>
-                <w:rFonts w:ascii="맑은 고딕" w:hAnsi="맑은 고딕" w:eastAsia="맑은 고딕"/>
-                <w:sz w:val="19"/>
-              </w:rPr>
               <w:t>고객사 품질이슈 대응자료</w:t>
             </w:r>
           </w:p>
@@ -923,10 +668,6 @@
           <w:p>
             <w:r/>
             <w:r>
-              <w:rPr>
-                <w:rFonts w:ascii="맑은 고딕" w:hAnsi="맑은 고딕" w:eastAsia="맑은 고딕"/>
-                <w:sz w:val="19"/>
-              </w:rPr>
               <w:t>문서로 가정</w:t>
             </w:r>
           </w:p>
@@ -938,10 +679,6 @@
           <w:p>
             <w:r/>
             <w:r>
-              <w:rPr>
-                <w:rFonts w:ascii="맑은 고딕" w:hAnsi="맑은 고딕" w:eastAsia="맑은 고딕"/>
-                <w:sz w:val="19"/>
-              </w:rPr>
               <w:t>미상</w:t>
             </w:r>
           </w:p>
@@ -953,10 +690,6 @@
           <w:p>
             <w:r/>
             <w:r>
-              <w:rPr>
-                <w:rFonts w:ascii="맑은 고딕" w:hAnsi="맑은 고딕" w:eastAsia="맑은 고딕"/>
-                <w:sz w:val="19"/>
-              </w:rPr>
               <w:t>고객사 정보 포함 — 외부 반출 주의</w:t>
             </w:r>
           </w:p>
@@ -970,10 +703,6 @@
           <w:p>
             <w:r/>
             <w:r>
-              <w:rPr>
-                <w:rFonts w:ascii="맑은 고딕" w:hAnsi="맑은 고딕" w:eastAsia="맑은 고딕"/>
-                <w:sz w:val="19"/>
-              </w:rPr>
               <w:t>품질 관련 Excel 관리자료</w:t>
             </w:r>
           </w:p>
@@ -985,10 +714,6 @@
           <w:p>
             <w:r/>
             <w:r>
-              <w:rPr>
-                <w:rFonts w:ascii="맑은 고딕" w:hAnsi="맑은 고딕" w:eastAsia="맑은 고딕"/>
-                <w:sz w:val="19"/>
-              </w:rPr>
               <w:t>Excel</w:t>
             </w:r>
           </w:p>
@@ -1000,11 +725,7 @@
           <w:p>
             <w:r/>
             <w:r>
-              <w:rPr>
-                <w:rFonts w:ascii="맑은 고딕" w:hAnsi="맑은 고딕" w:eastAsia="맑은 고딕"/>
-                <w:sz w:val="19"/>
-              </w:rPr>
-              <w:t>미상</w:t>
+              <w:t>메일로 받을 예정</w:t>
             </w:r>
           </w:p>
         </w:tc>
@@ -1015,55 +736,30 @@
           <w:p>
             <w:r/>
             <w:r>
-              <w:rPr>
-                <w:rFonts w:ascii="맑은 고딕" w:hAnsi="맑은 고딕" w:eastAsia="맑은 고딕"/>
-                <w:sz w:val="19"/>
-              </w:rPr>
-              <w:t>이력과 별개 파일인지, 같은 내용인지 미상</w:t>
+              <w:t>「공정불량 이력 LIST」 — 품질불량 이력과 다른 두 번째 이력 (확정)</w:t>
             </w:r>
           </w:p>
         </w:tc>
       </w:tr>
     </w:tbl>
-    <w:p/>
     <w:p>
       <w:r>
-        <w:rPr>
-          <w:rFonts w:ascii="맑은 고딕" w:hAnsi="맑은 고딕" w:eastAsia="맑은 고딕"/>
-          <w:sz w:val="21"/>
-        </w:rPr>
-        <w:t>제출 원문에 첨부 파일은 없습니다. 이력 Excel 샘플이 있어야 열 매핑과 분류 기준을 확정할 수 있습니다(10장).</w:t>
+        <w:t>제출 원문에 첨부 파일은 없습니다. 열 구성·건수·분류 방식은 2026-09-30 답으로 확정했습니다(12장). 메일로 받을 불량 LIST·대책서는 회사 자료라 리포에 넣지 않습니다.</w:t>
       </w:r>
     </w:p>
     <w:p>
       <w:pPr>
-        <w:pStyle w:val="Heading2"/>
+        <w:pStyle w:val="Heading1"/>
       </w:pPr>
       <w:r>
-        <w:rPr>
-          <w:rFonts w:ascii="맑은 고딕" w:hAnsi="맑은 고딕" w:eastAsia="맑은 고딕"/>
-          <w:b/>
-          <w:color w:val="1F3864"/>
-          <w:sz w:val="28"/>
-        </w:rPr>
         <w:t>4. 해결 방안 개요</w:t>
       </w:r>
     </w:p>
     <w:p>
       <w:r>
         <w:rPr>
-          <w:rFonts w:ascii="맑은 고딕" w:hAnsi="맑은 고딕" w:eastAsia="맑은 고딕"/>
-          <w:color w:val="666666"/>
-          <w:sz w:val="18"/>
-        </w:rPr>
-        <w:t>[흐름도 — GitHub 화면의 기획서.md 에서 그림으로 보입니다]</w:t>
-      </w:r>
-    </w:p>
-    <w:p>
-      <w:r>
-        <w:rPr>
-          <w:rFonts w:ascii="Consolas" w:hAnsi="Consolas" w:eastAsia="맑은 고딕"/>
-          <w:sz w:val="18"/>
+          <w:rFonts w:ascii="Consolas" w:hAnsi="Consolas"/>
+          <w:sz w:val="16"/>
         </w:rPr>
         <w:t>flowchart LR</w:t>
         <w:br/>
@@ -1102,7 +798,6 @@
         <w:tc>
           <w:tcPr>
             <w:tcW w:type="dxa" w:w="4320"/>
-            <w:shd w:val="clear" w:color="auto" w:fill="E8EEF6"/>
           </w:tcPr>
           <w:p>
             <w:r>
@@ -1112,9 +807,7 @@
             </w:r>
             <w:r>
               <w:rPr>
-                <w:rFonts w:ascii="맑은 고딕" w:hAnsi="맑은 고딕" w:eastAsia="맑은 고딕"/>
                 <w:b/>
-                <w:sz w:val="19"/>
               </w:rPr>
               <w:t>단계</w:t>
             </w:r>
@@ -1123,7 +816,6 @@
         <w:tc>
           <w:tcPr>
             <w:tcW w:type="dxa" w:w="4320"/>
-            <w:shd w:val="clear" w:color="auto" w:fill="E8EEF6"/>
           </w:tcPr>
           <w:p>
             <w:r>
@@ -1133,9 +825,7 @@
             </w:r>
             <w:r>
               <w:rPr>
-                <w:rFonts w:ascii="맑은 고딕" w:hAnsi="맑은 고딕" w:eastAsia="맑은 고딕"/>
                 <w:b/>
-                <w:sz w:val="19"/>
               </w:rPr>
               <w:t>내용</w:t>
             </w:r>
@@ -1150,10 +840,6 @@
           <w:p>
             <w:r/>
             <w:r>
-              <w:rPr>
-                <w:rFonts w:ascii="맑은 고딕" w:hAnsi="맑은 고딕" w:eastAsia="맑은 고딕"/>
-                <w:sz w:val="19"/>
-              </w:rPr>
               <w:t>수집</w:t>
             </w:r>
           </w:p>
@@ -1165,10 +851,6 @@
           <w:p>
             <w:r/>
             <w:r>
-              <w:rPr>
-                <w:rFonts w:ascii="맑은 고딕" w:hAnsi="맑은 고딕" w:eastAsia="맑은 고딕"/>
-                <w:sz w:val="19"/>
-              </w:rPr>
               <w:t>품질불량 이력 Excel (이후 사진, 대책서, 고객사 대응자료)</w:t>
             </w:r>
           </w:p>
@@ -1182,10 +864,6 @@
           <w:p>
             <w:r/>
             <w:r>
-              <w:rPr>
-                <w:rFonts w:ascii="맑은 고딕" w:hAnsi="맑은 고딕" w:eastAsia="맑은 고딕"/>
-                <w:sz w:val="19"/>
-              </w:rPr>
               <w:t>정리</w:t>
             </w:r>
           </w:p>
@@ -1197,10 +875,6 @@
           <w:p>
             <w:r/>
             <w:r>
-              <w:rPr>
-                <w:rFonts w:ascii="맑은 고딕" w:hAnsi="맑은 고딕" w:eastAsia="맑은 고딕"/>
-                <w:sz w:val="19"/>
-              </w:rPr>
               <w:t>열 매핑으로 공통 항목(발생일·품번·불량유형·현상·원인·대책 등)에 맞추고, 불량유형·원인 표기 흔들림을 대표 이름으로 묶음</w:t>
             </w:r>
           </w:p>
@@ -1214,10 +888,6 @@
           <w:p>
             <w:r/>
             <w:r>
-              <w:rPr>
-                <w:rFonts w:ascii="맑은 고딕" w:hAnsi="맑은 고딕" w:eastAsia="맑은 고딕"/>
-                <w:sz w:val="19"/>
-              </w:rPr>
               <w:t>분석</w:t>
             </w:r>
           </w:p>
@@ -1229,10 +899,6 @@
           <w:p>
             <w:r/>
             <w:r>
-              <w:rPr>
-                <w:rFonts w:ascii="맑은 고딕" w:hAnsi="맑은 고딕" w:eastAsia="맑은 고딕"/>
-                <w:sz w:val="19"/>
-              </w:rPr>
               <w:t>품번·유형·원인별 집계, 기간 내 반복 발생 탐지, 월별 추이, 키워드 유사도 검색</w:t>
             </w:r>
           </w:p>
@@ -1246,10 +912,6 @@
           <w:p>
             <w:r/>
             <w:r>
-              <w:rPr>
-                <w:rFonts w:ascii="맑은 고딕" w:hAnsi="맑은 고딕" w:eastAsia="맑은 고딕"/>
-                <w:sz w:val="19"/>
-              </w:rPr>
               <w:t>AI</w:t>
             </w:r>
           </w:p>
@@ -1261,10 +923,6 @@
           <w:p>
             <w:r/>
             <w:r>
-              <w:rPr>
-                <w:rFonts w:ascii="맑은 고딕" w:hAnsi="맑은 고딕" w:eastAsia="맑은 고딕"/>
-                <w:sz w:val="19"/>
-              </w:rPr>
               <w:t>새 불량 내용 + 유사 과거 이력을 묶은 프롬프트로 현상·원인·대책 초안 작성 (1단계는 반자동)</w:t>
             </w:r>
           </w:p>
@@ -1278,10 +936,6 @@
           <w:p>
             <w:r/>
             <w:r>
-              <w:rPr>
-                <w:rFonts w:ascii="맑은 고딕" w:hAnsi="맑은 고딕" w:eastAsia="맑은 고딕"/>
-                <w:sz w:val="19"/>
-              </w:rPr>
               <w:t>산출물</w:t>
             </w:r>
           </w:p>
@@ -1293,28 +947,17 @@
           <w:p>
             <w:r/>
             <w:r>
-              <w:rPr>
-                <w:rFonts w:ascii="맑은 고딕" w:hAnsi="맑은 고딕" w:eastAsia="맑은 고딕"/>
-                <w:sz w:val="19"/>
-              </w:rPr>
               <w:t>품질이력 관리 화면, 유사 불량 검색 결과, 반복·다발 불량 목록, 월간 현황 보고, 대책서 초안</w:t>
             </w:r>
           </w:p>
         </w:tc>
       </w:tr>
     </w:tbl>
-    <w:p/>
     <w:p>
       <w:pPr>
-        <w:pStyle w:val="Heading2"/>
+        <w:pStyle w:val="Heading1"/>
       </w:pPr>
       <w:r>
-        <w:rPr>
-          <w:rFonts w:ascii="맑은 고딕" w:hAnsi="맑은 고딕" w:eastAsia="맑은 고딕"/>
-          <w:b/>
-          <w:color w:val="1F3864"/>
-          <w:sz w:val="28"/>
-        </w:rPr>
         <w:t>5. 주요 기능</w:t>
       </w:r>
     </w:p>
@@ -1333,7 +976,6 @@
         <w:tc>
           <w:tcPr>
             <w:tcW w:type="dxa" w:w="2880"/>
-            <w:shd w:val="clear" w:color="auto" w:fill="E8EEF6"/>
           </w:tcPr>
           <w:p>
             <w:r>
@@ -1343,9 +985,7 @@
             </w:r>
             <w:r>
               <w:rPr>
-                <w:rFonts w:ascii="맑은 고딕" w:hAnsi="맑은 고딕" w:eastAsia="맑은 고딕"/>
                 <w:b/>
-                <w:sz w:val="19"/>
               </w:rPr>
               <w:t>기능</w:t>
             </w:r>
@@ -1354,7 +994,6 @@
         <w:tc>
           <w:tcPr>
             <w:tcW w:type="dxa" w:w="2880"/>
-            <w:shd w:val="clear" w:color="auto" w:fill="E8EEF6"/>
           </w:tcPr>
           <w:p>
             <w:r>
@@ -1364,9 +1003,7 @@
             </w:r>
             <w:r>
               <w:rPr>
-                <w:rFonts w:ascii="맑은 고딕" w:hAnsi="맑은 고딕" w:eastAsia="맑은 고딕"/>
                 <w:b/>
-                <w:sz w:val="19"/>
               </w:rPr>
               <w:t>설명</w:t>
             </w:r>
@@ -1375,7 +1012,6 @@
         <w:tc>
           <w:tcPr>
             <w:tcW w:type="dxa" w:w="2880"/>
-            <w:shd w:val="clear" w:color="auto" w:fill="E8EEF6"/>
           </w:tcPr>
           <w:p>
             <w:r>
@@ -1385,9 +1021,7 @@
             </w:r>
             <w:r>
               <w:rPr>
-                <w:rFonts w:ascii="맑은 고딕" w:hAnsi="맑은 고딕" w:eastAsia="맑은 고딕"/>
                 <w:b/>
-                <w:sz w:val="19"/>
               </w:rPr>
               <w:t>우선순위</w:t>
             </w:r>
@@ -1402,10 +1036,6 @@
           <w:p>
             <w:r/>
             <w:r>
-              <w:rPr>
-                <w:rFonts w:ascii="맑은 고딕" w:hAnsi="맑은 고딕" w:eastAsia="맑은 고딕"/>
-                <w:sz w:val="19"/>
-              </w:rPr>
               <w:t>이력 Excel 가져오기</w:t>
             </w:r>
           </w:p>
@@ -1417,10 +1047,6 @@
           <w:p>
             <w:r/>
             <w:r>
-              <w:rPr>
-                <w:rFonts w:ascii="맑은 고딕" w:hAnsi="맑은 고딕" w:eastAsia="맑은 고딕"/>
-                <w:sz w:val="19"/>
-              </w:rPr>
               <w:t>품질불량 이력 Excel을 읽어 공통 항목으로 변환. 파일마다 열 이름이 다를 수 있어 열 매핑 화면 제공, 매핑은 저장해 다음에 재사용</w:t>
             </w:r>
           </w:p>
@@ -1432,10 +1058,6 @@
           <w:p>
             <w:r/>
             <w:r>
-              <w:rPr>
-                <w:rFonts w:ascii="맑은 고딕" w:hAnsi="맑은 고딕" w:eastAsia="맑은 고딕"/>
-                <w:sz w:val="19"/>
-              </w:rPr>
               <w:t>MVP</w:t>
             </w:r>
           </w:p>
@@ -1449,10 +1071,6 @@
           <w:p>
             <w:r/>
             <w:r>
-              <w:rPr>
-                <w:rFonts w:ascii="맑은 고딕" w:hAnsi="맑은 고딕" w:eastAsia="맑은 고딕"/>
-                <w:sz w:val="19"/>
-              </w:rPr>
               <w:t>품번/불량유형/원인별 관리·필터</w:t>
             </w:r>
           </w:p>
@@ -1464,10 +1082,6 @@
           <w:p>
             <w:r/>
             <w:r>
-              <w:rPr>
-                <w:rFonts w:ascii="맑은 고딕" w:hAnsi="맑은 고딕" w:eastAsia="맑은 고딕"/>
-                <w:sz w:val="19"/>
-              </w:rPr>
               <w:t>기간·품번·불량유형·원인·공정·고객사로 걸러 보기, 건수·수량 집계</w:t>
             </w:r>
           </w:p>
@@ -1479,10 +1093,6 @@
           <w:p>
             <w:r/>
             <w:r>
-              <w:rPr>
-                <w:rFonts w:ascii="맑은 고딕" w:hAnsi="맑은 고딕" w:eastAsia="맑은 고딕"/>
-                <w:sz w:val="19"/>
-              </w:rPr>
               <w:t>MVP</w:t>
             </w:r>
           </w:p>
@@ -1496,10 +1106,6 @@
           <w:p>
             <w:r/>
             <w:r>
-              <w:rPr>
-                <w:rFonts w:ascii="맑은 고딕" w:hAnsi="맑은 고딕" w:eastAsia="맑은 고딕"/>
-                <w:sz w:val="19"/>
-              </w:rPr>
               <w:t>분류 표기 정리</w:t>
             </w:r>
           </w:p>
@@ -1511,10 +1117,6 @@
           <w:p>
             <w:r/>
             <w:r>
-              <w:rPr>
-                <w:rFonts w:ascii="맑은 고딕" w:hAnsi="맑은 고딕" w:eastAsia="맑은 고딕"/>
-                <w:sz w:val="19"/>
-              </w:rPr>
               <w:t>같은 불량유형·원인이 다르게 적힌 경우(띄어쓰기·약어 등) 대표 이름으로 묶는 사전</w:t>
             </w:r>
           </w:p>
@@ -1526,10 +1128,6 @@
           <w:p>
             <w:r/>
             <w:r>
-              <w:rPr>
-                <w:rFonts w:ascii="맑은 고딕" w:hAnsi="맑은 고딕" w:eastAsia="맑은 고딕"/>
-                <w:sz w:val="19"/>
-              </w:rPr>
               <w:t>MVP</w:t>
             </w:r>
           </w:p>
@@ -1543,10 +1141,6 @@
           <w:p>
             <w:r/>
             <w:r>
-              <w:rPr>
-                <w:rFonts w:ascii="맑은 고딕" w:hAnsi="맑은 고딕" w:eastAsia="맑은 고딕"/>
-                <w:sz w:val="19"/>
-              </w:rPr>
               <w:t>유사 불량 검색</w:t>
             </w:r>
           </w:p>
@@ -1558,10 +1152,6 @@
           <w:p>
             <w:r/>
             <w:r>
-              <w:rPr>
-                <w:rFonts w:ascii="맑은 고딕" w:hAnsi="맑은 고딕" w:eastAsia="맑은 고딕"/>
-                <w:sz w:val="19"/>
-              </w:rPr>
               <w:t>새 불량 내용(현상·품번·키워드)을 넣으면 과거 이력 중 겹치는 낱말이 많은 순으로 보여 주고, 당시 원인·대책을 함께 표시</w:t>
             </w:r>
           </w:p>
@@ -1573,10 +1163,6 @@
           <w:p>
             <w:r/>
             <w:r>
-              <w:rPr>
-                <w:rFonts w:ascii="맑은 고딕" w:hAnsi="맑은 고딕" w:eastAsia="맑은 고딕"/>
-                <w:sz w:val="19"/>
-              </w:rPr>
               <w:t>MVP</w:t>
             </w:r>
           </w:p>
@@ -1590,10 +1176,6 @@
           <w:p>
             <w:r/>
             <w:r>
-              <w:rPr>
-                <w:rFonts w:ascii="맑은 고딕" w:hAnsi="맑은 고딕" w:eastAsia="맑은 고딕"/>
-                <w:sz w:val="19"/>
-              </w:rPr>
               <w:t>반복·다발 불량 탐지</w:t>
             </w:r>
           </w:p>
@@ -1605,10 +1187,6 @@
           <w:p>
             <w:r/>
             <w:r>
-              <w:rPr>
-                <w:rFonts w:ascii="맑은 고딕" w:hAnsi="맑은 고딕" w:eastAsia="맑은 고딕"/>
-                <w:sz w:val="19"/>
-              </w:rPr>
               <w:t>「같은 품번·같은 유형이 N일 안에 M건 이상」 같은 규칙으로 표시. N·M 등 기준값은 사용자가 설정</w:t>
             </w:r>
           </w:p>
@@ -1620,10 +1198,6 @@
           <w:p>
             <w:r/>
             <w:r>
-              <w:rPr>
-                <w:rFonts w:ascii="맑은 고딕" w:hAnsi="맑은 고딕" w:eastAsia="맑은 고딕"/>
-                <w:sz w:val="19"/>
-              </w:rPr>
               <w:t>MVP</w:t>
             </w:r>
           </w:p>
@@ -1637,10 +1211,6 @@
           <w:p>
             <w:r/>
             <w:r>
-              <w:rPr>
-                <w:rFonts w:ascii="맑은 고딕" w:hAnsi="맑은 고딕" w:eastAsia="맑은 고딕"/>
-                <w:sz w:val="19"/>
-              </w:rPr>
               <w:t>월간 현황</w:t>
             </w:r>
           </w:p>
@@ -1652,10 +1222,6 @@
           <w:p>
             <w:r/>
             <w:r>
-              <w:rPr>
-                <w:rFonts w:ascii="맑은 고딕" w:hAnsi="맑은 고딕" w:eastAsia="맑은 고딕"/>
-                <w:sz w:val="19"/>
-              </w:rPr>
               <w:t>월별 건수·수량, 유형별·품번별 상위 목록을 표와 차트로 표시, Excel·인쇄용 화면 내보내기</w:t>
             </w:r>
           </w:p>
@@ -1667,10 +1233,6 @@
           <w:p>
             <w:r/>
             <w:r>
-              <w:rPr>
-                <w:rFonts w:ascii="맑은 고딕" w:hAnsi="맑은 고딕" w:eastAsia="맑은 고딕"/>
-                <w:sz w:val="19"/>
-              </w:rPr>
               <w:t>MVP</w:t>
             </w:r>
           </w:p>
@@ -1684,10 +1246,6 @@
           <w:p>
             <w:r/>
             <w:r>
-              <w:rPr>
-                <w:rFonts w:ascii="맑은 고딕" w:hAnsi="맑은 고딕" w:eastAsia="맑은 고딕"/>
-                <w:sz w:val="19"/>
-              </w:rPr>
               <w:t>대책서 초안 프롬프트 생성</w:t>
             </w:r>
           </w:p>
@@ -1699,10 +1257,6 @@
           <w:p>
             <w:r/>
             <w:r>
-              <w:rPr>
-                <w:rFonts w:ascii="맑은 고딕" w:hAnsi="맑은 고딕" w:eastAsia="맑은 고딕"/>
-                <w:sz w:val="19"/>
-              </w:rPr>
               <w:t>새 불량 정보 + 유사 과거 이력(원인·대책)을 붙여 불량현상·원인·개선대책·재발방지대책 초안을 요청하는 프롬프트를 만들어 복사. 사용자가 사내 허용 AI에 붙여넣음</w:t>
             </w:r>
           </w:p>
@@ -1714,10 +1268,6 @@
           <w:p>
             <w:r/>
             <w:r>
-              <w:rPr>
-                <w:rFonts w:ascii="맑은 고딕" w:hAnsi="맑은 고딕" w:eastAsia="맑은 고딕"/>
-                <w:sz w:val="19"/>
-              </w:rPr>
               <w:t>MVP(반자동)</w:t>
             </w:r>
           </w:p>
@@ -1731,10 +1281,6 @@
           <w:p>
             <w:r/>
             <w:r>
-              <w:rPr>
-                <w:rFonts w:ascii="맑은 고딕" w:hAnsi="맑은 고딕" w:eastAsia="맑은 고딕"/>
-                <w:sz w:val="19"/>
-              </w:rPr>
               <w:t>KPI 보고서</w:t>
             </w:r>
           </w:p>
@@ -1746,11 +1292,7 @@
           <w:p>
             <w:r/>
             <w:r>
-              <w:rPr>
-                <w:rFonts w:ascii="맑은 고딕" w:hAnsi="맑은 고딕" w:eastAsia="맑은 고딕"/>
-                <w:sz w:val="19"/>
-              </w:rPr>
-              <w:t>사내 KPI 정의(불량률 등)가 확정되면 월간 보고서에 지표로 추가</w:t>
+              <w:t>만들지 않기로 함(2026-09-30 답, 10장 7번)</w:t>
             </w:r>
           </w:p>
         </w:tc>
@@ -1761,11 +1303,7 @@
           <w:p>
             <w:r/>
             <w:r>
-              <w:rPr>
-                <w:rFonts w:ascii="맑은 고딕" w:hAnsi="맑은 고딕" w:eastAsia="맑은 고딕"/>
-                <w:sz w:val="19"/>
-              </w:rPr>
-              <w:t>확장(정의 확보 후)</w:t>
+              <w:t>제외</w:t>
             </w:r>
           </w:p>
         </w:tc>
@@ -1778,10 +1316,6 @@
           <w:p>
             <w:r/>
             <w:r>
-              <w:rPr>
-                <w:rFonts w:ascii="맑은 고딕" w:hAnsi="맑은 고딕" w:eastAsia="맑은 고딕"/>
-                <w:sz w:val="19"/>
-              </w:rPr>
               <w:t>반복·다발 알림</w:t>
             </w:r>
           </w:p>
@@ -1793,10 +1327,6 @@
           <w:p>
             <w:r/>
             <w:r>
-              <w:rPr>
-                <w:rFonts w:ascii="맑은 고딕" w:hAnsi="맑은 고딕" w:eastAsia="맑은 고딕"/>
-                <w:sz w:val="19"/>
-              </w:rPr>
               <w:t>탐지 결과를 담당자에게 메일·메신저로 알림</w:t>
             </w:r>
           </w:p>
@@ -1808,10 +1338,6 @@
           <w:p>
             <w:r/>
             <w:r>
-              <w:rPr>
-                <w:rFonts w:ascii="맑은 고딕" w:hAnsi="맑은 고딕" w:eastAsia="맑은 고딕"/>
-                <w:sz w:val="19"/>
-              </w:rPr>
               <w:t>확장</w:t>
             </w:r>
           </w:p>
@@ -1825,10 +1351,6 @@
           <w:p>
             <w:r/>
             <w:r>
-              <w:rPr>
-                <w:rFonts w:ascii="맑은 고딕" w:hAnsi="맑은 고딕" w:eastAsia="맑은 고딕"/>
-                <w:sz w:val="19"/>
-              </w:rPr>
               <w:t>대책서·대응자료 문서 검색(RAG)</w:t>
             </w:r>
           </w:p>
@@ -1840,10 +1362,6 @@
           <w:p>
             <w:r/>
             <w:r>
-              <w:rPr>
-                <w:rFonts w:ascii="맑은 고딕" w:hAnsi="맑은 고딕" w:eastAsia="맑은 고딕"/>
-                <w:sz w:val="19"/>
-              </w:rPr>
               <w:t>개선대책서·재발방지대책·고객사 대응자료를 근거로 원인·대책 질의</w:t>
             </w:r>
           </w:p>
@@ -1855,10 +1373,6 @@
           <w:p>
             <w:r/>
             <w:r>
-              <w:rPr>
-                <w:rFonts w:ascii="맑은 고딕" w:hAnsi="맑은 고딕" w:eastAsia="맑은 고딕"/>
-                <w:sz w:val="19"/>
-              </w:rPr>
               <w:t>확장</w:t>
             </w:r>
           </w:p>
@@ -1872,10 +1386,6 @@
           <w:p>
             <w:r/>
             <w:r>
-              <w:rPr>
-                <w:rFonts w:ascii="맑은 고딕" w:hAnsi="맑은 고딕" w:eastAsia="맑은 고딕"/>
-                <w:sz w:val="19"/>
-              </w:rPr>
               <w:t>불량 사진 기반 현상 작성·분류</w:t>
             </w:r>
           </w:p>
@@ -1887,10 +1397,6 @@
           <w:p>
             <w:r/>
             <w:r>
-              <w:rPr>
-                <w:rFonts w:ascii="맑은 고딕" w:hAnsi="맑은 고딕" w:eastAsia="맑은 고딕"/>
-                <w:sz w:val="19"/>
-              </w:rPr>
               <w:t>사진과 입력 정보로 불량현상 문장 초안 작성, 불량유형 자동 분류</w:t>
             </w:r>
           </w:p>
@@ -1902,10 +1408,6 @@
           <w:p>
             <w:r/>
             <w:r>
-              <w:rPr>
-                <w:rFonts w:ascii="맑은 고딕" w:hAnsi="맑은 고딕" w:eastAsia="맑은 고딕"/>
-                <w:sz w:val="19"/>
-              </w:rPr>
               <w:t>확장</w:t>
             </w:r>
           </w:p>
@@ -1919,10 +1421,6 @@
           <w:p>
             <w:r/>
             <w:r>
-              <w:rPr>
-                <w:rFonts w:ascii="맑은 고딕" w:hAnsi="맑은 고딕" w:eastAsia="맑은 고딕"/>
-                <w:sz w:val="19"/>
-              </w:rPr>
               <w:t>AI 자동 분류</w:t>
             </w:r>
           </w:p>
@@ -1934,10 +1432,6 @@
           <w:p>
             <w:r/>
             <w:r>
-              <w:rPr>
-                <w:rFonts w:ascii="맑은 고딕" w:hAnsi="맑은 고딕" w:eastAsia="맑은 고딕"/>
-                <w:sz w:val="19"/>
-              </w:rPr>
               <w:t>불량 설명 글로 불량유형·원인 분류를 제안</w:t>
             </w:r>
           </w:p>
@@ -1949,28 +1443,17 @@
           <w:p>
             <w:r/>
             <w:r>
-              <w:rPr>
-                <w:rFonts w:ascii="맑은 고딕" w:hAnsi="맑은 고딕" w:eastAsia="맑은 고딕"/>
-                <w:sz w:val="19"/>
-              </w:rPr>
               <w:t>확장</w:t>
             </w:r>
           </w:p>
         </w:tc>
       </w:tr>
     </w:tbl>
-    <w:p/>
     <w:p>
       <w:pPr>
-        <w:pStyle w:val="Heading2"/>
+        <w:pStyle w:val="Heading1"/>
       </w:pPr>
       <w:r>
-        <w:rPr>
-          <w:rFonts w:ascii="맑은 고딕" w:hAnsi="맑은 고딕" w:eastAsia="맑은 고딕"/>
-          <w:b/>
-          <w:color w:val="1F3864"/>
-          <w:sz w:val="28"/>
-        </w:rPr>
         <w:t>6. 기대 산출물</w:t>
       </w:r>
     </w:p>
@@ -1980,17 +1463,11 @@
       </w:pPr>
       <w:r>
         <w:rPr>
-          <w:rFonts w:ascii="맑은 고딕" w:hAnsi="맑은 고딕" w:eastAsia="맑은 고딕"/>
           <w:b/>
-          <w:sz w:val="21"/>
         </w:rPr>
         <w:t>품질불량 이력 관리 도구(브라우저)</w:t>
       </w:r>
       <w:r>
-        <w:rPr>
-          <w:rFonts w:ascii="맑은 고딕" w:hAnsi="맑은 고딕" w:eastAsia="맑은 고딕"/>
-          <w:sz w:val="21"/>
-        </w:rPr>
         <w:t xml:space="preserve"> — Excel 가져오기, 품번·유형·원인별 관리·필터</w:t>
       </w:r>
     </w:p>
@@ -2000,17 +1477,11 @@
       </w:pPr>
       <w:r>
         <w:rPr>
-          <w:rFonts w:ascii="맑은 고딕" w:hAnsi="맑은 고딕" w:eastAsia="맑은 고딕"/>
           <w:b/>
-          <w:sz w:val="21"/>
         </w:rPr>
         <w:t>유사 불량 검색</w:t>
       </w:r>
       <w:r>
-        <w:rPr>
-          <w:rFonts w:ascii="맑은 고딕" w:hAnsi="맑은 고딕" w:eastAsia="맑은 고딕"/>
-          <w:sz w:val="21"/>
-        </w:rPr>
         <w:t xml:space="preserve"> — 과거 원인·대책을 함께 보여 주는 검색 결과</w:t>
       </w:r>
     </w:p>
@@ -2020,17 +1491,11 @@
       </w:pPr>
       <w:r>
         <w:rPr>
-          <w:rFonts w:ascii="맑은 고딕" w:hAnsi="맑은 고딕" w:eastAsia="맑은 고딕"/>
           <w:b/>
-          <w:sz w:val="21"/>
         </w:rPr>
         <w:t>반복·다발 불량 목록</w:t>
       </w:r>
       <w:r>
-        <w:rPr>
-          <w:rFonts w:ascii="맑은 고딕" w:hAnsi="맑은 고딕" w:eastAsia="맑은 고딕"/>
-          <w:sz w:val="21"/>
-        </w:rPr>
         <w:t xml:space="preserve"> — 사용자가 정한 기준으로 탐지</w:t>
       </w:r>
     </w:p>
@@ -2040,17 +1505,11 @@
       </w:pPr>
       <w:r>
         <w:rPr>
-          <w:rFonts w:ascii="맑은 고딕" w:hAnsi="맑은 고딕" w:eastAsia="맑은 고딕"/>
           <w:b/>
-          <w:sz w:val="21"/>
         </w:rPr>
         <w:t>월간 품질불량 현황 보고</w:t>
       </w:r>
       <w:r>
-        <w:rPr>
-          <w:rFonts w:ascii="맑은 고딕" w:hAnsi="맑은 고딕" w:eastAsia="맑은 고딕"/>
-          <w:sz w:val="21"/>
-        </w:rPr>
         <w:t xml:space="preserve"> — 표·차트, Excel 내보내기 (KPI는 정의 확보 후)</w:t>
       </w:r>
     </w:p>
@@ -2060,17 +1519,11 @@
       </w:pPr>
       <w:r>
         <w:rPr>
-          <w:rFonts w:ascii="맑은 고딕" w:hAnsi="맑은 고딕" w:eastAsia="맑은 고딕"/>
           <w:b/>
-          <w:sz w:val="21"/>
         </w:rPr>
         <w:t>대책서 초안 작성 프롬프트</w:t>
       </w:r>
       <w:r>
-        <w:rPr>
-          <w:rFonts w:ascii="맑은 고딕" w:hAnsi="맑은 고딕" w:eastAsia="맑은 고딕"/>
-          <w:sz w:val="21"/>
-        </w:rPr>
         <w:t xml:space="preserve"> — 불량현상·발생원인·개선대책·재발방지대책 초안용</w:t>
       </w:r>
     </w:p>
@@ -2080,31 +1533,19 @@
       </w:pPr>
       <w:r>
         <w:rPr>
-          <w:rFonts w:ascii="맑은 고딕" w:hAnsi="맑은 고딕" w:eastAsia="맑은 고딕"/>
           <w:b/>
-          <w:sz w:val="21"/>
         </w:rPr>
         <w:t>문서 기반 질의 챗봇·사진 분류</w:t>
       </w:r>
       <w:r>
-        <w:rPr>
-          <w:rFonts w:ascii="맑은 고딕" w:hAnsi="맑은 고딕" w:eastAsia="맑은 고딕"/>
-          <w:sz w:val="21"/>
-        </w:rPr>
         <w:t xml:space="preserve"> — 2~3단계 (확장)</w:t>
       </w:r>
     </w:p>
     <w:p>
       <w:pPr>
-        <w:pStyle w:val="Heading2"/>
+        <w:pStyle w:val="Heading1"/>
       </w:pPr>
       <w:r>
-        <w:rPr>
-          <w:rFonts w:ascii="맑은 고딕" w:hAnsi="맑은 고딕" w:eastAsia="맑은 고딕"/>
-          <w:b/>
-          <w:color w:val="1F3864"/>
-          <w:sz w:val="28"/>
-        </w:rPr>
         <w:t>7. 기술 구성</w:t>
       </w:r>
     </w:p>
@@ -2122,7 +1563,6 @@
         <w:tc>
           <w:tcPr>
             <w:tcW w:type="dxa" w:w="4320"/>
-            <w:shd w:val="clear" w:color="auto" w:fill="E8EEF6"/>
           </w:tcPr>
           <w:p>
             <w:r>
@@ -2132,9 +1572,7 @@
             </w:r>
             <w:r>
               <w:rPr>
-                <w:rFonts w:ascii="맑은 고딕" w:hAnsi="맑은 고딕" w:eastAsia="맑은 고딕"/>
                 <w:b/>
-                <w:sz w:val="19"/>
               </w:rPr>
               <w:t>과정 도구</w:t>
             </w:r>
@@ -2143,7 +1581,6 @@
         <w:tc>
           <w:tcPr>
             <w:tcW w:type="dxa" w:w="4320"/>
-            <w:shd w:val="clear" w:color="auto" w:fill="E8EEF6"/>
           </w:tcPr>
           <w:p>
             <w:r>
@@ -2153,9 +1590,7 @@
             </w:r>
             <w:r>
               <w:rPr>
-                <w:rFonts w:ascii="맑은 고딕" w:hAnsi="맑은 고딕" w:eastAsia="맑은 고딕"/>
                 <w:b/>
-                <w:sz w:val="19"/>
               </w:rPr>
               <w:t>이 프로젝트에서 쓰는 곳</w:t>
             </w:r>
@@ -2170,10 +1605,6 @@
           <w:p>
             <w:r/>
             <w:r>
-              <w:rPr>
-                <w:rFonts w:ascii="맑은 고딕" w:hAnsi="맑은 고딕" w:eastAsia="맑은 고딕"/>
-                <w:sz w:val="19"/>
-              </w:rPr>
               <w:t>DAY1 암묵지 자산화·전략기획</w:t>
             </w:r>
           </w:p>
@@ -2185,10 +1616,6 @@
           <w:p>
             <w:r/>
             <w:r>
-              <w:rPr>
-                <w:rFonts w:ascii="맑은 고딕" w:hAnsi="맑은 고딕" w:eastAsia="맑은 고딕"/>
-                <w:sz w:val="19"/>
-              </w:rPr>
               <w:t>품질 담당자가 원인을 판단하는 기준, 불량유형·원인 분류 체계, 「반복 불량」으로 보는 기준을 꺼내 적기</w:t>
             </w:r>
           </w:p>
@@ -2202,10 +1629,6 @@
           <w:p>
             <w:r/>
             <w:r>
-              <w:rPr>
-                <w:rFonts w:ascii="맑은 고딕" w:hAnsi="맑은 고딕" w:eastAsia="맑은 고딕"/>
-                <w:sz w:val="19"/>
-              </w:rPr>
               <w:t>DAY2 코랩(Python)·바이브코딩</w:t>
             </w:r>
           </w:p>
@@ -2217,10 +1640,6 @@
           <w:p>
             <w:r/>
             <w:r>
-              <w:rPr>
-                <w:rFonts w:ascii="맑은 고딕" w:hAnsi="맑은 고딕" w:eastAsia="맑은 고딕"/>
-                <w:sz w:val="19"/>
-              </w:rPr>
               <w:t>이력 Excel 정리, 표기 흔들림 묶기, 집계·반복 탐지 로직 시험, 브라우저 도구 제작 — 1단계의 중심</w:t>
             </w:r>
           </w:p>
@@ -2234,10 +1653,6 @@
           <w:p>
             <w:r/>
             <w:r>
-              <w:rPr>
-                <w:rFonts w:ascii="맑은 고딕" w:hAnsi="맑은 고딕" w:eastAsia="맑은 고딕"/>
-                <w:sz w:val="19"/>
-              </w:rPr>
               <w:t>DAY3 멀티모달 비정형 정보화</w:t>
             </w:r>
           </w:p>
@@ -2249,10 +1664,6 @@
           <w:p>
             <w:r/>
             <w:r>
-              <w:rPr>
-                <w:rFonts w:ascii="맑은 고딕" w:hAnsi="맑은 고딕" w:eastAsia="맑은 고딕"/>
-                <w:sz w:val="19"/>
-              </w:rPr>
               <w:t>불량 사진 설명, 문서 형태 대책서에서 항목(현상·원인·대책) 뽑아 표로 만들기 (2단계)</w:t>
             </w:r>
           </w:p>
@@ -2266,10 +1677,6 @@
           <w:p>
             <w:r/>
             <w:r>
-              <w:rPr>
-                <w:rFonts w:ascii="맑은 고딕" w:hAnsi="맑은 고딕" w:eastAsia="맑은 고딕"/>
-                <w:sz w:val="19"/>
-              </w:rPr>
               <w:t>DAY4 RAG (Dify, NotebookLM)</w:t>
             </w:r>
           </w:p>
@@ -2281,10 +1688,6 @@
           <w:p>
             <w:r/>
             <w:r>
-              <w:rPr>
-                <w:rFonts w:ascii="맑은 고딕" w:hAnsi="맑은 고딕" w:eastAsia="맑은 고딕"/>
-                <w:sz w:val="19"/>
-              </w:rPr>
               <w:t>개선대책서·재발방지대책·고객사 대응자료를 근거로 한 원인·대책 질의 (2~3단계)</w:t>
             </w:r>
           </w:p>
@@ -2298,10 +1701,6 @@
           <w:p>
             <w:r/>
             <w:r>
-              <w:rPr>
-                <w:rFonts w:ascii="맑은 고딕" w:hAnsi="맑은 고딕" w:eastAsia="맑은 고딕"/>
-                <w:sz w:val="19"/>
-              </w:rPr>
               <w:t>DAY5 Make 자동화</w:t>
             </w:r>
           </w:p>
@@ -2313,10 +1712,6 @@
           <w:p>
             <w:r/>
             <w:r>
-              <w:rPr>
-                <w:rFonts w:ascii="맑은 고딕" w:hAnsi="맑은 고딕" w:eastAsia="맑은 고딕"/>
-                <w:sz w:val="19"/>
-              </w:rPr>
               <w:t>반복·다발 불량 알림, 월간 보고서 정기 발송 (확장, 보안 허용 시)</w:t>
             </w:r>
           </w:p>
@@ -2330,10 +1725,6 @@
           <w:p>
             <w:r/>
             <w:r>
-              <w:rPr>
-                <w:rFonts w:ascii="맑은 고딕" w:hAnsi="맑은 고딕" w:eastAsia="맑은 고딕"/>
-                <w:sz w:val="19"/>
-              </w:rPr>
               <w:t>생성형 AI</w:t>
             </w:r>
           </w:p>
@@ -2345,23 +1736,16 @@
           <w:p>
             <w:r/>
             <w:r>
-              <w:rPr>
-                <w:rFonts w:ascii="맑은 고딕" w:hAnsi="맑은 고딕" w:eastAsia="맑은 고딕"/>
-                <w:sz w:val="19"/>
-              </w:rPr>
               <w:t>불량현상·원인·대책서 초안 작성 (1단계는 프롬프트 생성 반자동)</w:t>
             </w:r>
           </w:p>
         </w:tc>
       </w:tr>
     </w:tbl>
-    <w:p/>
     <w:p>
       <w:r>
         <w:rPr>
-          <w:rFonts w:ascii="맑은 고딕" w:hAnsi="맑은 고딕" w:eastAsia="맑은 고딕"/>
           <w:b/>
-          <w:sz w:val="21"/>
         </w:rPr>
         <w:t>개발 형태(권장)</w:t>
       </w:r>
@@ -2371,40 +1755,24 @@
         <w:pStyle w:val="ListBullet"/>
       </w:pPr>
       <w:r>
-        <w:rPr>
-          <w:rFonts w:ascii="맑은 고딕" w:hAnsi="맑은 고딕" w:eastAsia="맑은 고딕"/>
-          <w:sz w:val="21"/>
-        </w:rPr>
         <w:t xml:space="preserve">1단계는 </w:t>
       </w:r>
       <w:r>
         <w:rPr>
-          <w:rFonts w:ascii="맑은 고딕" w:hAnsi="맑은 고딕" w:eastAsia="맑은 고딕"/>
           <w:b/>
-          <w:sz w:val="21"/>
         </w:rPr>
         <w:t>설치 없이 브라우저에서 도는 정적 웹 도구</w:t>
       </w:r>
       <w:r>
-        <w:rPr>
-          <w:rFonts w:ascii="맑은 고딕" w:hAnsi="맑은 고딕" w:eastAsia="맑은 고딕"/>
-          <w:sz w:val="21"/>
-        </w:rPr>
         <w:t xml:space="preserve">로 만듭니다. Excel을 브라우저 안에서만 읽고 계산하므로 </w:t>
       </w:r>
       <w:r>
         <w:rPr>
-          <w:rFonts w:ascii="맑은 고딕" w:hAnsi="맑은 고딕" w:eastAsia="맑은 고딕"/>
           <w:b/>
-          <w:sz w:val="21"/>
         </w:rPr>
         <w:t>품질 이력과 고객사 정보가 외부로 나가지 않습니다.</w:t>
       </w:r>
       <w:r>
-        <w:rPr>
-          <w:rFonts w:ascii="맑은 고딕" w:hAnsi="맑은 고딕" w:eastAsia="맑은 고딕"/>
-          <w:sz w:val="21"/>
-        </w:rPr>
         <w:t xml:space="preserve"> 관리·검색·탐지·집계는 규칙 계산이라 AI 서비스가 필요 없습니다.</w:t>
       </w:r>
     </w:p>
@@ -2413,25 +1781,15 @@
         <w:pStyle w:val="ListBullet"/>
       </w:pPr>
       <w:r>
-        <w:rPr>
-          <w:rFonts w:ascii="맑은 고딕" w:hAnsi="맑은 고딕" w:eastAsia="맑은 고딕"/>
-          <w:sz w:val="21"/>
-        </w:rPr>
         <w:t xml:space="preserve">대책서 초안은 도구가 AI를 직접 부르지 않고 </w:t>
       </w:r>
       <w:r>
         <w:rPr>
-          <w:rFonts w:ascii="맑은 고딕" w:hAnsi="맑은 고딕" w:eastAsia="맑은 고딕"/>
           <w:b/>
-          <w:sz w:val="21"/>
         </w:rPr>
         <w:t>프롬프트만 만들어 복사</w:t>
       </w:r>
       <w:r>
-        <w:rPr>
-          <w:rFonts w:ascii="맑은 고딕" w:hAnsi="맑은 고딕" w:eastAsia="맑은 고딕"/>
-          <w:sz w:val="21"/>
-        </w:rPr>
         <w:t>하게 합니다. 사내에서 허용된 AI에만 붙여넣도록 하면 외부 AI 사용 규정과 부딪히지 않습니다(외부 AI 사용 허용 여부는 10장에서 확인).</w:t>
       </w:r>
     </w:p>
@@ -2440,62 +1798,36 @@
         <w:pStyle w:val="ListBullet"/>
       </w:pPr>
       <w:r>
-        <w:rPr>
-          <w:rFonts w:ascii="맑은 고딕" w:hAnsi="맑은 고딕" w:eastAsia="맑은 고딕"/>
-          <w:sz w:val="21"/>
-        </w:rPr>
         <w:t>여러 사람이 같은 이력을 함께 쓰려면 공유 저장소가 필요합니다. 1단계는 파일 단위로 쓰고, 공유 방식은 사내 환경을 확인한 뒤 정합니다(가정).</w:t>
       </w:r>
     </w:p>
     <w:p>
       <w:pPr>
-        <w:pStyle w:val="Heading2"/>
+        <w:pStyle w:val="Heading1"/>
       </w:pPr>
       <w:r>
-        <w:rPr>
-          <w:rFonts w:ascii="맑은 고딕" w:hAnsi="맑은 고딕" w:eastAsia="맑은 고딕"/>
-          <w:b/>
-          <w:color w:val="1F3864"/>
-          <w:sz w:val="28"/>
-        </w:rPr>
         <w:t>8. 개발 단계</w:t>
       </w:r>
     </w:p>
     <w:p>
       <w:pPr>
-        <w:pStyle w:val="Heading3"/>
+        <w:pStyle w:val="Heading2"/>
       </w:pPr>
       <w:r>
-        <w:rPr>
-          <w:rFonts w:ascii="맑은 고딕" w:hAnsi="맑은 고딕" w:eastAsia="맑은 고딕"/>
-          <w:b/>
-          <w:color w:val="1F3864"/>
-          <w:sz w:val="24"/>
-        </w:rPr>
         <w:t>1단계 — 지금 바로 개발 가능한 부분</w:t>
       </w:r>
     </w:p>
     <w:p>
       <w:r>
-        <w:rPr>
-          <w:rFonts w:ascii="맑은 고딕" w:hAnsi="맑은 고딕" w:eastAsia="맑은 고딕"/>
-          <w:sz w:val="21"/>
-        </w:rPr>
         <w:t xml:space="preserve">사진·문서가 없어도 </w:t>
       </w:r>
       <w:r>
         <w:rPr>
-          <w:rFonts w:ascii="맑은 고딕" w:hAnsi="맑은 고딕" w:eastAsia="맑은 고딕"/>
           <w:b/>
-          <w:sz w:val="21"/>
         </w:rPr>
         <w:t>품질불량 이력 Excel 하나만 있으면</w:t>
       </w:r>
       <w:r>
-        <w:rPr>
-          <w:rFonts w:ascii="맑은 고딕" w:hAnsi="맑은 고딕" w:eastAsia="맑은 고딕"/>
-          <w:sz w:val="21"/>
-        </w:rPr>
         <w:t xml:space="preserve"> 쓸 수 있는 기능을 먼저 만듭니다. 샘플을 받기 전에는 가상의 이력 데이터로 만들고, 샘플을 받으면 열 매핑만 맞춥니다.</w:t>
       </w:r>
     </w:p>
@@ -2504,10 +1836,6 @@
         <w:pStyle w:val="ListBullet"/>
       </w:pPr>
       <w:r>
-        <w:rPr>
-          <w:rFonts w:ascii="맑은 고딕" w:hAnsi="맑은 고딕" w:eastAsia="맑은 고딕"/>
-          <w:sz w:val="21"/>
-        </w:rPr>
         <w:t>이력 Excel 가져오기(열 매핑 화면, 매핑 저장)</w:t>
       </w:r>
     </w:p>
@@ -2516,10 +1844,6 @@
         <w:pStyle w:val="ListBullet"/>
       </w:pPr>
       <w:r>
-        <w:rPr>
-          <w:rFonts w:ascii="맑은 고딕" w:hAnsi="맑은 고딕" w:eastAsia="맑은 고딕"/>
-          <w:sz w:val="21"/>
-        </w:rPr>
         <w:t>품번/불량유형/원인별 관리·필터와 건수·수량 집계</w:t>
       </w:r>
     </w:p>
@@ -2528,10 +1852,6 @@
         <w:pStyle w:val="ListBullet"/>
       </w:pPr>
       <w:r>
-        <w:rPr>
-          <w:rFonts w:ascii="맑은 고딕" w:hAnsi="맑은 고딕" w:eastAsia="맑은 고딕"/>
-          <w:sz w:val="21"/>
-        </w:rPr>
         <w:t>불량유형·원인 표기 묶음 사전</w:t>
       </w:r>
     </w:p>
@@ -2540,10 +1860,6 @@
         <w:pStyle w:val="ListBullet"/>
       </w:pPr>
       <w:r>
-        <w:rPr>
-          <w:rFonts w:ascii="맑은 고딕" w:hAnsi="맑은 고딕" w:eastAsia="맑은 고딕"/>
-          <w:sz w:val="21"/>
-        </w:rPr>
         <w:t>키워드 기반 유사 불량 검색(과거 원인·대책 함께 표시)</w:t>
       </w:r>
     </w:p>
@@ -2552,10 +1868,6 @@
         <w:pStyle w:val="ListBullet"/>
       </w:pPr>
       <w:r>
-        <w:rPr>
-          <w:rFonts w:ascii="맑은 고딕" w:hAnsi="맑은 고딕" w:eastAsia="맑은 고딕"/>
-          <w:sz w:val="21"/>
-        </w:rPr>
         <w:t>반복·다발 불량 탐지 규칙(기간·건수 기준값 사용자 설정)</w:t>
       </w:r>
     </w:p>
@@ -2564,10 +1876,6 @@
         <w:pStyle w:val="ListBullet"/>
       </w:pPr>
       <w:r>
-        <w:rPr>
-          <w:rFonts w:ascii="맑은 고딕" w:hAnsi="맑은 고딕" w:eastAsia="맑은 고딕"/>
-          <w:sz w:val="21"/>
-        </w:rPr>
         <w:t>월간 현황 표·차트, Excel 내보내기</w:t>
       </w:r>
     </w:p>
@@ -2576,10 +1884,6 @@
         <w:pStyle w:val="ListBullet"/>
       </w:pPr>
       <w:r>
-        <w:rPr>
-          <w:rFonts w:ascii="맑은 고딕" w:hAnsi="맑은 고딕" w:eastAsia="맑은 고딕"/>
-          <w:sz w:val="21"/>
-        </w:rPr>
         <w:t>불량현상·원인·대책서 초안용 프롬프트 생성(과거 유사 이력 자동 첨부, 복사 버튼)</w:t>
       </w:r>
     </w:p>
@@ -2588,24 +1892,14 @@
         <w:pStyle w:val="ListBullet"/>
       </w:pPr>
       <w:r>
-        <w:rPr>
-          <w:rFonts w:ascii="맑은 고딕" w:hAnsi="맑은 고딕" w:eastAsia="맑은 고딕"/>
-          <w:sz w:val="21"/>
-        </w:rPr>
         <w:t>시험용 가상 데이터에는 일부러 같은 품번·유형의 반복 불량과 표기가 다른 같은 원인을 넣어, 탐지와 묶음이 제대로 되는지 확인합니다.</w:t>
       </w:r>
     </w:p>
     <w:p>
       <w:pPr>
-        <w:pStyle w:val="Heading3"/>
+        <w:pStyle w:val="Heading2"/>
       </w:pPr>
       <w:r>
-        <w:rPr>
-          <w:rFonts w:ascii="맑은 고딕" w:hAnsi="맑은 고딕" w:eastAsia="맑은 고딕"/>
-          <w:b/>
-          <w:color w:val="1F3864"/>
-          <w:sz w:val="24"/>
-        </w:rPr>
         <w:t>2단계</w:t>
       </w:r>
     </w:p>
@@ -2614,11 +1908,13 @@
         <w:pStyle w:val="ListBullet"/>
       </w:pPr>
       <w:r>
+        <w:t xml:space="preserve">실제 이력 Excel로 열 매핑·분류 사전 보정 — </w:t>
+      </w:r>
+      <w:r>
         <w:rPr>
-          <w:rFonts w:ascii="맑은 고딕" w:hAnsi="맑은 고딕" w:eastAsia="맑은 고딕"/>
-          <w:sz w:val="21"/>
+          <w:b/>
         </w:rPr>
-        <w:t>실제 이력 Excel로 열 매핑·분류 사전 보정</w:t>
+        <w:t>2026-09-30 반영(12장)</w:t>
       </w:r>
     </w:p>
     <w:p>
@@ -2626,11 +1922,7 @@
         <w:pStyle w:val="ListBullet"/>
       </w:pPr>
       <w:r>
-        <w:rPr>
-          <w:rFonts w:ascii="맑은 고딕" w:hAnsi="맑은 고딕" w:eastAsia="맑은 고딕"/>
-          <w:sz w:val="21"/>
-        </w:rPr>
-        <w:t>KPI 정의 확정 후 월간 KPI 보고서</w:t>
+        <w:t>~~KPI 정의 확정 후 월간 KPI 보고서~~ — 만들지 않기로 함(2026-09-30 답)</w:t>
       </w:r>
     </w:p>
     <w:p>
@@ -2638,10 +1930,14 @@
         <w:pStyle w:val="ListBullet"/>
       </w:pPr>
       <w:r>
-        <w:rPr>
-          <w:rFonts w:ascii="맑은 고딕" w:hAnsi="맑은 고딕" w:eastAsia="맑은 고딕"/>
-          <w:sz w:val="21"/>
-        </w:rPr>
+        <w:t>두 번째 자료 「공정불량 이력 LIST」 함께 불러오기 — 자료 구분 기능 2026-09-30 반영, 열 연결은 LIST 를 받은 뒤</w:t>
+      </w:r>
+    </w:p>
+    <w:p>
+      <w:pPr>
+        <w:pStyle w:val="ListBullet"/>
+      </w:pPr>
+      <w:r>
         <w:t>개선대책서·재발방지대책 문서에서 현상·원인·대책 항목을 뽑아 이력과 합치기</w:t>
       </w:r>
     </w:p>
@@ -2650,10 +1946,6 @@
         <w:pStyle w:val="ListBullet"/>
       </w:pPr>
       <w:r>
-        <w:rPr>
-          <w:rFonts w:ascii="맑은 고딕" w:hAnsi="맑은 고딕" w:eastAsia="맑은 고딕"/>
-          <w:sz w:val="21"/>
-        </w:rPr>
         <w:t>대책서·고객사 대응자료 기반 문서 질의(Dify 또는 NotebookLM)</w:t>
       </w:r>
     </w:p>
@@ -2662,24 +1954,14 @@
         <w:pStyle w:val="ListBullet"/>
       </w:pPr>
       <w:r>
-        <w:rPr>
-          <w:rFonts w:ascii="맑은 고딕" w:hAnsi="맑은 고딕" w:eastAsia="맑은 고딕"/>
-          <w:sz w:val="21"/>
-        </w:rPr>
         <w:t>반복·다발 불량 알림(Make)</w:t>
       </w:r>
     </w:p>
     <w:p>
       <w:pPr>
-        <w:pStyle w:val="Heading3"/>
+        <w:pStyle w:val="Heading2"/>
       </w:pPr>
       <w:r>
-        <w:rPr>
-          <w:rFonts w:ascii="맑은 고딕" w:hAnsi="맑은 고딕" w:eastAsia="맑은 고딕"/>
-          <w:b/>
-          <w:color w:val="1F3864"/>
-          <w:sz w:val="24"/>
-        </w:rPr>
         <w:t>3단계</w:t>
       </w:r>
     </w:p>
@@ -2688,10 +1970,6 @@
         <w:pStyle w:val="ListBullet"/>
       </w:pPr>
       <w:r>
-        <w:rPr>
-          <w:rFonts w:ascii="맑은 고딕" w:hAnsi="맑은 고딕" w:eastAsia="맑은 고딕"/>
-          <w:sz w:val="21"/>
-        </w:rPr>
         <w:t>불량 사진과 입력 정보로 불량현상 문장 초안 작성</w:t>
       </w:r>
     </w:p>
@@ -2700,10 +1978,6 @@
         <w:pStyle w:val="ListBullet"/>
       </w:pPr>
       <w:r>
-        <w:rPr>
-          <w:rFonts w:ascii="맑은 고딕" w:hAnsi="맑은 고딕" w:eastAsia="맑은 고딕"/>
-          <w:sz w:val="21"/>
-        </w:rPr>
         <w:t>사진·설명 기반 불량유형 자동 분류(분류 체계와 사진-이력 연결 키 확보 후)</w:t>
       </w:r>
     </w:p>
@@ -2712,24 +1986,14 @@
         <w:pStyle w:val="ListBullet"/>
       </w:pPr>
       <w:r>
-        <w:rPr>
-          <w:rFonts w:ascii="맑은 고딕" w:hAnsi="맑은 고딕" w:eastAsia="맑은 고딕"/>
-          <w:sz w:val="21"/>
-        </w:rPr>
         <w:t>사내 허용 AI와 직접 연결해 대책서 초안 자동 작성, 여러 사용자가 함께 쓰는 공유 저장소</w:t>
       </w:r>
     </w:p>
     <w:p>
       <w:pPr>
-        <w:pStyle w:val="Heading2"/>
+        <w:pStyle w:val="Heading1"/>
       </w:pPr>
       <w:r>
-        <w:rPr>
-          <w:rFonts w:ascii="맑은 고딕" w:hAnsi="맑은 고딕" w:eastAsia="맑은 고딕"/>
-          <w:b/>
-          <w:color w:val="1F3864"/>
-          <w:sz w:val="28"/>
-        </w:rPr>
         <w:t>9. 기대 효과</w:t>
       </w:r>
     </w:p>
@@ -2739,17 +2003,11 @@
       </w:pPr>
       <w:r>
         <w:rPr>
-          <w:rFonts w:ascii="맑은 고딕" w:hAnsi="맑은 고딕" w:eastAsia="맑은 고딕"/>
           <w:b/>
-          <w:sz w:val="21"/>
         </w:rPr>
         <w:t>유사 불량 검색 시간 단축</w:t>
       </w:r>
       <w:r>
-        <w:rPr>
-          <w:rFonts w:ascii="맑은 고딕" w:hAnsi="맑은 고딕" w:eastAsia="맑은 고딕"/>
-          <w:sz w:val="21"/>
-        </w:rPr>
         <w:t xml:space="preserve"> — 파일을 하나씩 열지 않고 과거 이력과 당시 대책을 한 번에 찾습니다.</w:t>
       </w:r>
     </w:p>
@@ -2759,17 +2017,11 @@
       </w:pPr>
       <w:r>
         <w:rPr>
-          <w:rFonts w:ascii="맑은 고딕" w:hAnsi="맑은 고딕" w:eastAsia="맑은 고딕"/>
           <w:b/>
-          <w:sz w:val="21"/>
         </w:rPr>
         <w:t>재발 방지</w:t>
       </w:r>
       <w:r>
-        <w:rPr>
-          <w:rFonts w:ascii="맑은 고딕" w:hAnsi="맑은 고딕" w:eastAsia="맑은 고딕"/>
-          <w:sz w:val="21"/>
-        </w:rPr>
         <w:t xml:space="preserve"> — 반복·다발 불량을 기준에 따라 빠짐없이 드러내 조기에 대응할 수 있습니다.</w:t>
       </w:r>
     </w:p>
@@ -2779,17 +2031,11 @@
       </w:pPr>
       <w:r>
         <w:rPr>
-          <w:rFonts w:ascii="맑은 고딕" w:hAnsi="맑은 고딕" w:eastAsia="맑은 고딕"/>
           <w:b/>
-          <w:sz w:val="21"/>
         </w:rPr>
         <w:t>대책서 작성 부담 감소</w:t>
       </w:r>
       <w:r>
-        <w:rPr>
-          <w:rFonts w:ascii="맑은 고딕" w:hAnsi="맑은 고딕" w:eastAsia="맑은 고딕"/>
-          <w:sz w:val="21"/>
-        </w:rPr>
         <w:t xml:space="preserve"> — 과거 대책을 붙인 초안에서 시작해 작성 시간을 줄입니다.</w:t>
       </w:r>
     </w:p>
@@ -2799,49 +2045,39 @@
       </w:pPr>
       <w:r>
         <w:rPr>
-          <w:rFonts w:ascii="맑은 고딕" w:hAnsi="맑은 고딕" w:eastAsia="맑은 고딕"/>
           <w:b/>
-          <w:sz w:val="21"/>
         </w:rPr>
         <w:t>보고 기준 일관화</w:t>
       </w:r>
       <w:r>
-        <w:rPr>
-          <w:rFonts w:ascii="맑은 고딕" w:hAnsi="맑은 고딕" w:eastAsia="맑은 고딕"/>
-          <w:sz w:val="21"/>
-        </w:rPr>
         <w:t xml:space="preserve"> — 월간 현황을 같은 분류 기준으로 매달 같은 형식으로 냅니다.</w:t>
       </w:r>
     </w:p>
     <w:p>
       <w:r>
-        <w:rPr>
-          <w:rFonts w:ascii="맑은 고딕" w:hAnsi="맑은 고딕" w:eastAsia="맑은 고딕"/>
-          <w:sz w:val="21"/>
-        </w:rPr>
         <w:t>제출 자료에는 정량 수치가 없어 이 문서도 수치를 적지 않습니다.</w:t>
       </w:r>
     </w:p>
     <w:p>
       <w:pPr>
-        <w:pStyle w:val="Heading2"/>
+        <w:pStyle w:val="Heading1"/>
       </w:pPr>
       <w:r>
-        <w:rPr>
-          <w:rFonts w:ascii="맑은 고딕" w:hAnsi="맑은 고딕" w:eastAsia="맑은 고딕"/>
-          <w:b/>
-          <w:color w:val="1F3864"/>
-          <w:sz w:val="28"/>
-        </w:rPr>
         <w:t>10. 확인 필요 사항</w:t>
+      </w:r>
+    </w:p>
+    <w:p>
+      <w:pPr>
+        <w:pStyle w:val="Quote"/>
+      </w:pPr>
+      <w:r>
+        <w:t>2026-09-30 1~10번 모두 답을 받았습니다. 확정값과 반영 내용은 12.2, 새로 생긴 확인 사항은 12.6.</w:t>
       </w:r>
     </w:p>
     <w:p>
       <w:r>
         <w:rPr>
-          <w:rFonts w:ascii="맑은 고딕" w:hAnsi="맑은 고딕" w:eastAsia="맑은 고딕"/>
           <w:b/>
-          <w:sz w:val="21"/>
         </w:rPr>
         <w:t>샘플 데이터 (필수)</w:t>
       </w:r>
@@ -2851,10 +2087,6 @@
         <w:pStyle w:val="ListNumber"/>
       </w:pPr>
       <w:r>
-        <w:rPr>
-          <w:rFonts w:ascii="맑은 고딕" w:hAnsi="맑은 고딕" w:eastAsia="맑은 고딕"/>
-          <w:sz w:val="21"/>
-        </w:rPr>
         <w:t>품질불량 이력 Excel 샘플 — 열 구성(발생일, 품번, 품명, 불량유형, 불량현상, 원인, 대책, 수량, 공정, 고객사, 관리번호 등), 시트 구성, 한 행이 불량 1건인지</w:t>
       </w:r>
     </w:p>
@@ -2863,10 +2095,6 @@
         <w:pStyle w:val="ListNumber"/>
       </w:pPr>
       <w:r>
-        <w:rPr>
-          <w:rFonts w:ascii="맑은 고딕" w:hAnsi="맑은 고딕" w:eastAsia="맑은 고딕"/>
-          <w:sz w:val="21"/>
-        </w:rPr>
         <w:t>이력 건수와 기간(대략 몇 년치, 몇 건인지)</w:t>
       </w:r>
     </w:p>
@@ -2875,10 +2103,6 @@
         <w:pStyle w:val="ListNumber"/>
       </w:pPr>
       <w:r>
-        <w:rPr>
-          <w:rFonts w:ascii="맑은 고딕" w:hAnsi="맑은 고딕" w:eastAsia="맑은 고딕"/>
-          <w:sz w:val="21"/>
-        </w:rPr>
         <w:t>개선대책서·재발방지대책 샘플 1~2건과 파일 형식(한글·Word·Excel·PDF)</w:t>
       </w:r>
     </w:p>
@@ -2887,19 +2111,13 @@
         <w:pStyle w:val="ListNumber"/>
       </w:pPr>
       <w:r>
-        <w:rPr>
-          <w:rFonts w:ascii="맑은 고딕" w:hAnsi="맑은 고딕" w:eastAsia="맑은 고딕"/>
-          <w:sz w:val="21"/>
-        </w:rPr>
         <w:t>「품질 관련 Excel 관리자료」가 이력과 다른 파일이라면 무엇을 관리하는 파일인지</w:t>
       </w:r>
     </w:p>
     <w:p>
       <w:r>
         <w:rPr>
-          <w:rFonts w:ascii="맑은 고딕" w:hAnsi="맑은 고딕" w:eastAsia="맑은 고딕"/>
           <w:b/>
-          <w:sz w:val="21"/>
         </w:rPr>
         <w:t>분류·판정 기준</w:t>
       </w:r>
@@ -2909,10 +2127,6 @@
         <w:pStyle w:val="ListNumber"/>
       </w:pPr>
       <w:r>
-        <w:rPr>
-          <w:rFonts w:ascii="맑은 고딕" w:hAnsi="맑은 고딕" w:eastAsia="맑은 고딕"/>
-          <w:sz w:val="21"/>
-        </w:rPr>
         <w:t>현재 쓰는 불량유형·원인 분류 체계(코드표가 있는지, 자유 기재인지)</w:t>
       </w:r>
     </w:p>
@@ -2921,10 +2135,6 @@
         <w:pStyle w:val="ListNumber"/>
       </w:pPr>
       <w:r>
-        <w:rPr>
-          <w:rFonts w:ascii="맑은 고딕" w:hAnsi="맑은 고딕" w:eastAsia="맑은 고딕"/>
-          <w:sz w:val="21"/>
-        </w:rPr>
         <w:t>「반복·다발 불량」으로 보는 기준(기간, 건수, 같은 품번만인지 같은 유형 전체인지)</w:t>
       </w:r>
     </w:p>
@@ -2933,10 +2143,6 @@
         <w:pStyle w:val="ListNumber"/>
       </w:pPr>
       <w:r>
-        <w:rPr>
-          <w:rFonts w:ascii="맑은 고딕" w:hAnsi="맑은 고딕" w:eastAsia="맑은 고딕"/>
-          <w:sz w:val="21"/>
-        </w:rPr>
         <w:t>월간 보고서에 들어가는 KPI 항목과 계산식(불량률의 분모 — 생산 수량 자료가 있는지 등), 기존 월간 보고서 양식</w:t>
       </w:r>
     </w:p>
@@ -2945,19 +2151,13 @@
         <w:pStyle w:val="ListNumber"/>
       </w:pPr>
       <w:r>
-        <w:rPr>
-          <w:rFonts w:ascii="맑은 고딕" w:hAnsi="맑은 고딕" w:eastAsia="맑은 고딕"/>
-          <w:sz w:val="21"/>
-        </w:rPr>
         <w:t>불량 사진과 이력을 잇는 키(관리번호 등)가 있는지, 사진 보관 위치</w:t>
       </w:r>
     </w:p>
     <w:p>
       <w:r>
         <w:rPr>
-          <w:rFonts w:ascii="맑은 고딕" w:hAnsi="맑은 고딕" w:eastAsia="맑은 고딕"/>
           <w:b/>
-          <w:sz w:val="21"/>
         </w:rPr>
         <w:t>보안·환경</w:t>
       </w:r>
@@ -2967,10 +2167,6 @@
         <w:pStyle w:val="ListNumber"/>
       </w:pPr>
       <w:r>
-        <w:rPr>
-          <w:rFonts w:ascii="맑은 고딕" w:hAnsi="맑은 고딕" w:eastAsia="맑은 고딕"/>
-          <w:sz w:val="21"/>
-        </w:rPr>
         <w:t>품질 이력·고객사 대응자료를 외부 AI(ChatGPT 등)나 클라우드(코랩 포함)에 올려도 되는지, 사내에서 허용된 AI가 있는지</w:t>
       </w:r>
     </w:p>
@@ -2979,24 +2175,3382 @@
         <w:pStyle w:val="ListNumber"/>
       </w:pPr>
       <w:r>
-        <w:rPr>
-          <w:rFonts w:ascii="맑은 고딕" w:hAnsi="맑은 고딕" w:eastAsia="맑은 고딕"/>
-          <w:sz w:val="21"/>
-        </w:rPr>
         <w:t>도구를 혼자 쓰는지, 품질팀이 함께 쓰는지(공유 저장소 필요 여부)</w:t>
       </w:r>
     </w:p>
     <w:p>
       <w:pPr>
+        <w:pStyle w:val="Heading1"/>
+      </w:pPr>
+      <w:r>
+        <w:t>11. 2026-09-29 수강생 질문 — 다음 단계로 넘어가려면</w:t>
+      </w:r>
+    </w:p>
+    <w:p>
+      <w:pPr>
         <w:pStyle w:val="Heading2"/>
       </w:pPr>
+      <w:r>
+        <w:t>11.1 질문 원문</w:t>
+      </w:r>
+    </w:p>
+    <w:p>
+      <w:pPr>
+        <w:pStyle w:val="Quote"/>
+      </w:pPr>
+      <w:r>
+        <w:t>다음단계로 넘어가려고 하는데 어떻게하나요 ?</w:t>
+      </w:r>
+    </w:p>
+    <w:p>
+      <w:r>
+        <w:t xml:space="preserve">패들릿 게시물·댓글(2026-09-29T05:31Z, 05:38Z, 같은 문장). 원문은 </w:t>
+      </w:r>
       <w:r>
         <w:rPr>
-          <w:rFonts w:ascii="맑은 고딕" w:hAnsi="맑은 고딕" w:eastAsia="맑은 고딕"/>
+          <w:rFonts w:ascii="Consolas" w:hAnsi="Consolas"/>
+        </w:rPr>
+        <w:t>docs/source/2026-09-29_패들릿_질문.md</w:t>
+      </w:r>
+      <w:r>
+        <w:t>.</w:t>
+      </w:r>
+    </w:p>
+    <w:p>
+      <w:pPr>
+        <w:pStyle w:val="Heading2"/>
+      </w:pPr>
+      <w:r>
+        <w:t>11.2 답 — 진행 방법</w:t>
+      </w:r>
+    </w:p>
+    <w:p>
+      <w:r>
+        <w:t xml:space="preserve">2단계는 </w:t>
+      </w:r>
+      <w:r>
+        <w:rPr>
           <w:b/>
-          <w:color w:val="1F3864"/>
-          <w:sz w:val="28"/>
         </w:rPr>
+        <w:t>받은 자료에 맞춰</w:t>
+      </w:r>
+      <w:r>
+        <w:t xml:space="preserve"> 만듭니다. 1단계 도구는 가정한 열 구성과 가상 데이터로 만들었기 때문에, 실제 이력으로 한 번 써 보고 안 맞는 점을 알려 주시는 것이 다음 단계의 출발점입니다.</w:t>
+      </w:r>
+    </w:p>
+    <w:p>
+      <w:r>
+        <w:rPr>
+          <w:b/>
+        </w:rPr>
+        <w:t>1) 지금 1단계 도구로 해 볼 것</w:t>
+      </w:r>
+    </w:p>
+    <w:p>
+      <w:pPr>
+        <w:pStyle w:val="ListNumber"/>
+      </w:pPr>
+      <w:r>
+        <w:t>실제 품질불량 이력 Excel 을 「Excel·CSV 불러오기」로 엽니다. 회사 밖으로 내기 어려운 값(품번·고객사·담당자 이름)은 사본에서 「A사」「품번1」처럼 바꿔도 됩니다. 도구는 파일을 서버로 보내지 않고 브라우저 안에서만 계산합니다.</w:t>
+      </w:r>
+    </w:p>
+    <w:p>
+      <w:pPr>
+        <w:pStyle w:val="ListNumber"/>
+      </w:pPr>
+      <w:r>
+        <w:t>「열 맞추기」에서 파일 열을 표준 항목에 연결합니다. 연결할 곳이 없던 열, 읽지 못한 날짜·수량을 적어 둡니다.</w:t>
+      </w:r>
+    </w:p>
+    <w:p>
+      <w:pPr>
+        <w:pStyle w:val="ListNumber"/>
+      </w:pPr>
+      <w:r>
+        <w:t>「유사 불량」「반복·다발」「월간 현황」「대책서 초안」을 실제 이력으로 써 봅니다. 찾고 싶은 사례가 안 나온 검색어, 기준이 맞지 않던 반복 탐지를 적어 둡니다.</w:t>
+      </w:r>
+    </w:p>
+    <w:p>
+      <w:pPr>
+        <w:pStyle w:val="ListNumber"/>
+      </w:pPr>
+      <w:r>
+        <w:t>안 맞은 점을 패들릿 댓글로 알려 줍니다.</w:t>
+      </w:r>
+    </w:p>
+    <w:p>
+      <w:r>
+        <w:rPr>
+          <w:b/>
+        </w:rPr>
+        <w:t>2) 보내 주실 것 (2단계 준비 목록)</w:t>
+      </w:r>
+    </w:p>
+    <w:tbl>
+      <w:tblPr>
+        <w:tblStyle w:val="TableGrid"/>
+        <w:tblW w:type="auto" w:w="0"/>
+        <w:tblLook w:firstColumn="1" w:firstRow="1" w:lastColumn="0" w:lastRow="0" w:noHBand="0" w:noVBand="1" w:val="04A0"/>
+      </w:tblPr>
+      <w:tblGrid>
+        <w:gridCol w:w="2880"/>
+        <w:gridCol w:w="2880"/>
+        <w:gridCol w:w="2880"/>
+      </w:tblGrid>
+      <w:tr>
+        <w:tc>
+          <w:tcPr>
+            <w:tcW w:type="dxa" w:w="2880"/>
+          </w:tcPr>
+          <w:p>
+            <w:r>
+              <w:rPr>
+                <w:b/>
+              </w:rPr>
+            </w:r>
+            <w:r>
+              <w:rPr>
+                <w:b/>
+              </w:rPr>
+              <w:t>항목</w:t>
+            </w:r>
+          </w:p>
+        </w:tc>
+        <w:tc>
+          <w:tcPr>
+            <w:tcW w:type="dxa" w:w="2880"/>
+          </w:tcPr>
+          <w:p>
+            <w:r>
+              <w:rPr>
+                <w:b/>
+              </w:rPr>
+            </w:r>
+            <w:r>
+              <w:rPr>
+                <w:b/>
+              </w:rPr>
+              <w:t>내용</w:t>
+            </w:r>
+          </w:p>
+        </w:tc>
+        <w:tc>
+          <w:tcPr>
+            <w:tcW w:type="dxa" w:w="2880"/>
+          </w:tcPr>
+          <w:p>
+            <w:r>
+              <w:rPr>
+                <w:b/>
+              </w:rPr>
+            </w:r>
+            <w:r>
+              <w:rPr>
+                <w:b/>
+              </w:rPr>
+              <w:t>쓰는 곳</w:t>
+            </w:r>
+          </w:p>
+        </w:tc>
+      </w:tr>
+      <w:tr>
+        <w:tc>
+          <w:tcPr>
+            <w:tcW w:type="dxa" w:w="2880"/>
+          </w:tcPr>
+          <w:p>
+            <w:r/>
+            <w:r>
+              <w:t>10장 질문 답</w:t>
+            </w:r>
+          </w:p>
+        </w:tc>
+        <w:tc>
+          <w:tcPr>
+            <w:tcW w:type="dxa" w:w="2880"/>
+          </w:tcPr>
+          <w:p>
+            <w:r/>
+            <w:r>
+              <w:t>10개 질문(열·시트 구성, 건수·기간, 대책서 형식, 관리자료, 분류 체계, 반복 기준, KPI, 사진 연결 키, 외부 AI 허용, 공유 여부)</w:t>
+            </w:r>
+          </w:p>
+        </w:tc>
+        <w:tc>
+          <w:tcPr>
+            <w:tcW w:type="dxa" w:w="2880"/>
+          </w:tcPr>
+          <w:p>
+            <w:r/>
+            <w:r>
+              <w:t>전부</w:t>
+            </w:r>
+          </w:p>
+        </w:tc>
+      </w:tr>
+      <w:tr>
+        <w:tc>
+          <w:tcPr>
+            <w:tcW w:type="dxa" w:w="2880"/>
+          </w:tcPr>
+          <w:p>
+            <w:r/>
+            <w:r>
+              <w:t>이력 샘플</w:t>
+            </w:r>
+          </w:p>
+        </w:tc>
+        <w:tc>
+          <w:tcPr>
+            <w:tcW w:type="dxa" w:w="2880"/>
+          </w:tcPr>
+          <w:p>
+            <w:r/>
+            <w:r>
+              <w:t>값을 가린 Excel 10~20행, 어려우면 열 이름 목록만. 도구 「다음 단계 → 요약 글 만들기」가 열 이름·건수·기간·불량유형 이름·검사 결과만 모은 글을 만듭니다(품번·고객사·원인·대책 값은 넣지 않음)</w:t>
+            </w:r>
+          </w:p>
+        </w:tc>
+        <w:tc>
+          <w:tcPr>
+            <w:tcW w:type="dxa" w:w="2880"/>
+          </w:tcPr>
+          <w:p>
+            <w:r/>
+            <w:r>
+              <w:t>열 맞추기·표기 사전 보정</w:t>
+            </w:r>
+          </w:p>
+        </w:tc>
+      </w:tr>
+      <w:tr>
+        <w:tc>
+          <w:tcPr>
+            <w:tcW w:type="dxa" w:w="2880"/>
+          </w:tcPr>
+          <w:p>
+            <w:r/>
+            <w:r>
+              <w:t>불량 사진</w:t>
+            </w:r>
+          </w:p>
+        </w:tc>
+        <w:tc>
+          <w:tcPr>
+            <w:tcW w:type="dxa" w:w="2880"/>
+          </w:tcPr>
+          <w:p>
+            <w:r/>
+            <w:r>
+              <w:t>불량유형 이름으로 폴더를 나눠 유형마다 20장 이상(가능하면 50장), 정상품 사진도. 3~5개 유형부터 시작 가능. 파일 이름에 관리번호. 반출이 어려우면 유형별 장수와 보관 위치만</w:t>
+            </w:r>
+          </w:p>
+        </w:tc>
+        <w:tc>
+          <w:tcPr>
+            <w:tcW w:type="dxa" w:w="2880"/>
+          </w:tcPr>
+          <w:p>
+            <w:r/>
+            <w:r>
+              <w:t>사진으로 현상 쓰기·분류</w:t>
+            </w:r>
+          </w:p>
+        </w:tc>
+      </w:tr>
+      <w:tr>
+        <w:tc>
+          <w:tcPr>
+            <w:tcW w:type="dxa" w:w="2880"/>
+          </w:tcPr>
+          <w:p>
+            <w:r/>
+            <w:r>
+              <w:t>문서</w:t>
+            </w:r>
+          </w:p>
+        </w:tc>
+        <w:tc>
+          <w:tcPr>
+            <w:tcW w:type="dxa" w:w="2880"/>
+          </w:tcPr>
+          <w:p>
+            <w:r/>
+            <w:r>
+              <w:t>개선대책서·재발방지대책 3~5건(고객사·이름 가림)과 형식, 검사기준서·작업표준서 등 사내 표준 목록. 고객사 대응자료는 반출 가능 여부 먼저</w:t>
+            </w:r>
+          </w:p>
+        </w:tc>
+        <w:tc>
+          <w:tcPr>
+            <w:tcW w:type="dxa" w:w="2880"/>
+          </w:tcPr>
+          <w:p>
+            <w:r/>
+            <w:r>
+              <w:t>대책서 항목 뽑기·문서 근거 질의(RAG)</w:t>
+            </w:r>
+          </w:p>
+        </w:tc>
+      </w:tr>
+    </w:tbl>
+    <w:p>
+      <w:r>
+        <w:rPr>
+          <w:b/>
+        </w:rPr>
+        <w:t>3) 2단계에서 만드는 것 — 순서</w:t>
+      </w:r>
+    </w:p>
+    <w:p>
+      <w:pPr>
+        <w:pStyle w:val="ListNumber"/>
+      </w:pPr>
+      <w:r>
+        <w:rPr>
+          <w:b/>
+        </w:rPr>
+        <w:t>실제 이력에 맞추기</w:t>
+      </w:r>
+      <w:r>
+        <w:t xml:space="preserve"> — 받은 열 구성으로 열 맞추기 자동 추천, 분류 코드표로 표기 사전, 품질팀 기준으로 반복·다발 기준·유사 검색 점수 보정. 자료를 받는 대로 바로 합니다.</w:t>
+      </w:r>
+    </w:p>
+    <w:p>
+      <w:pPr>
+        <w:pStyle w:val="ListNumber"/>
+      </w:pPr>
+      <w:r>
+        <w:rPr>
+          <w:b/>
+        </w:rPr>
+        <w:t>대책서에서 항목 뽑기</w:t>
+      </w:r>
+      <w:r>
+        <w:t xml:space="preserve"> — 개선대책서·재발방지대책에서 불량현상·발생원인·개선대책·재발방지대책을 뽑아 이력에 합치고, 유사 불량 검색에 문서 내용도 걸리게 합니다(DAY3).</w:t>
+      </w:r>
+    </w:p>
+    <w:p>
+      <w:pPr>
+        <w:pStyle w:val="ListNumber"/>
+      </w:pPr>
+      <w:r>
+        <w:rPr>
+          <w:b/>
+        </w:rPr>
+        <w:t>문서 근거 질의(RAG)</w:t>
+      </w:r>
+      <w:r>
+        <w:t xml:space="preserve"> — 대책서·사내 표준을 근거로 과거 원인·대책을 묻고 답에 근거 문서를 붙입니다. 10장 9번(외부 AI 허용) 답에 따라 NotebookLM·Dify 또는 사내 허용 AI 로 정합니다(DAY4).</w:t>
+      </w:r>
+    </w:p>
+    <w:p>
+      <w:pPr>
+        <w:pStyle w:val="ListNumber"/>
+      </w:pPr>
+      <w:r>
+        <w:rPr>
+          <w:b/>
+        </w:rPr>
+        <w:t>사진으로 현상 쓰기</w:t>
+      </w:r>
+      <w:r>
+        <w:t xml:space="preserve"> — 사진을 AI 에 보여 주고 불량현상 문장 초안을 받는 반자동 화면부터. 유형별 사진이 충분히 모이면 불량유형 자동 분류로 넓힙니다(8장 3단계 항목을 사진이 모이는 대로 앞당김).</w:t>
+      </w:r>
+    </w:p>
+    <w:p>
+      <w:pPr>
+        <w:pStyle w:val="ListNumber"/>
+      </w:pPr>
+      <w:r>
+        <w:rPr>
+          <w:b/>
+        </w:rPr>
+        <w:t>KPI·알림</w:t>
+      </w:r>
+      <w:r>
+        <w:t xml:space="preserve"> — 불량률 분모(생산 수량)와 KPI 계산식을 받으면 월간 KPI 보고서, 보안이 허용되면 반복·다발 알림(Make).</w:t>
+      </w:r>
+    </w:p>
+    <w:p>
+      <w:r>
+        <w:t>사진 분류와 RAG 는 자료가 있어야 시작할 수 있어, 사진·문서는 지금부터 모아 두시는 것이 가장 빠른 길입니다.</w:t>
+      </w:r>
+    </w:p>
+    <w:p>
+      <w:pPr>
+        <w:pStyle w:val="Heading2"/>
+      </w:pPr>
+      <w:r>
+        <w:t>11.3 도구에 반영한 것</w:t>
+      </w:r>
+    </w:p>
+    <w:p>
+      <w:pPr>
+        <w:pStyle w:val="ListBullet"/>
+      </w:pPr>
+      <w:r>
+        <w:t>홈(품질 이력) 화면에 「다음 단계로 가려면」 안내 상자(2026-09-30 수강생 요청으로 뺌 — 14장), 메뉴에 「다음 단계」 화면 추가 — 위 1)~3)과 체크 목록(이 브라우저에 기억), 10장 질문, 사진·문서 모으는 요령.</w:t>
+      </w:r>
+    </w:p>
+    <w:p>
+      <w:pPr>
+        <w:pStyle w:val="ListBullet"/>
+      </w:pPr>
+      <w:r>
+        <w:t xml:space="preserve">「요약 글 만들기」 — 불러온 이력의 열 이름·연결 결과·건수·기간·불량유형 이름(표기 정리 적용)·검사 결과와 10장 질문 빈칸을 한 글로 만들어 복사. 품번·품명·고객사·원인·대책 값은 넣지 않습니다(로직 </w:t>
+      </w:r>
+      <w:r>
+        <w:rPr>
+          <w:rFonts w:ascii="Consolas" w:hAnsi="Consolas"/>
+        </w:rPr>
+        <w:t>readinessSummary</w:t>
+      </w:r>
+      <w:r>
+        <w:t>, 테스트로 확인).</w:t>
+      </w:r>
+    </w:p>
+    <w:p>
+      <w:pPr>
+        <w:pStyle w:val="Heading1"/>
+      </w:pPr>
+      <w:r>
+        <w:t>12. 2026-09-30 반영 — 10장 질문 답과 실제 열 구성</w:t>
+      </w:r>
+    </w:p>
+    <w:p>
+      <w:pPr>
+        <w:pStyle w:val="Heading2"/>
+      </w:pPr>
+      <w:r>
+        <w:t>12.1 받은 것</w:t>
+      </w:r>
+    </w:p>
+    <w:p>
+      <w:r>
+        <w:t xml:space="preserve">패들릿 게시물(2026-09-29T08:36Z). 도구의 「요약 글 만들기」로 만든 글에 10장 질문 답을 채워 올려 주셨습니다. 원문은 </w:t>
+      </w:r>
+      <w:r>
+        <w:rPr>
+          <w:rFonts w:ascii="Consolas" w:hAnsi="Consolas"/>
+        </w:rPr>
+        <w:t>docs/source/2026-09-30_패들릿_답변.md</w:t>
+      </w:r>
+      <w:r>
+        <w:t>.</w:t>
+      </w:r>
+    </w:p>
+    <w:p>
+      <w:pPr>
+        <w:pStyle w:val="ListBullet"/>
+      </w:pPr>
+      <w:r>
+        <w:t>이력 22건, 2026-06-09 ~ 2026-09-17 (약 3개월, 101일)</w:t>
+      </w:r>
+    </w:p>
+    <w:p>
+      <w:pPr>
+        <w:pStyle w:val="ListBullet"/>
+      </w:pPr>
+      <w:r>
+        <w:t>실제 열 연결 13개, 불량유형 19가지(자유 기재, 「터미널 밀림 / 단자밀림 / 단자 밀림(미삽입)」처럼 같은 불량이 여러 표기로 흩어짐)</w:t>
+      </w:r>
+    </w:p>
+    <w:p>
+      <w:pPr>
+        <w:pStyle w:val="ListBullet"/>
+      </w:pPr>
+      <w:r>
+        <w:t>도구 검사 결과 오류 0 · 확인 0, 써 보니 안 맞았던 점: 「맞습니다」</w:t>
+      </w:r>
+    </w:p>
+    <w:p>
+      <w:pPr>
+        <w:pStyle w:val="ListBullet"/>
+      </w:pPr>
+      <w:r>
+        <w:t>불량 LIST·대책서는 메일로 보내 주실 예정(개선대책서 3건)</w:t>
+      </w:r>
+    </w:p>
+    <w:p>
+      <w:pPr>
+        <w:pStyle w:val="Heading2"/>
+      </w:pPr>
+      <w:r>
+        <w:t>12.2 확정값 (가정 → 확정)</w:t>
+      </w:r>
+    </w:p>
+    <w:tbl>
+      <w:tblPr>
+        <w:tblStyle w:val="TableGrid"/>
+        <w:tblW w:type="auto" w:w="0"/>
+        <w:tblLook w:firstColumn="1" w:firstRow="1" w:lastColumn="0" w:lastRow="0" w:noHBand="0" w:noVBand="1" w:val="04A0"/>
+      </w:tblPr>
+      <w:tblGrid>
+        <w:gridCol w:w="2880"/>
+        <w:gridCol w:w="2880"/>
+        <w:gridCol w:w="2880"/>
+      </w:tblGrid>
+      <w:tr>
+        <w:tc>
+          <w:tcPr>
+            <w:tcW w:type="dxa" w:w="2880"/>
+          </w:tcPr>
+          <w:p>
+            <w:r>
+              <w:rPr>
+                <w:b/>
+              </w:rPr>
+            </w:r>
+            <w:r>
+              <w:rPr>
+                <w:b/>
+              </w:rPr>
+              <w:t>10장 질문</w:t>
+            </w:r>
+          </w:p>
+        </w:tc>
+        <w:tc>
+          <w:tcPr>
+            <w:tcW w:type="dxa" w:w="2880"/>
+          </w:tcPr>
+          <w:p>
+            <w:r>
+              <w:rPr>
+                <w:b/>
+              </w:rPr>
+            </w:r>
+            <w:r>
+              <w:rPr>
+                <w:b/>
+              </w:rPr>
+              <w:t>답</w:t>
+            </w:r>
+          </w:p>
+        </w:tc>
+        <w:tc>
+          <w:tcPr>
+            <w:tcW w:type="dxa" w:w="2880"/>
+          </w:tcPr>
+          <w:p>
+            <w:r>
+              <w:rPr>
+                <w:b/>
+              </w:rPr>
+            </w:r>
+            <w:r>
+              <w:rPr>
+                <w:b/>
+              </w:rPr>
+              <w:t>도구에 반영한 것</w:t>
+            </w:r>
+          </w:p>
+        </w:tc>
+      </w:tr>
+      <w:tr>
+        <w:tc>
+          <w:tcPr>
+            <w:tcW w:type="dxa" w:w="2880"/>
+          </w:tcPr>
+          <w:p>
+            <w:r/>
+            <w:r>
+              <w:t>1. 열·시트 구성, 1행 1건</w:t>
+            </w:r>
+          </w:p>
+        </w:tc>
+        <w:tc>
+          <w:tcPr>
+            <w:tcW w:type="dxa" w:w="2880"/>
+          </w:tcPr>
+          <w:p>
+            <w:r/>
+            <w:r>
+              <w:t>품번·품명·고객사·발생일·불량내용·불량수량·원인·조치 및 개선대책 등, 1행 = 1건</w:t>
+            </w:r>
+          </w:p>
+        </w:tc>
+        <w:tc>
+          <w:tcPr>
+            <w:tcW w:type="dxa" w:w="2880"/>
+          </w:tcPr>
+          <w:p>
+            <w:r/>
+            <w:r>
+              <w:t>확인됨. 실제 열 연결을 「저장된 양식」으로 넣음(12.3)</w:t>
+            </w:r>
+          </w:p>
+        </w:tc>
+      </w:tr>
+      <w:tr>
+        <w:tc>
+          <w:tcPr>
+            <w:tcW w:type="dxa" w:w="2880"/>
+          </w:tcPr>
+          <w:p>
+            <w:r/>
+            <w:r>
+              <w:t>2. 건수·기간</w:t>
+            </w:r>
+          </w:p>
+        </w:tc>
+        <w:tc>
+          <w:tcPr>
+            <w:tcW w:type="dxa" w:w="2880"/>
+          </w:tcPr>
+          <w:p>
+            <w:r/>
+            <w:r>
+              <w:t>최근 3개월, 22건</w:t>
+            </w:r>
+          </w:p>
+        </w:tc>
+        <w:tc>
+          <w:tcPr>
+            <w:tcW w:type="dxa" w:w="2880"/>
+          </w:tcPr>
+          <w:p>
+            <w:r/>
+            <w:r>
+              <w:t>확인됨. 요약 글이 기간을 「4개월」(달력 달 수)로 적던 것을 「101일, 약 3개월」로 고침</w:t>
+            </w:r>
+          </w:p>
+        </w:tc>
+      </w:tr>
+      <w:tr>
+        <w:tc>
+          <w:tcPr>
+            <w:tcW w:type="dxa" w:w="2880"/>
+          </w:tcPr>
+          <w:p>
+            <w:r/>
+            <w:r>
+              <w:t>3. 대책서 형식</w:t>
+            </w:r>
+          </w:p>
+        </w:tc>
+        <w:tc>
+          <w:tcPr>
+            <w:tcW w:type="dxa" w:w="2880"/>
+          </w:tcPr>
+          <w:p>
+            <w:r/>
+            <w:r>
+              <w:t>주로 Excel</w:t>
+            </w:r>
+          </w:p>
+        </w:tc>
+        <w:tc>
+          <w:tcPr>
+            <w:tcW w:type="dxa" w:w="2880"/>
+          </w:tcPr>
+          <w:p>
+            <w:r/>
+            <w:r>
+              <w:t>2단계 ②를 「대책서 Excel 에서 항목 뽑기」로 정함(12.5)</w:t>
+            </w:r>
+          </w:p>
+        </w:tc>
+      </w:tr>
+      <w:tr>
+        <w:tc>
+          <w:tcPr>
+            <w:tcW w:type="dxa" w:w="2880"/>
+          </w:tcPr>
+          <w:p>
+            <w:r/>
+            <w:r>
+              <w:t>4. 품질 Excel 관리자료</w:t>
+            </w:r>
+          </w:p>
+        </w:tc>
+        <w:tc>
+          <w:tcPr>
+            <w:tcW w:type="dxa" w:w="2880"/>
+          </w:tcPr>
+          <w:p>
+            <w:r/>
+            <w:r>
+              <w:t>공정불량 이력 LIST</w:t>
+            </w:r>
+          </w:p>
+        </w:tc>
+        <w:tc>
+          <w:tcPr>
+            <w:tcW w:type="dxa" w:w="2880"/>
+          </w:tcPr>
+          <w:p>
+            <w:r/>
+            <w:r>
+              <w:t>두 번째 자료로 함께 불러오는 「자료 구분」 추가(12.3)</w:t>
+            </w:r>
+          </w:p>
+        </w:tc>
+      </w:tr>
+      <w:tr>
+        <w:tc>
+          <w:tcPr>
+            <w:tcW w:type="dxa" w:w="2880"/>
+          </w:tcPr>
+          <w:p>
+            <w:r/>
+            <w:r>
+              <w:t>5. 분류 체계</w:t>
+            </w:r>
+          </w:p>
+        </w:tc>
+        <w:tc>
+          <w:tcPr>
+            <w:tcW w:type="dxa" w:w="2880"/>
+          </w:tcPr>
+          <w:p>
+            <w:r/>
+            <w:r>
+              <w:t>자유 기재</w:t>
+            </w:r>
+          </w:p>
+        </w:tc>
+        <w:tc>
+          <w:tcPr>
+            <w:tcW w:type="dxa" w:w="2880"/>
+          </w:tcPr>
+          <w:p>
+            <w:r/>
+            <w:r>
+              <w:t xml:space="preserve">「표기 정리」에 </w:t>
+            </w:r>
+            <w:r>
+              <w:rPr>
+                <w:b/>
+              </w:rPr>
+              <w:t>묶기 제안</w:t>
+            </w:r>
+            <w:r>
+              <w:t xml:space="preserve"> 추가 — 비슷한 표기를 묶자고 제안, 사용자가 확인한 것만 사전에(12.3)</w:t>
+            </w:r>
+          </w:p>
+        </w:tc>
+      </w:tr>
+      <w:tr>
+        <w:tc>
+          <w:tcPr>
+            <w:tcW w:type="dxa" w:w="2880"/>
+          </w:tcPr>
+          <w:p>
+            <w:r/>
+            <w:r>
+              <w:t>6. 반복·다발 기준</w:t>
+            </w:r>
+          </w:p>
+        </w:tc>
+        <w:tc>
+          <w:tcPr>
+            <w:tcW w:type="dxa" w:w="2880"/>
+          </w:tcPr>
+          <w:p>
+            <w:r/>
+            <w:r>
+              <w:t>동일 품번 또는 동일 불량유형이 반복 발생</w:t>
+            </w:r>
+          </w:p>
+        </w:tc>
+        <w:tc>
+          <w:tcPr>
+            <w:tcW w:type="dxa" w:w="2880"/>
+          </w:tcPr>
+          <w:p>
+            <w:r/>
+            <w:r>
+              <w:t xml:space="preserve">기본 기준을 「같은 품번 </w:t>
+            </w:r>
+            <w:r>
+              <w:rPr>
+                <w:b/>
+              </w:rPr>
+              <w:t>또는</w:t>
+            </w:r>
+            <w:r>
+              <w:t xml:space="preserve"> 같은 불량유형, 기간 제한 없음, 2건 이상」으로 바꿈. 불량유형은 묶은 대표 이름으로 셈</w:t>
+            </w:r>
+          </w:p>
+        </w:tc>
+      </w:tr>
+      <w:tr>
+        <w:tc>
+          <w:tcPr>
+            <w:tcW w:type="dxa" w:w="2880"/>
+          </w:tcPr>
+          <w:p>
+            <w:r/>
+            <w:r>
+              <w:t>7. KPI</w:t>
+            </w:r>
+          </w:p>
+        </w:tc>
+        <w:tc>
+          <w:tcPr>
+            <w:tcW w:type="dxa" w:w="2880"/>
+          </w:tcPr>
+          <w:p>
+            <w:r/>
+            <w:r>
+              <w:t>만들지 않음</w:t>
+            </w:r>
+          </w:p>
+        </w:tc>
+        <w:tc>
+          <w:tcPr>
+            <w:tcW w:type="dxa" w:w="2880"/>
+          </w:tcPr>
+          <w:p>
+            <w:r/>
+            <w:r>
+              <w:t>KPI 보고서를 계획에서 뺌. 월간 현황은 건수·수량만</w:t>
+            </w:r>
+          </w:p>
+        </w:tc>
+      </w:tr>
+      <w:tr>
+        <w:tc>
+          <w:tcPr>
+            <w:tcW w:type="dxa" w:w="2880"/>
+          </w:tcPr>
+          <w:p>
+            <w:r/>
+            <w:r>
+              <w:t>8. 사진 연결 키·보관</w:t>
+            </w:r>
+          </w:p>
+        </w:tc>
+        <w:tc>
+          <w:tcPr>
+            <w:tcW w:type="dxa" w:w="2880"/>
+          </w:tcPr>
+          <w:p>
+            <w:r/>
+            <w:r>
+              <w:t>품번·발생일자·이슈번호 기준, 사내 파일서버 폴더</w:t>
+            </w:r>
+          </w:p>
+        </w:tc>
+        <w:tc>
+          <w:tcPr>
+            <w:tcW w:type="dxa" w:w="2880"/>
+          </w:tcPr>
+          <w:p>
+            <w:r/>
+            <w:r>
+              <w:t>사진이 없어 사진 단계는 보류. 사진이 생기면 파일 이름에 하자NO. 를 넣도록 안내</w:t>
+            </w:r>
+          </w:p>
+        </w:tc>
+      </w:tr>
+      <w:tr>
+        <w:tc>
+          <w:tcPr>
+            <w:tcW w:type="dxa" w:w="2880"/>
+          </w:tcPr>
+          <w:p>
+            <w:r/>
+            <w:r>
+              <w:t>9. 외부 AI·클라우드</w:t>
+            </w:r>
+          </w:p>
+        </w:tc>
+        <w:tc>
+          <w:tcPr>
+            <w:tcW w:type="dxa" w:w="2880"/>
+          </w:tcPr>
+          <w:p>
+            <w:r/>
+            <w:r>
+              <w:t>가능</w:t>
+            </w:r>
+          </w:p>
+        </w:tc>
+        <w:tc>
+          <w:tcPr>
+            <w:tcW w:type="dxa" w:w="2880"/>
+          </w:tcPr>
+          <w:p>
+            <w:r/>
+            <w:r>
+              <w:t>대책서 초안 안내 문구를 「ChatGPT 등 생성형 AI 에 붙여넣기」로 바꿈. RAG 는 NotebookLM 부터</w:t>
+            </w:r>
+          </w:p>
+        </w:tc>
+      </w:tr>
+      <w:tr>
+        <w:tc>
+          <w:tcPr>
+            <w:tcW w:type="dxa" w:w="2880"/>
+          </w:tcPr>
+          <w:p>
+            <w:r/>
+            <w:r>
+              <w:t>10. 혼자/함께</w:t>
+            </w:r>
+          </w:p>
+        </w:tc>
+        <w:tc>
+          <w:tcPr>
+            <w:tcW w:type="dxa" w:w="2880"/>
+          </w:tcPr>
+          <w:p>
+            <w:r/>
+            <w:r>
+              <w:t>혼자 씀</w:t>
+            </w:r>
+          </w:p>
+        </w:tc>
+        <w:tc>
+          <w:tcPr>
+            <w:tcW w:type="dxa" w:w="2880"/>
+          </w:tcPr>
+          <w:p>
+            <w:r/>
+            <w:r>
+              <w:t>공유 저장소 없이 이 브라우저(localStorage)에 저장하는 지금 방식 유지</w:t>
+            </w:r>
+          </w:p>
+        </w:tc>
+      </w:tr>
+    </w:tbl>
+    <w:p>
+      <w:pPr>
+        <w:pStyle w:val="Heading2"/>
+      </w:pPr>
+      <w:r>
+        <w:t>12.3 도구에 반영한 것 — 2단계 ① 실제 이력에 맞추기</w:t>
+      </w:r>
+    </w:p>
+    <w:p>
+      <w:r>
+        <w:rPr>
+          <w:b/>
+        </w:rPr>
+        <w:t>1) 실제 열 연결을 저장된 양식으로</w:t>
+      </w:r>
+    </w:p>
+    <w:tbl>
+      <w:tblPr>
+        <w:tblStyle w:val="TableGrid"/>
+        <w:tblW w:type="auto" w:w="0"/>
+        <w:tblLook w:firstColumn="1" w:firstRow="1" w:lastColumn="0" w:lastRow="0" w:noHBand="0" w:noVBand="1" w:val="04A0"/>
+      </w:tblPr>
+      <w:tblGrid>
+        <w:gridCol w:w="4320"/>
+        <w:gridCol w:w="4320"/>
+      </w:tblGrid>
+      <w:tr>
+        <w:tc>
+          <w:tcPr>
+            <w:tcW w:type="dxa" w:w="4320"/>
+          </w:tcPr>
+          <w:p>
+            <w:r>
+              <w:rPr>
+                <w:b/>
+              </w:rPr>
+            </w:r>
+            <w:r>
+              <w:rPr>
+                <w:b/>
+              </w:rPr>
+              <w:t>표준 항목</w:t>
+            </w:r>
+          </w:p>
+        </w:tc>
+        <w:tc>
+          <w:tcPr>
+            <w:tcW w:type="dxa" w:w="4320"/>
+          </w:tcPr>
+          <w:p>
+            <w:r>
+              <w:rPr>
+                <w:b/>
+              </w:rPr>
+            </w:r>
+            <w:r>
+              <w:rPr>
+                <w:b/>
+              </w:rPr>
+              <w:t>실제 열</w:t>
+            </w:r>
+          </w:p>
+        </w:tc>
+      </w:tr>
+      <w:tr>
+        <w:tc>
+          <w:tcPr>
+            <w:tcW w:type="dxa" w:w="4320"/>
+          </w:tcPr>
+          <w:p>
+            <w:r/>
+            <w:r>
+              <w:t>관리번호</w:t>
+            </w:r>
+          </w:p>
+        </w:tc>
+        <w:tc>
+          <w:tcPr>
+            <w:tcW w:type="dxa" w:w="4320"/>
+          </w:tcPr>
+          <w:p>
+            <w:r/>
+            <w:r>
+              <w:t>하자NO.</w:t>
+            </w:r>
+          </w:p>
+        </w:tc>
+      </w:tr>
+      <w:tr>
+        <w:tc>
+          <w:tcPr>
+            <w:tcW w:type="dxa" w:w="4320"/>
+          </w:tcPr>
+          <w:p>
+            <w:r/>
+            <w:r>
+              <w:t>발생일</w:t>
+            </w:r>
+          </w:p>
+        </w:tc>
+        <w:tc>
+          <w:tcPr>
+            <w:tcW w:type="dxa" w:w="4320"/>
+          </w:tcPr>
+          <w:p>
+            <w:r/>
+            <w:r>
+              <w:t>발생일</w:t>
+            </w:r>
+          </w:p>
+        </w:tc>
+      </w:tr>
+      <w:tr>
+        <w:tc>
+          <w:tcPr>
+            <w:tcW w:type="dxa" w:w="4320"/>
+          </w:tcPr>
+          <w:p>
+            <w:r/>
+            <w:r>
+              <w:t>품번 · 품명</w:t>
+            </w:r>
+          </w:p>
+        </w:tc>
+        <w:tc>
+          <w:tcPr>
+            <w:tcW w:type="dxa" w:w="4320"/>
+          </w:tcPr>
+          <w:p>
+            <w:r/>
+            <w:r>
+              <w:t>품번 · 품명</w:t>
+            </w:r>
+          </w:p>
+        </w:tc>
+      </w:tr>
+      <w:tr>
+        <w:tc>
+          <w:tcPr>
+            <w:tcW w:type="dxa" w:w="4320"/>
+          </w:tcPr>
+          <w:p>
+            <w:r/>
+            <w:r>
+              <w:t>불량유형</w:t>
+            </w:r>
+          </w:p>
+        </w:tc>
+        <w:tc>
+          <w:tcPr>
+            <w:tcW w:type="dxa" w:w="4320"/>
+          </w:tcPr>
+          <w:p>
+            <w:r/>
+            <w:r>
+              <w:t>불량내용</w:t>
+            </w:r>
+          </w:p>
+        </w:tc>
+      </w:tr>
+      <w:tr>
+        <w:tc>
+          <w:tcPr>
+            <w:tcW w:type="dxa" w:w="4320"/>
+          </w:tcPr>
+          <w:p>
+            <w:r/>
+            <w:r>
+              <w:t>불량현상</w:t>
+            </w:r>
+          </w:p>
+        </w:tc>
+        <w:tc>
+          <w:tcPr>
+            <w:tcW w:type="dxa" w:w="4320"/>
+          </w:tcPr>
+          <w:p>
+            <w:r/>
+            <w:r>
+              <w:t>현상 조치&amp;조치 사항</w:t>
+            </w:r>
+          </w:p>
+        </w:tc>
+      </w:tr>
+      <w:tr>
+        <w:tc>
+          <w:tcPr>
+            <w:tcW w:type="dxa" w:w="4320"/>
+          </w:tcPr>
+          <w:p>
+            <w:r/>
+            <w:r>
+              <w:t>원인 분류 · 발생원인</w:t>
+            </w:r>
+          </w:p>
+        </w:tc>
+        <w:tc>
+          <w:tcPr>
+            <w:tcW w:type="dxa" w:w="4320"/>
+          </w:tcPr>
+          <w:p>
+            <w:r/>
+            <w:r>
+              <w:t>원인분류 · 발생원인</w:t>
+            </w:r>
+          </w:p>
+        </w:tc>
+      </w:tr>
+      <w:tr>
+        <w:tc>
+          <w:tcPr>
+            <w:tcW w:type="dxa" w:w="4320"/>
+          </w:tcPr>
+          <w:p>
+            <w:r/>
+            <w:r>
+              <w:t>개선대책</w:t>
+            </w:r>
+          </w:p>
+        </w:tc>
+        <w:tc>
+          <w:tcPr>
+            <w:tcW w:type="dxa" w:w="4320"/>
+          </w:tcPr>
+          <w:p>
+            <w:r/>
+            <w:r>
+              <w:t>대책수립 진행결과</w:t>
+            </w:r>
+          </w:p>
+        </w:tc>
+      </w:tr>
+      <w:tr>
+        <w:tc>
+          <w:tcPr>
+            <w:tcW w:type="dxa" w:w="4320"/>
+          </w:tcPr>
+          <w:p>
+            <w:r/>
+            <w:r>
+              <w:rPr>
+                <w:b/>
+              </w:rPr>
+              <w:t>진행상태(새 항목)</w:t>
+            </w:r>
+          </w:p>
+        </w:tc>
+        <w:tc>
+          <w:tcPr>
+            <w:tcW w:type="dxa" w:w="4320"/>
+          </w:tcPr>
+          <w:p>
+            <w:r/>
+            <w:r>
+              <w:rPr>
+                <w:b/>
+              </w:rPr>
+              <w:t>완료여부</w:t>
+            </w:r>
+          </w:p>
+        </w:tc>
+      </w:tr>
+      <w:tr>
+        <w:tc>
+          <w:tcPr>
+            <w:tcW w:type="dxa" w:w="4320"/>
+          </w:tcPr>
+          <w:p>
+            <w:r/>
+            <w:r>
+              <w:t>불량수량 · 공정 · 고객사</w:t>
+            </w:r>
+          </w:p>
+        </w:tc>
+        <w:tc>
+          <w:tcPr>
+            <w:tcW w:type="dxa" w:w="4320"/>
+          </w:tcPr>
+          <w:p>
+            <w:r/>
+            <w:r>
+              <w:t>수량 · 공정 · 고객</w:t>
+            </w:r>
+          </w:p>
+        </w:tc>
+      </w:tr>
+    </w:tbl>
+    <w:p>
+      <w:pPr>
+        <w:pStyle w:val="ListBullet"/>
+      </w:pPr>
+      <w:r>
+        <w:t>불러오기 화면에서 파일 열 이름이 이 양식과 절반 이상 맞으면 자동으로 이 양식대로 연결합니다(띄어쓰기·마침표가 달라도 같은 열로 봄). 「이 양식으로 다시 맞추기」 버튼도 있습니다.</w:t>
+      </w:r>
+    </w:p>
+    <w:p>
+      <w:pPr>
+        <w:pStyle w:val="ListBullet"/>
+      </w:pPr>
+      <w:r>
+        <w:rPr>
+          <w:b/>
+        </w:rPr>
+        <w:t>한 곳만 바꿨습니다.</w:t>
+      </w:r>
+      <w:r>
+        <w:t xml:space="preserve"> 보내 주신 연결은 「재발방지대책 ← 완료여부」였는데, 완료여부는 대책의 진행 상태(완료·진행중)라 대책서 초안 프롬프트에 「재발방지대책: 완료」로 들어가면 AI 가 헷갈립니다. 그래서 표준 항목에 </w:t>
+      </w:r>
+      <w:r>
+        <w:rPr>
+          <w:b/>
+        </w:rPr>
+        <w:t>진행상태</w:t>
+      </w:r>
+      <w:r>
+        <w:t>를 새로 두고 완료여부를 거기에 연결했습니다. 이 브라우저에 옛 연결이 저장돼 있으면 열 때 자동으로 옮기고, 이미 불러온 이력의 재발방지대책 칸에 든 「완료」「진행중」 같은 값도 진행상태로 옮깁니다(알림 표시).</w:t>
+      </w:r>
+    </w:p>
+    <w:p>
+      <w:pPr>
+        <w:pStyle w:val="ListBullet"/>
+      </w:pPr>
+      <w:r>
+        <w:t>실제 열 이름을 자동 추천 낱말에도 넣었습니다. 「불량내용」은 이 회사 양식에서 불량유형이라 불량현상 대신 불량유형 쪽으로 옮겼습니다.</w:t>
+      </w:r>
+    </w:p>
+    <w:p>
+      <w:r>
+        <w:rPr>
+          <w:b/>
+        </w:rPr>
+        <w:t>2) 유형 묶기 제안 (표기 사전)</w:t>
+      </w:r>
+    </w:p>
+    <w:p>
+      <w:r>
+        <w:t xml:space="preserve">「표기 정리」 화면 맨 위에 </w:t>
+      </w:r>
+      <w:r>
+        <w:rPr>
+          <w:b/>
+        </w:rPr>
+        <w:t>묶기 제안</w:t>
+      </w:r>
+      <w:r>
+        <w:t xml:space="preserve">이 나옵니다. 표기를 아래 순서로 다듬어 같은 「핵심 표기」가 되는 것끼리 묶자고 제안하고, 표기마다 체크 상자와 이유를 보여 줍니다. </w:t>
+      </w:r>
+      <w:r>
+        <w:rPr>
+          <w:b/>
+        </w:rPr>
+        <w:t>제안일 뿐이며, 확인하고 「묶기」를 누른 것만 사전에 들어갑니다.</w:t>
+      </w:r>
+    </w:p>
+    <w:tbl>
+      <w:tblPr>
+        <w:tblStyle w:val="TableGrid"/>
+        <w:tblW w:type="auto" w:w="0"/>
+        <w:tblLook w:firstColumn="1" w:firstRow="1" w:lastColumn="0" w:lastRow="0" w:noHBand="0" w:noVBand="1" w:val="04A0"/>
+      </w:tblPr>
+      <w:tblGrid>
+        <w:gridCol w:w="2880"/>
+        <w:gridCol w:w="2880"/>
+        <w:gridCol w:w="2880"/>
+      </w:tblGrid>
+      <w:tr>
+        <w:tc>
+          <w:tcPr>
+            <w:tcW w:type="dxa" w:w="2880"/>
+          </w:tcPr>
+          <w:p>
+            <w:r>
+              <w:rPr>
+                <w:b/>
+              </w:rPr>
+            </w:r>
+            <w:r>
+              <w:rPr>
+                <w:b/>
+              </w:rPr>
+              <w:t>규칙</w:t>
+            </w:r>
+          </w:p>
+        </w:tc>
+        <w:tc>
+          <w:tcPr>
+            <w:tcW w:type="dxa" w:w="2880"/>
+          </w:tcPr>
+          <w:p>
+            <w:r>
+              <w:rPr>
+                <w:b/>
+              </w:rPr>
+            </w:r>
+            <w:r>
+              <w:rPr>
+                <w:b/>
+              </w:rPr>
+              <w:t>예</w:t>
+            </w:r>
+          </w:p>
+        </w:tc>
+        <w:tc>
+          <w:tcPr>
+            <w:tcW w:type="dxa" w:w="2880"/>
+          </w:tcPr>
+          <w:p>
+            <w:r>
+              <w:rPr>
+                <w:b/>
+              </w:rPr>
+            </w:r>
+            <w:r>
+              <w:rPr>
+                <w:b/>
+              </w:rPr>
+              <w:t>기본 선택</w:t>
+            </w:r>
+          </w:p>
+        </w:tc>
+      </w:tr>
+      <w:tr>
+        <w:tc>
+          <w:tcPr>
+            <w:tcW w:type="dxa" w:w="2880"/>
+          </w:tcPr>
+          <w:p>
+            <w:r/>
+            <w:r>
+              <w:t>줄바꿈·띄어쓰기 무시</w:t>
+            </w:r>
+          </w:p>
+        </w:tc>
+        <w:tc>
+          <w:tcPr>
+            <w:tcW w:type="dxa" w:w="2880"/>
+          </w:tcPr>
+          <w:p>
+            <w:r/>
+            <w:r>
+              <w:t>「단자밀림」 = 「단자 밀림」</w:t>
+            </w:r>
+          </w:p>
+        </w:tc>
+        <w:tc>
+          <w:tcPr>
+            <w:tcW w:type="dxa" w:w="2880"/>
+          </w:tcPr>
+          <w:p>
+            <w:r/>
+            <w:r>
+              <w:t>선택</w:t>
+            </w:r>
+          </w:p>
+        </w:tc>
+      </w:tr>
+      <w:tr>
+        <w:tc>
+          <w:tcPr>
+            <w:tcW w:type="dxa" w:w="2880"/>
+          </w:tcPr>
+          <w:p>
+            <w:r/>
+            <w:r>
+              <w:t>괄호 안 보충 설명 빼기(닫는 괄호가 없어도)</w:t>
+            </w:r>
+          </w:p>
+        </w:tc>
+        <w:tc>
+          <w:tcPr>
+            <w:tcW w:type="dxa" w:w="2880"/>
+          </w:tcPr>
+          <w:p>
+            <w:r/>
+            <w:r>
+              <w:t>「단자 밀림(미삽입)」「하우징 파손 (CAN PORT)」「단자 미삽입 (조립불량」</w:t>
+            </w:r>
+          </w:p>
+        </w:tc>
+        <w:tc>
+          <w:tcPr>
+            <w:tcW w:type="dxa" w:w="2880"/>
+          </w:tcPr>
+          <w:p>
+            <w:r/>
+            <w:r>
+              <w:t>선택</w:t>
+            </w:r>
+          </w:p>
+        </w:tc>
+      </w:tr>
+      <w:tr>
+        <w:tc>
+          <w:tcPr>
+            <w:tcW w:type="dxa" w:w="2880"/>
+          </w:tcPr>
+          <w:p>
+            <w:r/>
+            <w:r>
+              <w:t>앞의 영문 부위 이름 빼기</w:t>
+            </w:r>
+          </w:p>
+        </w:tc>
+        <w:tc>
+          <w:tcPr>
+            <w:tcW w:type="dxa" w:w="2880"/>
+          </w:tcPr>
+          <w:p>
+            <w:r/>
+            <w:r>
+              <w:t>「LIGHT SW 단자 밀림」「MPT 단자 밀림」「RING 단자 이종」</w:t>
+            </w:r>
+          </w:p>
+        </w:tc>
+        <w:tc>
+          <w:tcPr>
+            <w:tcW w:type="dxa" w:w="2880"/>
+          </w:tcPr>
+          <w:p>
+            <w:r/>
+            <w:r>
+              <w:t>선택</w:t>
+            </w:r>
+          </w:p>
+        </w:tc>
+      </w:tr>
+      <w:tr>
+        <w:tc>
+          <w:tcPr>
+            <w:tcW w:type="dxa" w:w="2880"/>
+          </w:tcPr>
+          <w:p>
+            <w:r/>
+            <w:r>
+              <w:t>같은 말 맞추기</w:t>
+            </w:r>
+          </w:p>
+        </w:tc>
+        <w:tc>
+          <w:tcPr>
+            <w:tcW w:type="dxa" w:w="2880"/>
+          </w:tcPr>
+          <w:p>
+            <w:r/>
+            <w:r>
+              <w:t>터미널 = 단자</w:t>
+            </w:r>
+          </w:p>
+        </w:tc>
+        <w:tc>
+          <w:tcPr>
+            <w:tcW w:type="dxa" w:w="2880"/>
+          </w:tcPr>
+          <w:p>
+            <w:r/>
+            <w:r>
+              <w:t>선택</w:t>
+            </w:r>
+          </w:p>
+        </w:tc>
+      </w:tr>
+      <w:tr>
+        <w:tc>
+          <w:tcPr>
+            <w:tcW w:type="dxa" w:w="2880"/>
+          </w:tcPr>
+          <w:p>
+            <w:r/>
+            <w:r>
+              <w:t>「/」 앞은 증상으로 보고 뒤를 유형으로</w:t>
+            </w:r>
+          </w:p>
+        </w:tc>
+        <w:tc>
+          <w:tcPr>
+            <w:tcW w:type="dxa" w:w="2880"/>
+          </w:tcPr>
+          <w:p>
+            <w:r/>
+            <w:r>
+              <w:t>「시동불능 / 단자밀림」「마스트작동불능 / 단자 밀림」</w:t>
+            </w:r>
+          </w:p>
+        </w:tc>
+        <w:tc>
+          <w:tcPr>
+            <w:tcW w:type="dxa" w:w="2880"/>
+          </w:tcPr>
+          <w:p>
+            <w:r/>
+            <w:r>
+              <w:rPr>
+                <w:b/>
+              </w:rPr>
+              <w:t>확인 필요</w:t>
+            </w:r>
+            <w:r>
+              <w:t>(선택 안 함)</w:t>
+            </w:r>
+          </w:p>
+        </w:tc>
+      </w:tr>
+    </w:tbl>
+    <w:p>
+      <w:r>
+        <w:t xml:space="preserve">뜻이 가까울 수 있는 표기는 묶음끼리 </w:t>
+      </w:r>
+      <w:r>
+        <w:rPr>
+          <w:b/>
+        </w:rPr>
+        <w:t>합치기 제안</w:t>
+      </w:r>
+      <w:r>
+        <w:t>으로 따로, 「확인 필요」로 냅니다. 누르기 전에는 적용하지 않습니다.</w:t>
+      </w:r>
+    </w:p>
+    <w:p>
+      <w:pPr>
+        <w:pStyle w:val="ListBullet"/>
+      </w:pPr>
+      <w:r>
+        <w:t>미삽입 ≈ 밀림 — 「단자 미삽입」 묶음을 「단자 밀림」에 합칠지</w:t>
+      </w:r>
+    </w:p>
+    <w:p>
+      <w:pPr>
+        <w:pStyle w:val="ListBullet"/>
+      </w:pPr>
+      <w:r>
+        <w:t>뒤에 말이 덧붙은 표기 — 「단자 이종 조립불가」 → 「단자 이종」</w:t>
+      </w:r>
+    </w:p>
+    <w:p>
+      <w:r>
+        <w:t>보내 주신 19가지로 해 보면: 「단자 밀림」 묶음에 확신 5표기(터미널 밀림·단자밀림·LIGHT SW 단자 밀림·MPT 단자 밀림·단자 밀림(미삽입), 8건) + 확인 필요 2표기(「/」 뒤가 단자 밀림인 2건), 「단자 미삽입」 묶음 2표기(2건), 합치기 제안 2개. 확신 표기만 묶어도 불량유형별 1위가 「터미널 밀림 3건」에서 「단자 밀림 8건」으로 바뀝니다(테스트로 확인).</w:t>
+      </w:r>
+    </w:p>
+    <w:p>
+      <w:r>
+        <w:rPr>
+          <w:b/>
+        </w:rPr>
+        <w:t>3) 반복·다발 기준을 답대로</w:t>
+      </w:r>
+    </w:p>
+    <w:p>
+      <w:pPr>
+        <w:pStyle w:val="ListBullet"/>
+      </w:pPr>
+      <w:r>
+        <w:t>묶음 기준 「같은 품번 또는 같은 불량유형」을 새로 두고 처음 값으로 했습니다. 품번 묶음과 불량유형 묶음을 따로 보고 둘 중 하나라도 걸리면 표시합니다(결과에 「품번: …」「불량유형: …」로 표시).</w:t>
+      </w:r>
+    </w:p>
+    <w:p>
+      <w:pPr>
+        <w:pStyle w:val="ListBullet"/>
+      </w:pPr>
+      <w:r>
+        <w:t xml:space="preserve">기간 N 에 0 을 넣으면 </w:t>
+      </w:r>
+      <w:r>
+        <w:rPr>
+          <w:b/>
+        </w:rPr>
+        <w:t>기간 제한 없음</w:t>
+      </w:r>
+      <w:r>
+        <w:t>(조회 기간 전체)입니다. 답에 기간이 없어 처음 값은 0, 건수는 「반복」이므로 2건 이상.</w:t>
+      </w:r>
+    </w:p>
+    <w:p>
+      <w:pPr>
+        <w:pStyle w:val="ListBullet"/>
+      </w:pPr>
+      <w:r>
+        <w:t>불량유형은 표기 사전을 적용한 대표 이름으로 셉니다. 그래서 묶기 제안을 확인하면 반복·다발·월간 현황·집계가 모두 묶인 유형으로 바뀝니다.</w:t>
+      </w:r>
+    </w:p>
+    <w:p>
+      <w:pPr>
+        <w:pStyle w:val="ListBullet"/>
+      </w:pPr>
+      <w:r>
+        <w:t>이 브라우저에 옛 시작값(같은 품번·같은 유형, 30일, 3건)이 그대로 저장돼 있으면 새 기준으로 바꾸고, 사용자가 바꿔 둔 값은 그대로 둡니다.</w:t>
+      </w:r>
+    </w:p>
+    <w:p>
+      <w:r>
+        <w:rPr>
+          <w:b/>
+        </w:rPr>
+        <w:t>4) 두 번째 자료 — 공정불량 이력 LIST</w:t>
+      </w:r>
+    </w:p>
+    <w:p>
+      <w:pPr>
+        <w:pStyle w:val="ListBullet"/>
+      </w:pPr>
+      <w:r>
+        <w:t>불러오기 화면에서 「이 파일은: 품질불량 이력 / 공정불량 이력 LIST」를 고릅니다(파일 이름에 「공정불량」이 있으면 자동). 열 연결은 자료별로 따로 저장합니다.</w:t>
+      </w:r>
+    </w:p>
+    <w:p>
+      <w:pPr>
+        <w:pStyle w:val="ListBullet"/>
+      </w:pPr>
+      <w:r>
+        <w:t xml:space="preserve">불러온 건에는 </w:t>
+      </w:r>
+      <w:r>
+        <w:rPr>
+          <w:b/>
+        </w:rPr>
+        <w:t>자료 구분</w:t>
+      </w:r>
+      <w:r>
+        <w:t>이 붙고, 품질 이력·반복·다발 화면에서 자료별로 거르거나 합쳐 볼 수 있습니다. 두 자료를 합쳐 보면 같은 품번·유형이 공정과 출하 뒤에 되풀이되는지 한 번에 드러납니다.</w:t>
+      </w:r>
+    </w:p>
+    <w:p>
+      <w:pPr>
+        <w:pStyle w:val="ListBullet"/>
+      </w:pPr>
+      <w:r>
+        <w:t>LIST 의 열 구성은 아직 몰라 저장된 양식이 없습니다. 메일로 받으면 품질불량 이력처럼 양식을 넣겠습니다.</w:t>
+      </w:r>
+    </w:p>
+    <w:p>
+      <w:r>
+        <w:rPr>
+          <w:b/>
+        </w:rPr>
+        <w:t>5) 그 밖</w:t>
+      </w:r>
+    </w:p>
+    <w:p>
+      <w:pPr>
+        <w:pStyle w:val="ListBullet"/>
+      </w:pPr>
+      <w:r>
+        <w:t>유사 불량 검색은 「터미널」과 「단자」를 같은 말로 봅니다(「터미널 밀림」으로 찾아도 「단자 밀림」 이력이 걸림).</w:t>
+      </w:r>
+    </w:p>
+    <w:p>
+      <w:pPr>
+        <w:pStyle w:val="ListBullet"/>
+      </w:pPr>
+      <w:r>
+        <w:t>요약 글: 기간을 날수로 적고, 셀 안 줄바꿈이 든 유형 이름을 한 줄로, 열 이름을 기억하지 못한 경우 그렇게 적습니다(보내 주신 글의 「(아직 불러온 파일 없음)」은 열 이름 기억 기능이 생기기 전에 불러온 이력이라서였습니다).</w:t>
+      </w:r>
+    </w:p>
+    <w:p>
+      <w:pPr>
+        <w:pStyle w:val="ListBullet"/>
+      </w:pPr>
+      <w:r>
+        <w:t>DB 스크립트(</w:t>
+      </w:r>
+      <w:r>
+        <w:rPr>
+          <w:rFonts w:ascii="Consolas" w:hAnsi="Consolas"/>
+        </w:rPr>
+        <w:t>supabase/schema.sql</w:t>
+      </w:r>
+      <w:r>
+        <w:t>): 진행상태·자료 구분 칸, 자료별 열 연결, 새 묶음 기준·기간 0 을 더했습니다. 이전 판으로 만든 표도 다시 실행하면 고쳐집니다(로컬 PostgreSQL 로 확인).</w:t>
+      </w:r>
+    </w:p>
+    <w:p>
+      <w:pPr>
+        <w:pStyle w:val="Heading2"/>
+      </w:pPr>
+      <w:r>
+        <w:t>12.4 수강생이 물은 것</w:t>
+      </w:r>
+    </w:p>
+    <w:p>
+      <w:r>
+        <w:t>이번 글에는 질문이 없었습니다. 「써 보니 안 맞았던 점: 맞습니다」로 적어 주셔서, 열 연결은 보내 주신 그대로 쓰고 완료여부 한 곳만 바꿨습니다(12.3 1).</w:t>
+      </w:r>
+    </w:p>
+    <w:p>
+      <w:pPr>
+        <w:pStyle w:val="Heading2"/>
+      </w:pPr>
+      <w:r>
+        <w:t>12.5 다음 단계 계획 — 2단계 ①②</w:t>
+      </w:r>
+    </w:p>
+    <w:tbl>
+      <w:tblPr>
+        <w:tblStyle w:val="TableGrid"/>
+        <w:tblW w:type="auto" w:w="0"/>
+        <w:tblLook w:firstColumn="1" w:firstRow="1" w:lastColumn="0" w:lastRow="0" w:noHBand="0" w:noVBand="1" w:val="04A0"/>
+      </w:tblPr>
+      <w:tblGrid>
+        <w:gridCol w:w="2880"/>
+        <w:gridCol w:w="2880"/>
+        <w:gridCol w:w="2880"/>
+      </w:tblGrid>
+      <w:tr>
+        <w:tc>
+          <w:tcPr>
+            <w:tcW w:type="dxa" w:w="2880"/>
+          </w:tcPr>
+          <w:p>
+            <w:r>
+              <w:rPr>
+                <w:b/>
+              </w:rPr>
+            </w:r>
+            <w:r>
+              <w:rPr>
+                <w:b/>
+              </w:rPr>
+              <w:t>순서</w:t>
+            </w:r>
+          </w:p>
+        </w:tc>
+        <w:tc>
+          <w:tcPr>
+            <w:tcW w:type="dxa" w:w="2880"/>
+          </w:tcPr>
+          <w:p>
+            <w:r>
+              <w:rPr>
+                <w:b/>
+              </w:rPr>
+            </w:r>
+            <w:r>
+              <w:rPr>
+                <w:b/>
+              </w:rPr>
+              <w:t>내용</w:t>
+            </w:r>
+          </w:p>
+        </w:tc>
+        <w:tc>
+          <w:tcPr>
+            <w:tcW w:type="dxa" w:w="2880"/>
+          </w:tcPr>
+          <w:p>
+            <w:r>
+              <w:rPr>
+                <w:b/>
+              </w:rPr>
+            </w:r>
+            <w:r>
+              <w:rPr>
+                <w:b/>
+              </w:rPr>
+              <w:t>상태</w:t>
+            </w:r>
+          </w:p>
+        </w:tc>
+      </w:tr>
+      <w:tr>
+        <w:tc>
+          <w:tcPr>
+            <w:tcW w:type="dxa" w:w="2880"/>
+          </w:tcPr>
+          <w:p>
+            <w:r/>
+            <w:r>
+              <w:t>① 실제 이력에 맞추기</w:t>
+            </w:r>
+          </w:p>
+        </w:tc>
+        <w:tc>
+          <w:tcPr>
+            <w:tcW w:type="dxa" w:w="2880"/>
+          </w:tcPr>
+          <w:p>
+            <w:r/>
+            <w:r>
+              <w:t>저장된 양식, 묶기 제안, 반복 기준, 두 번째 자료</w:t>
+            </w:r>
+          </w:p>
+        </w:tc>
+        <w:tc>
+          <w:tcPr>
+            <w:tcW w:type="dxa" w:w="2880"/>
+          </w:tcPr>
+          <w:p>
+            <w:r/>
+            <w:r>
+              <w:rPr>
+                <w:b/>
+              </w:rPr>
+              <w:t>2026-09-30 반영</w:t>
+            </w:r>
+          </w:p>
+        </w:tc>
+      </w:tr>
+      <w:tr>
+        <w:tc>
+          <w:tcPr>
+            <w:tcW w:type="dxa" w:w="2880"/>
+          </w:tcPr>
+          <w:p>
+            <w:r/>
+            <w:r>
+              <w:t>② 대책서에서 항목 뽑기</w:t>
+            </w:r>
+          </w:p>
+        </w:tc>
+        <w:tc>
+          <w:tcPr>
+            <w:tcW w:type="dxa" w:w="2880"/>
+          </w:tcPr>
+          <w:p>
+            <w:r/>
+            <w:r>
+              <w:t>대책서가 주로 Excel 이므로 브라우저에서 대책서 Excel 을 열어, 「불량현상」「발생원인」「개선대책」「재발방지대책」(및 비슷한 제목) 칸을 찾고 그 오른쪽 또는 아래 칸 값을 읽습니다. 하자NO.(없으면 품번 + 발생일)로 이력과 잇고, 비어 있던 칸만 채우거나 「대책서」 칸으로 따로 붙여 유사 검색에 걸리게 합니다. 한 파일에 여러 건·여러 시트여도 읽도록 만듭니다</w:t>
+            </w:r>
+          </w:p>
+        </w:tc>
+        <w:tc>
+          <w:tcPr>
+            <w:tcW w:type="dxa" w:w="2880"/>
+          </w:tcPr>
+          <w:p>
+            <w:r/>
+            <w:r>
+              <w:t>대책서 3건(메일)을 받은 뒤 — 양식을 보고 제목 칸 이름을 정합니다</w:t>
+            </w:r>
+          </w:p>
+        </w:tc>
+      </w:tr>
+      <w:tr>
+        <w:tc>
+          <w:tcPr>
+            <w:tcW w:type="dxa" w:w="2880"/>
+          </w:tcPr>
+          <w:p>
+            <w:r/>
+            <w:r>
+              <w:t>③ 문서 근거 질의(RAG)</w:t>
+            </w:r>
+          </w:p>
+        </w:tc>
+        <w:tc>
+          <w:tcPr>
+            <w:tcW w:type="dxa" w:w="2880"/>
+          </w:tcPr>
+          <w:p>
+            <w:r/>
+            <w:r>
+              <w:t>외부 AI 가능 → 대책서·불량 LIST 를 NotebookLM 에 올려 묻는 방법부터</w:t>
+            </w:r>
+          </w:p>
+        </w:tc>
+        <w:tc>
+          <w:tcPr>
+            <w:tcW w:type="dxa" w:w="2880"/>
+          </w:tcPr>
+          <w:p>
+            <w:r/>
+            <w:r>
+              <w:t>② 뒤</w:t>
+            </w:r>
+          </w:p>
+        </w:tc>
+      </w:tr>
+      <w:tr>
+        <w:tc>
+          <w:tcPr>
+            <w:tcW w:type="dxa" w:w="2880"/>
+          </w:tcPr>
+          <w:p>
+            <w:r/>
+            <w:r>
+              <w:t>사진 붙이기</w:t>
+            </w:r>
+          </w:p>
+        </w:tc>
+        <w:tc>
+          <w:tcPr>
+            <w:tcW w:type="dxa" w:w="2880"/>
+          </w:tcPr>
+          <w:p>
+            <w:r/>
+            <w:r>
+              <w:t>건마다 사진 여러 장, 목록에 작은 그림</w:t>
+            </w:r>
+          </w:p>
+        </w:tc>
+        <w:tc>
+          <w:tcPr>
+            <w:tcW w:type="dxa" w:w="2880"/>
+          </w:tcPr>
+          <w:p>
+            <w:r/>
+            <w:r>
+              <w:rPr>
+                <w:b/>
+              </w:rPr>
+              <w:t>2026-09-30 반영(13장)</w:t>
+            </w:r>
+          </w:p>
+        </w:tc>
+      </w:tr>
+      <w:tr>
+        <w:tc>
+          <w:tcPr>
+            <w:tcW w:type="dxa" w:w="2880"/>
+          </w:tcPr>
+          <w:p>
+            <w:r/>
+            <w:r>
+              <w:t>사진으로 현상 쓰기·분류</w:t>
+            </w:r>
+          </w:p>
+        </w:tc>
+        <w:tc>
+          <w:tcPr>
+            <w:tcW w:type="dxa" w:w="2880"/>
+          </w:tcPr>
+          <w:p>
+            <w:r/>
+            <w:r>
+              <w:t>사진이 없어 보류</w:t>
+            </w:r>
+          </w:p>
+        </w:tc>
+        <w:tc>
+          <w:tcPr>
+            <w:tcW w:type="dxa" w:w="2880"/>
+          </w:tcPr>
+          <w:p>
+            <w:r/>
+            <w:r>
+              <w:t>유형별 사진이 모이면</w:t>
+            </w:r>
+          </w:p>
+        </w:tc>
+      </w:tr>
+      <w:tr>
+        <w:tc>
+          <w:tcPr>
+            <w:tcW w:type="dxa" w:w="2880"/>
+          </w:tcPr>
+          <w:p>
+            <w:r/>
+            <w:r>
+              <w:t>KPI</w:t>
+            </w:r>
+          </w:p>
+        </w:tc>
+        <w:tc>
+          <w:tcPr>
+            <w:tcW w:type="dxa" w:w="2880"/>
+          </w:tcPr>
+          <w:p>
+            <w:r/>
+            <w:r>
+              <w:t>만들지 않음</w:t>
+            </w:r>
+          </w:p>
+        </w:tc>
+        <w:tc>
+          <w:tcPr>
+            <w:tcW w:type="dxa" w:w="2880"/>
+          </w:tcPr>
+          <w:p>
+            <w:r/>
+            <w:r>
+              <w:t>제외</w:t>
+            </w:r>
+          </w:p>
+        </w:tc>
+      </w:tr>
+    </w:tbl>
+    <w:p>
+      <w:r>
+        <w:t>②를 Excel 기준으로 정한 이유: 대책서가 한글·PDF 이면 문서 인식(DAY3)이 필요하지만, Excel 은 브라우저에서 칸 단위로 바로 읽을 수 있어 1단계 도구 안에서 끝낼 수 있습니다.</w:t>
+      </w:r>
+    </w:p>
+    <w:p>
+      <w:pPr>
+        <w:pStyle w:val="Heading2"/>
+      </w:pPr>
+      <w:r>
+        <w:t>12.6 남은 확인</w:t>
+      </w:r>
+    </w:p>
+    <w:p>
+      <w:pPr>
+        <w:pStyle w:val="ListNumber"/>
+      </w:pPr>
+      <w:r>
+        <w:t xml:space="preserve">「완료여부」를 재발방지대책 대신 </w:t>
+      </w:r>
+      <w:r>
+        <w:rPr>
+          <w:b/>
+        </w:rPr>
+        <w:t>진행상태</w:t>
+      </w:r>
+      <w:r>
+        <w:t>로 옮겼습니다. 재발방지대책을 따로 적는 열이 있는지, 아니면 「대책수립 진행결과」에 개선대책과 재발방지대책이 함께 들어가는지 알려 주세요.</w:t>
+      </w:r>
+    </w:p>
+    <w:p>
+      <w:pPr>
+        <w:pStyle w:val="ListNumber"/>
+      </w:pPr>
+      <w:r>
+        <w:t xml:space="preserve">반복·다발에 </w:t>
+      </w:r>
+      <w:r>
+        <w:rPr>
+          <w:b/>
+        </w:rPr>
+        <w:t>기간</w:t>
+      </w:r>
+      <w:r>
+        <w:t>을 둘지(예: 3개월 안 2건) — 지금은 기간 제한 없이 2건 이상입니다.</w:t>
+      </w:r>
+    </w:p>
+    <w:p>
+      <w:pPr>
+        <w:pStyle w:val="ListNumber"/>
+      </w:pPr>
+      <w:r>
+        <w:rPr>
+          <w:b/>
+        </w:rPr>
+        <w:t>단자 밀림과 단자 미삽입</w:t>
+      </w:r>
+      <w:r>
+        <w:t>을 같은 불량으로 볼지 — 합치기 제안으로만 두었습니다.</w:t>
+      </w:r>
+    </w:p>
+    <w:p>
+      <w:pPr>
+        <w:pStyle w:val="ListNumber"/>
+      </w:pPr>
+      <w:r>
+        <w:t xml:space="preserve">「시동불능 / 단자밀림」처럼 </w:t>
+      </w:r>
+      <w:r>
+        <w:rPr>
+          <w:b/>
+        </w:rPr>
+        <w:t>「/」 앞은 차량 증상, 뒤는 불량유형</w:t>
+      </w:r>
+      <w:r>
+        <w:t>으로 읽는 것이 맞는지.</w:t>
+      </w:r>
+    </w:p>
+    <w:p>
+      <w:pPr>
+        <w:pStyle w:val="ListNumber"/>
+      </w:pPr>
+      <w:r>
+        <w:t xml:space="preserve">공정불량 이력 LIST 의 열 구성, 그리고 같은 불량이 품질불량 이력과 LIST 에 </w:t>
+      </w:r>
+      <w:r>
+        <w:rPr>
+          <w:b/>
+        </w:rPr>
+        <w:t>둘 다</w:t>
+      </w:r>
+      <w:r>
+        <w:t xml:space="preserve"> 적히는 경우가 있는지(있으면 합쳐 볼 때 두 번 셉니다).</w:t>
+      </w:r>
+    </w:p>
+    <w:p>
+      <w:pPr>
+        <w:pStyle w:val="ListNumber"/>
+      </w:pPr>
+      <w:r>
+        <w:t>대책서 Excel 이 한 파일에 한 건인지, 제목 칸 이름(불량현상·발생원인 등)이 3건 모두 같은지.</w:t>
+      </w:r>
+    </w:p>
+    <w:p>
+      <w:pPr>
+        <w:pStyle w:val="Heading1"/>
+      </w:pPr>
+      <w:r>
+        <w:t>13. 2026-09-30 반영 — 이력 건에 사진 붙이기</w:t>
+      </w:r>
+    </w:p>
+    <w:p>
+      <w:pPr>
+        <w:pStyle w:val="Heading2"/>
+      </w:pPr>
+      <w:r>
+        <w:t>13.1 요청 원문 (2026-09-30 10:18, 결과 글 댓글)</w:t>
+      </w:r>
+    </w:p>
+    <w:p>
+      <w:pPr>
+        <w:pStyle w:val="Quote"/>
+      </w:pPr>
+      <w:r>
+        <w:t>이력 목록에서 건 추가 시 사진을 함께 등록할 수 있도록 기능 추가를 요청드립니다.</w:t>
+      </w:r>
+    </w:p>
+    <w:p>
+      <w:pPr>
+        <w:pStyle w:val="Quote"/>
+      </w:pPr>
+      <w:r>
+        <w:t>또한, 등록된 사진이 이력 목록에서도 함께 확인될 수 있도록 개선 부탁드립니다.</w:t>
+      </w:r>
+    </w:p>
+    <w:p>
+      <w:pPr>
+        <w:pStyle w:val="Quote"/>
+      </w:pPr>
+      <w:r>
+        <w:t>해당 기능 반영이 완료되면 최종 확인 후 마무리하도록 하겠습니다.</w:t>
+      </w:r>
+    </w:p>
+    <w:p>
+      <w:r>
+        <w:t xml:space="preserve">원문 저장: </w:t>
+      </w:r>
+      <w:r>
+        <w:rPr>
+          <w:rFonts w:ascii="Consolas" w:hAnsi="Consolas"/>
+        </w:rPr>
+        <w:t>docs/source/2026-09-30_패들릿_사진요청.md</w:t>
+      </w:r>
+    </w:p>
+    <w:p>
+      <w:pPr>
+        <w:pStyle w:val="Heading2"/>
+      </w:pPr>
+      <w:r>
+        <w:t>13.2 도구에 반영한 것</w:t>
+      </w:r>
+    </w:p>
+    <w:tbl>
+      <w:tblPr>
+        <w:tblStyle w:val="TableGrid"/>
+        <w:tblW w:type="auto" w:w="0"/>
+        <w:tblLook w:firstColumn="1" w:firstRow="1" w:lastColumn="0" w:lastRow="0" w:noHBand="0" w:noVBand="1" w:val="04A0"/>
+      </w:tblPr>
+      <w:tblGrid>
+        <w:gridCol w:w="4320"/>
+        <w:gridCol w:w="4320"/>
+      </w:tblGrid>
+      <w:tr>
+        <w:tc>
+          <w:tcPr>
+            <w:tcW w:type="dxa" w:w="4320"/>
+          </w:tcPr>
+          <w:p>
+            <w:r>
+              <w:rPr>
+                <w:b/>
+              </w:rPr>
+            </w:r>
+            <w:r>
+              <w:rPr>
+                <w:b/>
+              </w:rPr>
+              <w:t>요청</w:t>
+            </w:r>
+          </w:p>
+        </w:tc>
+        <w:tc>
+          <w:tcPr>
+            <w:tcW w:type="dxa" w:w="4320"/>
+          </w:tcPr>
+          <w:p>
+            <w:r>
+              <w:rPr>
+                <w:b/>
+              </w:rPr>
+            </w:r>
+            <w:r>
+              <w:rPr>
+                <w:b/>
+              </w:rPr>
+              <w:t>반영</w:t>
+            </w:r>
+          </w:p>
+        </w:tc>
+      </w:tr>
+      <w:tr>
+        <w:tc>
+          <w:tcPr>
+            <w:tcW w:type="dxa" w:w="4320"/>
+          </w:tcPr>
+          <w:p>
+            <w:r/>
+            <w:r>
+              <w:t>건 추가 시 사진 등록</w:t>
+            </w:r>
+          </w:p>
+        </w:tc>
+        <w:tc>
+          <w:tcPr>
+            <w:tcW w:type="dxa" w:w="4320"/>
+          </w:tcPr>
+          <w:p>
+            <w:r/>
+            <w:r>
+              <w:t xml:space="preserve">「건 추가」와 건을 눌러 여는 「고치기」 창에 </w:t>
+            </w:r>
+            <w:r>
+              <w:rPr>
+                <w:b/>
+              </w:rPr>
+              <w:t>사진</w:t>
+            </w:r>
+            <w:r>
+              <w:t xml:space="preserve"> 칸. 「사진 고르기」로 여러 장을 한 번에, 휴대폰에서는 「카메라로 찍기」로 바로 찍어 붙입니다. 한 건에 20장까지</w:t>
+            </w:r>
+          </w:p>
+        </w:tc>
+      </w:tr>
+      <w:tr>
+        <w:tc>
+          <w:tcPr>
+            <w:tcW w:type="dxa" w:w="4320"/>
+          </w:tcPr>
+          <w:p>
+            <w:r/>
+            <w:r>
+              <w:t>사진 고치기·빼기</w:t>
+            </w:r>
+          </w:p>
+        </w:tc>
+        <w:tc>
+          <w:tcPr>
+            <w:tcW w:type="dxa" w:w="4320"/>
+          </w:tcPr>
+          <w:p>
+            <w:r/>
+            <w:r>
+              <w:t>사진마다 설명(선택)·</w:t>
+            </w:r>
+            <w:r>
+              <w:rPr>
+                <w:b/>
+              </w:rPr>
+              <w:t>돌리기</w:t>
+            </w:r>
+            <w:r>
+              <w:t>(오른쪽 90°)·</w:t>
+            </w:r>
+            <w:r>
+              <w:rPr>
+                <w:b/>
+              </w:rPr>
+              <w:t>앞으로</w:t>
+            </w:r>
+            <w:r>
+              <w:t>(순서)·</w:t>
+            </w:r>
+            <w:r>
+              <w:rPr>
+                <w:b/>
+              </w:rPr>
+              <w:t>빼기</w:t>
+            </w:r>
+            <w:r>
+              <w:t>. 「저장」을 눌러야 반영되고, 저장하지 않고 닫으면 이번에 넣은 사진은 지웁니다</w:t>
+            </w:r>
+          </w:p>
+        </w:tc>
+      </w:tr>
+      <w:tr>
+        <w:tc>
+          <w:tcPr>
+            <w:tcW w:type="dxa" w:w="4320"/>
+          </w:tcPr>
+          <w:p>
+            <w:r/>
+            <w:r>
+              <w:t>목록에서 사진 확인</w:t>
+            </w:r>
+          </w:p>
+        </w:tc>
+        <w:tc>
+          <w:tcPr>
+            <w:tcW w:type="dxa" w:w="4320"/>
+          </w:tcPr>
+          <w:p>
+            <w:r/>
+            <w:r>
+              <w:t xml:space="preserve">이력 목록 맨 앞에 </w:t>
+            </w:r>
+            <w:r>
+              <w:rPr>
+                <w:b/>
+              </w:rPr>
+              <w:t>사진</w:t>
+            </w:r>
+            <w:r>
+              <w:t xml:space="preserve"> 칸 — 첫 사진의 작은 그림과 「+2」 같은 남은 장수. 누르면 </w:t>
+            </w:r>
+            <w:r>
+              <w:rPr>
+                <w:b/>
+              </w:rPr>
+              <w:t>크게 보기</w:t>
+            </w:r>
+            <w:r>
+              <w:t>(이전·다음, 설명·파일 이름, 키보드 ←·→·Esc)</w:t>
+            </w:r>
+          </w:p>
+        </w:tc>
+      </w:tr>
+      <w:tr>
+        <w:tc>
+          <w:tcPr>
+            <w:tcW w:type="dxa" w:w="4320"/>
+          </w:tcPr>
+          <w:p>
+            <w:r/>
+            <w:r>
+              <w:t>저장</w:t>
+            </w:r>
+          </w:p>
+        </w:tc>
+        <w:tc>
+          <w:tcPr>
+            <w:tcW w:type="dxa" w:w="4320"/>
+          </w:tcPr>
+          <w:p>
+            <w:r/>
+            <w:r>
+              <w:t xml:space="preserve">사진은 </w:t>
+            </w:r>
+            <w:r>
+              <w:rPr>
+                <w:b/>
+              </w:rPr>
+              <w:t>긴 변 1280px JPEG 로 줄인 사본 + 목록용 작은 그림(240px)</w:t>
+            </w:r>
+            <w:r>
+              <w:t xml:space="preserve"> 만 이 브라우저의 </w:t>
+            </w:r>
+            <w:r>
+              <w:rPr>
+                <w:b/>
+              </w:rPr>
+              <w:t>IndexedDB</w:t>
+            </w:r>
+            <w:r>
+              <w:t xml:space="preserve"> 에 둡니다. 이력 표(localStorage)에는 사진 id·이름·크기·설명만 둡니다. localStorage 는 수 MB 에서 가득 차 사진 몇 장이면 이력까지 저장을 못 하게 되기 때문입니다. 원본 파일은 그대로 남습니다</w:t>
+            </w:r>
+          </w:p>
+        </w:tc>
+      </w:tr>
+      <w:tr>
+        <w:tc>
+          <w:tcPr>
+            <w:tcW w:type="dxa" w:w="4320"/>
+          </w:tcPr>
+          <w:p>
+            <w:r/>
+            <w:r>
+              <w:t>내보내기</w:t>
+            </w:r>
+          </w:p>
+        </w:tc>
+        <w:tc>
+          <w:tcPr>
+            <w:tcW w:type="dxa" w:w="4320"/>
+          </w:tcPr>
+          <w:p>
+            <w:r/>
+            <w:r>
+              <w:t xml:space="preserve">「Excel 내보내기」 이력 표 끝에 </w:t>
+            </w:r>
+            <w:r>
+              <w:rPr>
+                <w:b/>
+              </w:rPr>
+              <w:t>사진 수·사진 파일</w:t>
+            </w:r>
+            <w:r>
+              <w:t xml:space="preserve"> 칸, 사진이 있으면 </w:t>
+            </w:r>
+            <w:r>
+              <w:rPr>
+                <w:b/>
+              </w:rPr>
+              <w:t>사진 목록</w:t>
+            </w:r>
+            <w:r>
+              <w:t xml:space="preserve"> 시트(사진마다 한 줄: 관리번호·발생일·품번·불량유형·순번·파일 이름·원래 이름·설명·크기). 새 버튼 </w:t>
+            </w:r>
+            <w:r>
+              <w:rPr>
+                <w:b/>
+              </w:rPr>
+              <w:t>「Excel + 사진 ZIP」</w:t>
+            </w:r>
+            <w:r>
+              <w:t xml:space="preserve"> — Excel 과 </w:t>
+            </w:r>
+            <w:r>
+              <w:rPr>
+                <w:rFonts w:ascii="Consolas" w:hAnsi="Consolas"/>
+              </w:rPr>
+              <w:t>사진/관리번호_1.jpg …</w:t>
+            </w:r>
+            <w:r>
+              <w:t xml:space="preserve"> 를 ZIP 하나로. 사진 파일 이름이 Excel 의 「사진 파일」 칸과 같아 서로 찾을 수 있습니다</w:t>
+            </w:r>
+          </w:p>
+        </w:tc>
+      </w:tr>
+      <w:tr>
+        <w:tc>
+          <w:tcPr>
+            <w:tcW w:type="dxa" w:w="4320"/>
+          </w:tcPr>
+          <w:p>
+            <w:r/>
+            <w:r>
+              <w:t>백업</w:t>
+            </w:r>
+          </w:p>
+        </w:tc>
+        <w:tc>
+          <w:tcPr>
+            <w:tcW w:type="dxa" w:w="4320"/>
+          </w:tcPr>
+          <w:p>
+            <w:r/>
+            <w:r>
+              <w:t xml:space="preserve">새 버튼 </w:t>
+            </w:r>
+            <w:r>
+              <w:rPr>
+                <w:b/>
+              </w:rPr>
+              <w:t>「백업 내려받기」「백업 되살리기」</w:t>
+            </w:r>
+            <w:r>
+              <w:t xml:space="preserve"> — 이력·열 연결·표기 사전·탐지 기준·사진을 JSON 파일 하나로 받고, 다른 PC·브라우저에서 그대로 되살립니다. 사진이 브라우저 안에만 있으므로 PC 를 바꾸거나 브라우저 데이터를 지우기 전에 받아 두시면 됩니다</w:t>
+            </w:r>
+          </w:p>
+        </w:tc>
+      </w:tr>
+      <w:tr>
+        <w:tc>
+          <w:tcPr>
+            <w:tcW w:type="dxa" w:w="4320"/>
+          </w:tcPr>
+          <w:p>
+            <w:r/>
+            <w:r>
+              <w:t>DB 스크립트</w:t>
+            </w:r>
+          </w:p>
+        </w:tc>
+        <w:tc>
+          <w:tcPr>
+            <w:tcW w:type="dxa" w:w="4320"/>
+          </w:tcPr>
+          <w:p>
+            <w:r/>
+            <w:r>
+              <w:rPr>
+                <w:rFonts w:ascii="Consolas" w:hAnsi="Consolas"/>
+              </w:rPr>
+              <w:t>supabase/schema.sql</w:t>
+            </w:r>
+            <w:r>
+              <w:t xml:space="preserve"> 에 사진 정보 표 </w:t>
+            </w:r>
+            <w:r>
+              <w:rPr>
+                <w:rFonts w:ascii="Consolas" w:hAnsi="Consolas"/>
+              </w:rPr>
+              <w:t>defect_photo</w:t>
+            </w:r>
+            <w:r>
+              <w:t xml:space="preserve">(이력과 외래 키, 이력을 지우면 함께 지움)와 </w:t>
+            </w:r>
+            <w:r>
+              <w:rPr>
+                <w:b/>
+              </w:rPr>
+              <w:t>비공개 Storage 버킷 `defect-photos`</w:t>
+            </w:r>
+            <w:r>
+              <w:t>(본인 폴더만 올리기·보기·지우기, 5MB·JPEG/PNG/WebP) 추가</w:t>
+            </w:r>
+          </w:p>
+        </w:tc>
+      </w:tr>
+    </w:tbl>
+    <w:p>
+      <w:pPr>
+        <w:pStyle w:val="Heading2"/>
+      </w:pPr>
+      <w:r>
+        <w:t>13.3 그대로 못 한 것과 대안</w:t>
+      </w:r>
+    </w:p>
+    <w:p>
+      <w:pPr>
+        <w:pStyle w:val="ListBullet"/>
+      </w:pPr>
+      <w:r>
+        <w:rPr>
+          <w:b/>
+        </w:rPr>
+        <w:t>Excel 안에 사진 그림 넣기</w:t>
+      </w:r>
+      <w:r>
+        <w:t xml:space="preserve"> — 도구가 쓰는 Excel 라이브러리(SheetJS 무료판)는 셀에 그림을 넣지 못합니다. 대신 사진 수·파일 이름을 Excel 에 적고, 같은 이름의 사진을 ZIP 에 함께 담았습니다.</w:t>
+      </w:r>
+    </w:p>
+    <w:p>
+      <w:pPr>
+        <w:pStyle w:val="ListBullet"/>
+      </w:pPr>
+      <w:r>
+        <w:rPr>
+          <w:b/>
+        </w:rPr>
+        <w:t>HEIC 사진</w:t>
+      </w:r>
+      <w:r>
+        <w:t xml:space="preserve"> — 아이폰 사진(HEIC)은 사파리에서 고르면 JPG 로 바뀌어 들어가지만, PC 크롬·엣지에서는 읽지 못합니다. 그 경우 「읽지 못한 사진」으로 알려 드리니 JPG 로 바꿔 올려 주세요.</w:t>
+      </w:r>
+    </w:p>
+    <w:p>
+      <w:pPr>
+        <w:pStyle w:val="ListBullet"/>
+      </w:pPr>
+      <w:r>
+        <w:rPr>
+          <w:b/>
+        </w:rPr>
+        <w:t>여러 PC 에서 같은 사진 보기</w:t>
+      </w:r>
+      <w:r>
+        <w:t xml:space="preserve"> — 지금은 이 브라우저에만 저장됩니다(혼자 쓰신다는 12장 답). 옮길 때는 「백업」을 쓰고, 함께 쓰게 되면 13.2 의 DB 스크립트로 Supabase 에 올립니다.</w:t>
+      </w:r>
+    </w:p>
+    <w:p>
+      <w:pPr>
+        <w:pStyle w:val="Heading2"/>
+      </w:pPr>
+      <w:r>
+        <w:t>13.4 수강생이 물은 것</w:t>
+      </w:r>
+    </w:p>
+    <w:p>
+      <w:r>
+        <w:t>이번 댓글에는 질문이 없었습니다. 「반영이 끝나면 최종 확인 후 마무리」 하신다고 하여, 확인하실 순서를 적습니다.</w:t>
+      </w:r>
+    </w:p>
+    <w:p>
+      <w:pPr>
+        <w:pStyle w:val="ListNumber"/>
+      </w:pPr>
+      <w:r>
+        <w:t>https://aebonlee.github.io/data09-17/ 를 열고(이미 열려 있으면 새로 고침) 「품질 이력 → 건 추가」에서 사진을 붙여 저장합니다.</w:t>
+      </w:r>
+    </w:p>
+    <w:p>
+      <w:pPr>
+        <w:pStyle w:val="ListNumber"/>
+      </w:pPr>
+      <w:r>
+        <w:t xml:space="preserve">목록 맨 앞 </w:t>
+      </w:r>
+      <w:r>
+        <w:rPr>
+          <w:b/>
+        </w:rPr>
+        <w:t>사진</w:t>
+      </w:r>
+      <w:r>
+        <w:t xml:space="preserve"> 칸의 작은 그림을 눌러 크게 봅니다. 건을 다시 열어 돌리기·빼기를 해 봅니다.</w:t>
+      </w:r>
+    </w:p>
+    <w:p>
+      <w:pPr>
+        <w:pStyle w:val="ListNumber"/>
+      </w:pPr>
+      <w:r>
+        <w:t>「백업 내려받기」로 받아 두고, 필요하면 「Excel + 사진 ZIP」으로 보고서용 파일을 받습니다.</w:t>
+      </w:r>
+    </w:p>
+    <w:p>
+      <w:pPr>
+        <w:pStyle w:val="Heading2"/>
+      </w:pPr>
+      <w:r>
+        <w:t>13.5 남은 확인</w:t>
+      </w:r>
+    </w:p>
+    <w:p>
+      <w:pPr>
+        <w:pStyle w:val="ListNumber"/>
+      </w:pPr>
+      <w:r>
+        <w:t xml:space="preserve">사진 설명 말고 사진마다 </w:t>
+      </w:r>
+      <w:r>
+        <w:rPr>
+          <w:b/>
+        </w:rPr>
+        <w:t>구분</w:t>
+      </w:r>
+      <w:r>
+        <w:t>(불량 부위 / 전체 / 정상품 비교 등)을 고르고 싶으신지.</w:t>
+      </w:r>
+    </w:p>
+    <w:p>
+      <w:pPr>
+        <w:pStyle w:val="ListNumber"/>
+      </w:pPr>
+      <w:r>
+        <w:t>한 건에 20장 한도와 1280px 크기가 충분한지(확대해서 봐야 하는 미세 불량이면 더 크게 둘 수 있습니다).</w:t>
+      </w:r>
+    </w:p>
+    <w:p>
+      <w:pPr>
+        <w:pStyle w:val="Heading1"/>
+      </w:pPr>
+      <w:r>
+        <w:t>14. 2026-09-30 반영 — 최종 요청: 품질 이력 화면 위 「다음 단계」 안내 빼기</w:t>
+      </w:r>
+    </w:p>
+    <w:p>
+      <w:pPr>
+        <w:pStyle w:val="Heading2"/>
+      </w:pPr>
+      <w:r>
+        <w:t>14.1 요청 원문 (2026-09-30 11:08, 「최종 확인 부탁」 글 댓글)</w:t>
+      </w:r>
+    </w:p>
+    <w:p>
+      <w:pPr>
+        <w:pStyle w:val="Quote"/>
+      </w:pPr>
+      <w:r>
+        <w:t>품질이력에서 다음 단계로 가려면, 상단에 '다음 단계' 내용을 삭제 부탁드립니다.</w:t>
+      </w:r>
+    </w:p>
+    <w:p>
+      <w:pPr>
+        <w:pStyle w:val="Quote"/>
+      </w:pPr>
+      <w:r>
+        <w:t>해당 내용 반영 후 최종 마무리하도록 하겠습니다.</w:t>
+      </w:r>
+    </w:p>
+    <w:p>
+      <w:r>
+        <w:t xml:space="preserve">수강생이 이 요청을 </w:t>
+      </w:r>
+      <w:r>
+        <w:rPr>
+          <w:b/>
+        </w:rPr>
+        <w:t>마지막 요청</w:t>
+      </w:r>
+      <w:r>
+        <w:t>으로 적었습니다. 반영 뒤 최종 마무리합니다.</w:t>
+      </w:r>
+    </w:p>
+    <w:p>
+      <w:pPr>
+        <w:pStyle w:val="Heading2"/>
+      </w:pPr>
+      <w:r>
+        <w:t>14.2 도구에 반영한 것</w:t>
+      </w:r>
+    </w:p>
+    <w:p>
+      <w:pPr>
+        <w:pStyle w:val="ListBullet"/>
+      </w:pPr>
+      <w:r>
+        <w:t>「품질 이력」 화면 위에 늘 나오던 「다음 단계로 가려면」 안내 상자(할 일 3줄 + 「다음 단계 안내 보기」 버튼)를 뺐습니다. 이력이 있을 때(표 위)와 없을 때(「시작하기」 아래) 두 곳 모두입니다.</w:t>
+      </w:r>
+    </w:p>
+    <w:p>
+      <w:pPr>
+        <w:pStyle w:val="ListBullet"/>
+      </w:pPr>
+      <w:r>
+        <w:t>메뉴의 「다음 단계」 화면(체크 목록·10장 질문·요약 글 만들기)은 그대로 둡니다. 품질 이력 화면에는 나오지 않고, 메뉴에서 누를 때만 열립니다.</w:t>
+      </w:r>
+    </w:p>
+    <w:p>
+      <w:pPr>
+        <w:pStyle w:val="Heading2"/>
+      </w:pPr>
+      <w:r>
+        <w:t>14.3 13.5 남은 확인</w:t>
+      </w:r>
+    </w:p>
+    <w:p>
+      <w:r>
+        <w:t>사진 구분 고르기, 20장·1280px 충분 여부는 답 없이 마무리하셨습니다. 지금 기본값(사진마다 설명 한 줄, 한 건 20장, 긴 변 1280px)을 그대로 둡니다. 쓰시다가 필요하면 이 두 가지는 바로 바꿀 수 있습니다.</w:t>
+      </w:r>
+    </w:p>
+    <w:p>
+      <w:pPr>
+        <w:pStyle w:val="Heading1"/>
+      </w:pPr>
+      <w:r>
+        <w:t>15. 2026-09-30 반영 — 디자인 시안 적용 (왼쪽 메뉴 · 대시보드)</w:t>
+      </w:r>
+    </w:p>
+    <w:p>
+      <w:pPr>
+        <w:pStyle w:val="Heading2"/>
+      </w:pPr>
+      <w:r>
+        <w:t>15.1 요청 원문</w:t>
+      </w:r>
+    </w:p>
+    <w:p>
+      <w:pPr>
+        <w:pStyle w:val="Quote"/>
+      </w:pPr>
+      <w:r>
+        <w:t>첨부 디자인으로 적용 부탁드립니다.</w:t>
+      </w:r>
+    </w:p>
+    <w:p>
+      <w:r>
+        <w:t>첨부는 대시보드 시안 이미지 1장입니다. 제품 사진·품번이 들어 있어 리포에는 넣지 않고 구성만 옮겨 적었습니다(</w:t>
+      </w:r>
+      <w:r>
+        <w:rPr>
+          <w:rFonts w:ascii="Consolas" w:hAnsi="Consolas"/>
+        </w:rPr>
+        <w:t>docs/source/2026-09-30_패들릿_디자인요청.md</w:t>
+      </w:r>
+      <w:r>
+        <w:t>).</w:t>
+      </w:r>
+    </w:p>
+    <w:p>
+      <w:pPr>
+        <w:pStyle w:val="Heading2"/>
+      </w:pPr>
+      <w:r>
+        <w:t>15.2 도구에 반영한 것</w:t>
+      </w:r>
+    </w:p>
+    <w:tbl>
+      <w:tblPr>
+        <w:tblStyle w:val="TableGrid"/>
+        <w:tblW w:type="auto" w:w="0"/>
+        <w:tblLook w:firstColumn="1" w:firstRow="1" w:lastColumn="0" w:lastRow="0" w:noHBand="0" w:noVBand="1" w:val="04A0"/>
+      </w:tblPr>
+      <w:tblGrid>
+        <w:gridCol w:w="4320"/>
+        <w:gridCol w:w="4320"/>
+      </w:tblGrid>
+      <w:tr>
+        <w:tc>
+          <w:tcPr>
+            <w:tcW w:type="dxa" w:w="4320"/>
+          </w:tcPr>
+          <w:p>
+            <w:r>
+              <w:rPr>
+                <w:b/>
+              </w:rPr>
+            </w:r>
+            <w:r>
+              <w:rPr>
+                <w:b/>
+              </w:rPr>
+              <w:t>시안</w:t>
+            </w:r>
+          </w:p>
+        </w:tc>
+        <w:tc>
+          <w:tcPr>
+            <w:tcW w:type="dxa" w:w="4320"/>
+          </w:tcPr>
+          <w:p>
+            <w:r>
+              <w:rPr>
+                <w:b/>
+              </w:rPr>
+            </w:r>
+            <w:r>
+              <w:rPr>
+                <w:b/>
+              </w:rPr>
+              <w:t>반영</w:t>
+            </w:r>
+          </w:p>
+        </w:tc>
+      </w:tr>
+      <w:tr>
+        <w:tc>
+          <w:tcPr>
+            <w:tcW w:type="dxa" w:w="4320"/>
+          </w:tcPr>
+          <w:p>
+            <w:r/>
+            <w:r>
+              <w:t>왼쪽 메뉴·회사 이름</w:t>
+            </w:r>
+          </w:p>
+        </w:tc>
+        <w:tc>
+          <w:tcPr>
+            <w:tcW w:type="dxa" w:w="4320"/>
+          </w:tcPr>
+          <w:p>
+            <w:r/>
+            <w:r>
+              <w:t>짙은 남색 왼쪽 메뉴, 「CHUNIL TECHWIN」(기획서 1쪽 소속 천일테크윈). 로고는 시안 모양을 본뜬 도형(실제 회사 로고 파일이 아님)</w:t>
+            </w:r>
+          </w:p>
+        </w:tc>
+      </w:tr>
+      <w:tr>
+        <w:tc>
+          <w:tcPr>
+            <w:tcW w:type="dxa" w:w="4320"/>
+          </w:tcPr>
+          <w:p>
+            <w:r/>
+            <w:r>
+              <w:t>메뉴 6개</w:t>
+            </w:r>
+          </w:p>
+        </w:tc>
+        <w:tc>
+          <w:tcPr>
+            <w:tcW w:type="dxa" w:w="4320"/>
+          </w:tcPr>
+          <w:p>
+            <w:r/>
+            <w:r>
+              <w:t>대시보드(새 화면, 처음 화면) · 품질이력(</w:t>
+            </w:r>
+            <w:r>
+              <w:rPr>
+                <w:rFonts w:ascii="Consolas" w:hAnsi="Consolas"/>
+              </w:rPr>
+              <w:t>#/list</w:t>
+            </w:r>
+            <w:r>
+              <w:t>) · 유사불량 검색(</w:t>
+            </w:r>
+            <w:r>
+              <w:rPr>
+                <w:rFonts w:ascii="Consolas" w:hAnsi="Consolas"/>
+              </w:rPr>
+              <w:t>#/search</w:t>
+            </w:r>
+            <w:r>
+              <w:t>) · 반복불량 분석(</w:t>
+            </w:r>
+            <w:r>
+              <w:rPr>
+                <w:rFonts w:ascii="Consolas" w:hAnsi="Consolas"/>
+              </w:rPr>
+              <w:t>#/repeat</w:t>
+            </w:r>
+            <w:r>
+              <w:t>) · 대책서 작성(</w:t>
+            </w:r>
+            <w:r>
+              <w:rPr>
+                <w:rFonts w:ascii="Consolas" w:hAnsi="Consolas"/>
+              </w:rPr>
+              <w:t>#/draft</w:t>
+            </w:r>
+            <w:r>
+              <w:t>) · 월간현황(</w:t>
+            </w:r>
+            <w:r>
+              <w:rPr>
+                <w:rFonts w:ascii="Consolas" w:hAnsi="Consolas"/>
+              </w:rPr>
+              <w:t>#/monthly</w:t>
+            </w:r>
+            <w:r>
+              <w:t>)</w:t>
+            </w:r>
+          </w:p>
+        </w:tc>
+      </w:tr>
+      <w:tr>
+        <w:tc>
+          <w:tcPr>
+            <w:tcW w:type="dxa" w:w="4320"/>
+          </w:tcPr>
+          <w:p>
+            <w:r/>
+            <w:r>
+              <w:t>시안에 없는 메뉴</w:t>
+            </w:r>
+          </w:p>
+        </w:tc>
+        <w:tc>
+          <w:tcPr>
+            <w:tcW w:type="dxa" w:w="4320"/>
+          </w:tcPr>
+          <w:p>
+            <w:r/>
+            <w:r>
+              <w:t>「표기 정리」「다음 단계」는 기능을 지우지 않고 구분선 아래 작은 메뉴로 둠</w:t>
+            </w:r>
+          </w:p>
+        </w:tc>
+      </w:tr>
+      <w:tr>
+        <w:tc>
+          <w:tcPr>
+            <w:tcW w:type="dxa" w:w="4320"/>
+          </w:tcPr>
+          <w:p>
+            <w:r/>
+            <w:r>
+              <w:t>설정</w:t>
+            </w:r>
+          </w:p>
+        </w:tc>
+        <w:tc>
+          <w:tcPr>
+            <w:tcW w:type="dxa" w:w="4320"/>
+          </w:tcPr>
+          <w:p>
+            <w:r/>
+            <w:r>
+              <w:t>새로 만든 기능은 없고, 흩어져 있던 기준(반복·다발 기준 · 유사 검색 점수 · 표기 사전 · 열 연결)의 지금 값과 바꾸는 곳, 데이터 관리(불러오기·백업·내보내기·전체 삭제)를 한 화면에 모음</w:t>
+            </w:r>
+          </w:p>
+        </w:tc>
+      </w:tr>
+      <w:tr>
+        <w:tc>
+          <w:tcPr>
+            <w:tcW w:type="dxa" w:w="4320"/>
+          </w:tcPr>
+          <w:p>
+            <w:r/>
+            <w:r>
+              <w:t>위 머리</w:t>
+            </w:r>
+          </w:p>
+        </w:tc>
+        <w:tc>
+          <w:tcPr>
+            <w:tcW w:type="dxa" w:w="4320"/>
+          </w:tcPr>
+          <w:p>
+            <w:r/>
+            <w:r>
+              <w:t>도구 이름 두 줄, 「품질팀」「관리자」 표시, 오늘 날짜·시각. 로그인은 없으므로 「관리자」는 표시만</w:t>
+            </w:r>
+          </w:p>
+        </w:tc>
+      </w:tr>
+      <w:tr>
+        <w:tc>
+          <w:tcPr>
+            <w:tcW w:type="dxa" w:w="4320"/>
+          </w:tcPr>
+          <w:p>
+            <w:r/>
+            <w:r>
+              <w:t>인사 띠</w:t>
+            </w:r>
+          </w:p>
+        </w:tc>
+        <w:tc>
+          <w:tcPr>
+            <w:tcW w:type="dxa" w:w="4320"/>
+          </w:tcPr>
+          <w:p>
+            <w:r/>
+            <w:r>
+              <w:t>「안녕하세요, 품질팀입니다.」, 달 고르기(이력이 있는 달만). 사진 대신 남색 그라데이션 + 도형(원·꺾은선) — 외부 이미지를 쓰지 않음</w:t>
+            </w:r>
+          </w:p>
+        </w:tc>
+      </w:tr>
+      <w:tr>
+        <w:tc>
+          <w:tcPr>
+            <w:tcW w:type="dxa" w:w="4320"/>
+          </w:tcPr>
+          <w:p>
+            <w:r/>
+            <w:r>
+              <w:t>지표 4개</w:t>
+            </w:r>
+          </w:p>
+        </w:tc>
+        <w:tc>
+          <w:tcPr>
+            <w:tcW w:type="dxa" w:w="4320"/>
+          </w:tcPr>
+          <w:p>
+            <w:r/>
+            <w:r>
+              <w:t xml:space="preserve">고른 달과 전월을 이력에서 계산: </w:t>
+            </w:r>
+            <w:r>
+              <w:rPr>
+                <w:b/>
+              </w:rPr>
+              <w:t>총 불량건수</w:t>
+            </w:r>
+            <w:r>
+              <w:t xml:space="preserve"> · </w:t>
+            </w:r>
+            <w:r>
+              <w:rPr>
+                <w:b/>
+              </w:rPr>
+              <w:t>불량수량</w:t>
+            </w:r>
+            <w:r>
+              <w:t xml:space="preserve">(시안의 불량률 자리) · </w:t>
+            </w:r>
+            <w:r>
+              <w:rPr>
+                <w:b/>
+              </w:rPr>
+              <w:t>반복불량 건수</w:t>
+            </w:r>
+            <w:r>
+              <w:t xml:space="preserve">(그달 건 중 지금 반복·다발 기준에 걸린 건) · </w:t>
+            </w:r>
+            <w:r>
+              <w:rPr>
+                <w:b/>
+              </w:rPr>
+              <w:t>개선완료 건수</w:t>
+            </w:r>
+            <w:r>
+              <w:t>(진행상태 = 완료·O·종결 등). 전월 대비 ▲▼·차이·비율</w:t>
+            </w:r>
+          </w:p>
+        </w:tc>
+      </w:tr>
+      <w:tr>
+        <w:tc>
+          <w:tcPr>
+            <w:tcW w:type="dxa" w:w="4320"/>
+          </w:tcPr>
+          <w:p>
+            <w:r/>
+            <w:r>
+              <w:t>도넛</w:t>
+            </w:r>
+          </w:p>
+        </w:tc>
+        <w:tc>
+          <w:tcPr>
+            <w:tcW w:type="dxa" w:w="4320"/>
+          </w:tcPr>
+          <w:p>
+            <w:r/>
+            <w:r>
+              <w:t>그달 불량유형별(표기 정리 적용), 6가지가 넘으면 상위 5 + 기타, 범례에 건수·비율</w:t>
+            </w:r>
+          </w:p>
+        </w:tc>
+      </w:tr>
+      <w:tr>
+        <w:tc>
+          <w:tcPr>
+            <w:tcW w:type="dxa" w:w="4320"/>
+          </w:tcPr>
+          <w:p>
+            <w:r/>
+            <w:r>
+              <w:t>품번 Top 5</w:t>
+            </w:r>
+          </w:p>
+        </w:tc>
+        <w:tc>
+          <w:tcPr>
+            <w:tcW w:type="dxa" w:w="4320"/>
+          </w:tcPr>
+          <w:p>
+            <w:r/>
+            <w:r>
+              <w:t>그달 품번별 건수 막대</w:t>
+            </w:r>
+          </w:p>
+        </w:tc>
+      </w:tr>
+      <w:tr>
+        <w:tc>
+          <w:tcPr>
+            <w:tcW w:type="dxa" w:w="4320"/>
+          </w:tcPr>
+          <w:p>
+            <w:r/>
+            <w:r>
+              <w:t>최근 7일</w:t>
+            </w:r>
+          </w:p>
+        </w:tc>
+        <w:tc>
+          <w:tcPr>
+            <w:tcW w:type="dxa" w:w="4320"/>
+          </w:tcPr>
+          <w:p>
+            <w:r/>
+            <w:r>
+              <w:t>그달 마지막 발생일까지 7일, 막대 = 건수, 날마다 수량을 숫자로</w:t>
+            </w:r>
+          </w:p>
+        </w:tc>
+      </w:tr>
+      <w:tr>
+        <w:tc>
+          <w:tcPr>
+            <w:tcW w:type="dxa" w:w="4320"/>
+          </w:tcPr>
+          <w:p>
+            <w:r/>
+            <w:r>
+              <w:t>최근 품질이슈</w:t>
+            </w:r>
+          </w:p>
+        </w:tc>
+        <w:tc>
+          <w:tcPr>
+            <w:tcW w:type="dxa" w:w="4320"/>
+          </w:tcPr>
+          <w:p>
+            <w:r/>
+            <w:r>
+              <w:t>고른 달 끝까지의 최신 5건, 상태 = 완료 / 조치중 / 미입력. 줄을 누르면 그 건 창</w:t>
+            </w:r>
+          </w:p>
+        </w:tc>
+      </w:tr>
+      <w:tr>
+        <w:tc>
+          <w:tcPr>
+            <w:tcW w:type="dxa" w:w="4320"/>
+          </w:tcPr>
+          <w:p>
+            <w:r/>
+            <w:r>
+              <w:t>반복불량 TOP 5</w:t>
+            </w:r>
+          </w:p>
+        </w:tc>
+        <w:tc>
+          <w:tcPr>
+            <w:tcW w:type="dxa" w:w="4320"/>
+          </w:tcPr>
+          <w:p>
+            <w:r/>
+            <w:r>
+              <w:t>지금 기준으로 탐지한 묶음(품번 또는 불량유형)을 건수 순으로(전체 기간)</w:t>
+            </w:r>
+          </w:p>
+        </w:tc>
+      </w:tr>
+      <w:tr>
+        <w:tc>
+          <w:tcPr>
+            <w:tcW w:type="dxa" w:w="4320"/>
+          </w:tcPr>
+          <w:p>
+            <w:r/>
+            <w:r>
+              <w:t>대책서 작성 예시</w:t>
+            </w:r>
+          </w:p>
+        </w:tc>
+        <w:tc>
+          <w:tcPr>
+            <w:tcW w:type="dxa" w:w="4320"/>
+          </w:tcPr>
+          <w:p>
+            <w:r/>
+            <w:r>
+              <w:t>개선대책·재발방지대책이 적힌 최근 건. 사진이 붙어 있으면 그 사진, 없으면 「사진 없음」. 「대책서 보기」 = 그 건 창</w:t>
+            </w:r>
+          </w:p>
+        </w:tc>
+      </w:tr>
+      <w:tr>
+        <w:tc>
+          <w:tcPr>
+            <w:tcW w:type="dxa" w:w="4320"/>
+          </w:tcPr>
+          <w:p>
+            <w:r/>
+            <w:r>
+              <w:t>AI 안내</w:t>
+            </w:r>
+          </w:p>
+        </w:tc>
+        <w:tc>
+          <w:tcPr>
+            <w:tcW w:type="dxa" w:w="4320"/>
+          </w:tcPr>
+          <w:p>
+            <w:r/>
+            <w:r>
+              <w:t>도구가 실제로 하는 네 가지(대책서 초안 프롬프트·답변 나누기, 유사 검색, 대책 초안, 반복 탐지 — 알림은 2단계)로 문구를 맞추고 각 화면으로 연결</w:t>
+            </w:r>
+          </w:p>
+        </w:tc>
+      </w:tr>
+      <w:tr>
+        <w:tc>
+          <w:tcPr>
+            <w:tcW w:type="dxa" w:w="4320"/>
+          </w:tcPr>
+          <w:p>
+            <w:r/>
+            <w:r>
+              <w:t>좁은 화면</w:t>
+            </w:r>
+          </w:p>
+        </w:tc>
+        <w:tc>
+          <w:tcPr>
+            <w:tcW w:type="dxa" w:w="4320"/>
+          </w:tcPr>
+          <w:p>
+            <w:r/>
+            <w:r>
+              <w:t>1024px 아래는 왼쪽 메뉴를 「메뉴」 단추로 여닫음. 지표 4 → 2 → 1열, 차트 3 → 2 → 1열</w:t>
+            </w:r>
+          </w:p>
+        </w:tc>
+      </w:tr>
+    </w:tbl>
+    <w:p>
+      <w:pPr>
+        <w:pStyle w:val="Heading2"/>
+      </w:pPr>
+      <w:r>
+        <w:t>15.3 시안과 다르게 한 것과 이유</w:t>
+      </w:r>
+    </w:p>
+    <w:p>
+      <w:pPr>
+        <w:pStyle w:val="ListBullet"/>
+      </w:pPr>
+      <w:r>
+        <w:rPr>
+          <w:b/>
+        </w:rPr>
+        <w:t>불량률 → 불량수량.</w:t>
+      </w:r>
+      <w:r>
+        <w:t xml:space="preserve"> 불량률은 생산수량(분모)이 있어야 하는데 이력에 없고, KPI 는 만들지 않기로 했습니다(12장). 지표 카드에 그렇게 적었습니다. 생산수량 자료가 생기면 불량률로 바꿀 수 있습니다.</w:t>
+      </w:r>
+    </w:p>
+    <w:p>
+      <w:pPr>
+        <w:pStyle w:val="ListBullet"/>
+      </w:pPr>
+      <w:r>
+        <w:rPr>
+          <w:b/>
+        </w:rPr>
+        <w:t>최근 7일 차트의 꺾은선(불량률) 뺌.</w:t>
+      </w:r>
+      <w:r>
+        <w:t xml:space="preserve"> 같은 이유에 더해, 건수와 비율을 한 차트에 두 눈금으로 겹치면 읽는 사람이 헷갈립니다. 수량은 막대 아래 숫자로 적었습니다.</w:t>
+      </w:r>
+    </w:p>
+    <w:p>
+      <w:pPr>
+        <w:pStyle w:val="ListBullet"/>
+      </w:pPr>
+      <w:r>
+        <w:rPr>
+          <w:b/>
+        </w:rPr>
+        <w:t>인사 띠 사진 → 도형.</w:t>
+      </w:r>
+      <w:r>
+        <w:t xml:space="preserve"> 외부 사진을 쓰지 않고 CSS·SVG 로 그렸습니다. 회사 사진을 넣고 싶으시면 파일을 주시면 바꿉니다.</w:t>
+      </w:r>
+    </w:p>
+    <w:p>
+      <w:pPr>
+        <w:pStyle w:val="ListBullet"/>
+      </w:pPr>
+      <w:r>
+        <w:rPr>
+          <w:b/>
+        </w:rPr>
+        <w:t>예시 데이터에 진행상태 추가.</w:t>
+      </w:r>
+      <w:r>
+        <w:t xml:space="preserve"> 예시(가상) 이력에 진행상태가 없어 개선완료가 0 이 되어, 9월 10일까지는 「완료」, 그 뒤는 「진행중」으로 넣었습니다. 실제 이력은 「완료여부」 열 값을 그대로 씁니다.</w:t>
+      </w:r>
+    </w:p>
+    <w:p>
+      <w:pPr>
+        <w:pStyle w:val="Heading2"/>
+      </w:pPr>
+      <w:r>
+        <w:t>15.4 남은 확인</w:t>
+      </w:r>
+    </w:p>
+    <w:p>
+      <w:pPr>
+        <w:pStyle w:val="ListNumber"/>
+      </w:pPr>
+      <w:r>
+        <w:t>「CHUNIL TECHWIN」 표기와 로고 모양 — 실제 로고 파일을 쓰고 싶으시면 보내 주세요.</w:t>
+      </w:r>
+    </w:p>
+    <w:p>
+      <w:pPr>
+        <w:pStyle w:val="ListNumber"/>
+      </w:pPr>
+      <w:r>
+        <w:t>「반복불량 건수」를 그달 건 수로 셀지, 반복 묶음 수로 셀지.</w:t>
+      </w:r>
+    </w:p>
+    <w:p>
+      <w:pPr>
+        <w:pStyle w:val="Heading1"/>
+      </w:pPr>
+      <w:r>
         <w:t>부록. 제출 원문 요약</w:t>
       </w:r>
     </w:p>
@@ -3015,7 +5569,6 @@
         <w:tc>
           <w:tcPr>
             <w:tcW w:type="dxa" w:w="2880"/>
-            <w:shd w:val="clear" w:color="auto" w:fill="E8EEF6"/>
           </w:tcPr>
           <w:p>
             <w:r>
@@ -3025,9 +5578,7 @@
             </w:r>
             <w:r>
               <w:rPr>
-                <w:rFonts w:ascii="맑은 고딕" w:hAnsi="맑은 고딕" w:eastAsia="맑은 고딕"/>
                 <w:b/>
-                <w:sz w:val="19"/>
               </w:rPr>
               <w:t>출처</w:t>
             </w:r>
@@ -3036,7 +5587,6 @@
         <w:tc>
           <w:tcPr>
             <w:tcW w:type="dxa" w:w="2880"/>
-            <w:shd w:val="clear" w:color="auto" w:fill="E8EEF6"/>
           </w:tcPr>
           <w:p>
             <w:r>
@@ -3046,9 +5596,7 @@
             </w:r>
             <w:r>
               <w:rPr>
-                <w:rFonts w:ascii="맑은 고딕" w:hAnsi="맑은 고딕" w:eastAsia="맑은 고딕"/>
                 <w:b/>
-                <w:sz w:val="19"/>
               </w:rPr>
               <w:t>파일·게시물</w:t>
             </w:r>
@@ -3057,7 +5605,6 @@
         <w:tc>
           <w:tcPr>
             <w:tcW w:type="dxa" w:w="2880"/>
-            <w:shd w:val="clear" w:color="auto" w:fill="E8EEF6"/>
           </w:tcPr>
           <w:p>
             <w:r>
@@ -3067,9 +5614,7 @@
             </w:r>
             <w:r>
               <w:rPr>
-                <w:rFonts w:ascii="맑은 고딕" w:hAnsi="맑은 고딕" w:eastAsia="맑은 고딕"/>
                 <w:b/>
-                <w:sz w:val="19"/>
               </w:rPr>
               <w:t>내용</w:t>
             </w:r>
@@ -3084,10 +5629,6 @@
           <w:p>
             <w:r/>
             <w:r>
-              <w:rPr>
-                <w:rFonts w:ascii="맑은 고딕" w:hAnsi="맑은 고딕" w:eastAsia="맑은 고딕"/>
-                <w:sz w:val="19"/>
-              </w:rPr>
               <w:t>패들릿 게시물 1 (2026-09-28T08:24)</w:t>
             </w:r>
           </w:p>
@@ -3099,16 +5640,11 @@
           <w:p>
             <w:r/>
             <w:r>
+              <w:t xml:space="preserve">「AI 기반 품질불량 자동 분석 시스템」 — </w:t>
+            </w:r>
+            <w:r>
               <w:rPr>
-                <w:rFonts w:ascii="맑은 고딕" w:hAnsi="맑은 고딕" w:eastAsia="맑은 고딕"/>
-                <w:sz w:val="19"/>
-              </w:rPr>
-              <w:t xml:space="preserve">「AI 기반 품질불량 자동 분석 시스템」 — </w:t>
-            </w:r>
-            <w:r>
-              <w:rPr>
-                <w:rFonts w:ascii="Consolas" w:hAnsi="Consolas" w:eastAsia="맑은 고딕"/>
-                <w:sz w:val="18"/>
+                <w:rFonts w:ascii="Consolas" w:hAnsi="Consolas"/>
               </w:rPr>
               <w:t>기획_원문.md</w:t>
             </w:r>
@@ -3121,37 +5657,23 @@
           <w:p>
             <w:r/>
             <w:r>
-              <w:rPr>
-                <w:rFonts w:ascii="맑은 고딕" w:hAnsi="맑은 고딕" w:eastAsia="맑은 고딕"/>
-                <w:sz w:val="19"/>
-              </w:rPr>
               <w:t>직무·소속(품질팀 / 천일테크윈), 현안(불량현상·원인·대책 수작업 작성, 유사 불량 이력 검색 시간 소요), 보유 데이터(품질불량 이력, 불량 현상·사진, 개선대책서·재발방지대책, 고객사 대응자료, 품질 Excel 관리자료), 기대 산출물 9종(자동 분류·분석, 사진 기반 현상 작성, 원인 분석, 유사 사례 검색, 대책 작성 지원, 반복·다발 탐지·알림, 품번/유형/원인별 이력 관리, 월간 현황·KPI 보고서, 대응 업무 자동화)</w:t>
             </w:r>
           </w:p>
         </w:tc>
       </w:tr>
     </w:tbl>
-    <w:p/>
     <w:p>
       <w:r>
-        <w:rPr>
-          <w:rFonts w:ascii="맑은 고딕" w:hAnsi="맑은 고딕" w:eastAsia="맑은 고딕"/>
-          <w:sz w:val="21"/>
-        </w:rPr>
         <w:t>첨부 파일은 제출되지 않았습니다(</w:t>
       </w:r>
       <w:r>
         <w:rPr>
-          <w:rFonts w:ascii="Consolas" w:hAnsi="Consolas" w:eastAsia="맑은 고딕"/>
-          <w:sz w:val="20"/>
+          <w:rFonts w:ascii="Consolas" w:hAnsi="Consolas"/>
         </w:rPr>
         <w:t>attachments.json</w:t>
       </w:r>
       <w:r>
-        <w:rPr>
-          <w:rFonts w:ascii="맑은 고딕" w:hAnsi="맑은 고딕" w:eastAsia="맑은 고딕"/>
-          <w:sz w:val="21"/>
-        </w:rPr>
         <w:t xml:space="preserve"> 비어 있음).</w:t>
       </w:r>
     </w:p>
@@ -3529,8 +6051,8 @@
     <w:qFormat/>
     <w:rsid w:val="00FC693F"/>
     <w:rPr>
-      <w:rFonts w:ascii="맑은 고딕" w:hAnsi="맑은 고딕" w:eastAsia="맑은 고딕"/>
-      <w:sz w:val="21"/>
+      <w:rFonts w:ascii="Malgun Gothic" w:hAnsi="Malgun Gothic" w:eastAsia="Malgun Gothic"/>
+      <w:sz w:val="20"/>
     </w:rPr>
   </w:style>
   <w:style w:type="paragraph" w:styleId="Header">
